--- a/inst/report/Draft_SI_Etat_conditions_nourriceries_estuariennes.docx
+++ b/inst/report/Draft_SI_Etat_conditions_nourriceries_estuariennes.docx
@@ -7,31 +7,36 @@
         <w:pStyle w:val="Titre1"/>
         <w:numPr>
           <w:ilvl w:val="0"/>
-          <w:numId w:val="3"/>
+          <w:numId w:val="5"/>
         </w:numPr>
-        <w:rPr>
-          <w:lang w:val="en-US"/>
-        </w:rPr>
-      </w:pPr>
-      <w:r>
-        <w:rPr>
-          <w:lang w:val="en-US"/>
-        </w:rPr>
-        <w:t>Dioxins and dioxin-like c</w:t>
-      </w:r>
-      <w:r>
-        <w:rPr>
-          <w:lang w:val="en-US"/>
-        </w:rPr>
-        <w:t>omparison to European threshold</w:t>
+      </w:pPr>
+      <w:r>
+        <w:t>Contamination</w:t>
       </w:r>
     </w:p>
     <w:p>
       <w:pPr>
-        <w:rPr>
-          <w:lang w:val="en-US"/>
-        </w:rPr>
-      </w:pPr>
+        <w:pStyle w:val="Titre2"/>
+        <w:numPr>
+          <w:ilvl w:val="1"/>
+          <w:numId w:val="5"/>
+        </w:numPr>
+        <w:rPr>
+          <w:lang w:val="en-US"/>
+        </w:rPr>
+      </w:pPr>
+      <w:r>
+        <w:rPr>
+          <w:lang w:val="en-US"/>
+        </w:rPr>
+        <w:t>Dioxins and dioxin-like c</w:t>
+      </w:r>
+      <w:r>
+        <w:rPr>
+          <w:lang w:val="en-US"/>
+        </w:rPr>
+        <w:t>omparison to European threshold</w:t>
+      </w:r>
     </w:p>
     <w:p>
       <w:pPr>
@@ -170,13 +175,7 @@
         <w:rPr>
           <w:lang w:val="en-US"/>
         </w:rPr>
-        <w:t xml:space="preserve">The threshold </w:t>
-      </w:r>
-      <w:r>
-        <w:rPr>
-          <w:lang w:val="en-US"/>
-        </w:rPr>
-        <w:t xml:space="preserve">of </w:t>
+        <w:t xml:space="preserve">The threshold of </w:t>
       </w:r>
       <w:r>
         <w:rPr>
@@ -224,13 +223,7 @@
         <w:rPr>
           <w:lang w:val="en-US"/>
         </w:rPr>
-        <w:t xml:space="preserve">. Values are given </w:t>
-      </w:r>
-      <w:r>
-        <w:rPr>
-          <w:lang w:val="en-US"/>
-        </w:rPr>
-        <w:t xml:space="preserve">in </w:t>
+        <w:t xml:space="preserve">. Values are given in </w:t>
       </w:r>
       <w:r>
         <w:rPr>
@@ -901,15 +894,8 @@
             <w:pPr>
               <w:pStyle w:val="Sansinterligne"/>
             </w:pPr>
-            <w:proofErr w:type="spellStart"/>
-            <w:proofErr w:type="gramStart"/>
-            <w:r>
-              <w:t>octachlorodibenzo</w:t>
-            </w:r>
-            <w:proofErr w:type="spellEnd"/>
-            <w:proofErr w:type="gramEnd"/>
-            <w:r>
-              <w:t>-p-dioxine</w:t>
+            <w:r>
+              <w:t>octachlorodibenzo-p-dioxine</w:t>
             </w:r>
           </w:p>
         </w:tc>
@@ -1648,13 +1634,9 @@
             <w:pPr>
               <w:pStyle w:val="Sansinterligne"/>
             </w:pPr>
-            <w:proofErr w:type="spellStart"/>
-            <w:proofErr w:type="gramStart"/>
             <w:r>
               <w:t>octachlorodibenzofuranne</w:t>
             </w:r>
-            <w:proofErr w:type="spellEnd"/>
-            <w:proofErr w:type="gramEnd"/>
           </w:p>
         </w:tc>
         <w:tc>
@@ -2593,6 +2575,3879 @@
         </w:tc>
       </w:tr>
     </w:tbl>
+    <w:p>
+      <w:pPr>
+        <w:rPr>
+          <w:lang w:val="en-US"/>
+        </w:rPr>
+      </w:pPr>
+    </w:p>
+    <w:p>
+      <w:pPr>
+        <w:pStyle w:val="Titre2"/>
+        <w:numPr>
+          <w:ilvl w:val="1"/>
+          <w:numId w:val="5"/>
+        </w:numPr>
+        <w:rPr>
+          <w:lang w:val="en-US"/>
+        </w:rPr>
+      </w:pPr>
+      <w:r>
+        <w:rPr>
+          <w:lang w:val="en-US"/>
+        </w:rPr>
+        <w:lastRenderedPageBreak/>
+        <w:t>Historical contamination trends</w:t>
+      </w:r>
+    </w:p>
+    <w:p>
+      <w:pPr>
+        <w:pStyle w:val="Titre3"/>
+        <w:numPr>
+          <w:ilvl w:val="2"/>
+          <w:numId w:val="5"/>
+        </w:numPr>
+        <w:rPr>
+          <w:lang w:val="en-US"/>
+        </w:rPr>
+      </w:pPr>
+      <w:r>
+        <w:rPr>
+          <w:lang w:val="en-US"/>
+        </w:rPr>
+        <w:t>M</w:t>
+      </w:r>
+      <w:r>
+        <w:rPr>
+          <w:lang w:val="en-US"/>
+        </w:rPr>
+        <w:t>etals</w:t>
+      </w:r>
+    </w:p>
+    <w:tbl>
+      <w:tblPr>
+        <w:tblStyle w:val="Grilledutableau"/>
+        <w:tblW w:w="0" w:type="auto"/>
+        <w:tblBorders>
+          <w:top w:val="none" w:sz="0" w:space="0" w:color="auto"/>
+          <w:left w:val="none" w:sz="0" w:space="0" w:color="auto"/>
+          <w:bottom w:val="none" w:sz="0" w:space="0" w:color="auto"/>
+          <w:right w:val="none" w:sz="0" w:space="0" w:color="auto"/>
+          <w:insideH w:val="none" w:sz="0" w:space="0" w:color="auto"/>
+          <w:insideV w:val="none" w:sz="0" w:space="0" w:color="auto"/>
+        </w:tblBorders>
+        <w:tblLook w:val="04A0" w:firstRow="1" w:lastRow="0" w:firstColumn="1" w:lastColumn="0" w:noHBand="0" w:noVBand="1"/>
+      </w:tblPr>
+      <w:tblGrid>
+        <w:gridCol w:w="4521"/>
+        <w:gridCol w:w="4551"/>
+      </w:tblGrid>
+      <w:tr>
+        <w:trPr>
+          <w:trHeight w:val="3345"/>
+        </w:trPr>
+        <w:tc>
+          <w:tcPr>
+            <w:tcW w:w="5228" w:type="dxa"/>
+          </w:tcPr>
+          <w:p>
+            <w:pPr>
+              <w:rPr>
+                <w:lang w:val="en-US"/>
+              </w:rPr>
+            </w:pPr>
+            <w:r>
+              <w:rPr>
+                <w:noProof/>
+                <w:lang w:val="en-US"/>
+              </w:rPr>
+              <w:drawing>
+                <wp:inline distT="0" distB="0" distL="0" distR="0" wp14:anchorId="7AE08AD7" wp14:editId="133B4601">
+                  <wp:extent cx="2735165" cy="2186280"/>
+                  <wp:effectExtent l="0" t="0" r="8255" b="5080"/>
+                  <wp:docPr id="51" name="Image 51"/>
+                  <wp:cNvGraphicFramePr>
+                    <a:graphicFrameLocks xmlns:a="http://schemas.openxmlformats.org/drawingml/2006/main" noChangeAspect="1"/>
+                  </wp:cNvGraphicFramePr>
+                  <a:graphic xmlns:a="http://schemas.openxmlformats.org/drawingml/2006/main">
+                    <a:graphicData uri="http://schemas.openxmlformats.org/drawingml/2006/picture">
+                      <pic:pic xmlns:pic="http://schemas.openxmlformats.org/drawingml/2006/picture">
+                        <pic:nvPicPr>
+                          <pic:cNvPr id="51" name="Image 51"/>
+                          <pic:cNvPicPr/>
+                        </pic:nvPicPr>
+                        <pic:blipFill>
+                          <a:blip r:embed="rId6" cstate="print">
+                            <a:extLst>
+                              <a:ext uri="{28A0092B-C50C-407E-A947-70E740481C1C}">
+                                <a14:useLocalDpi xmlns:a14="http://schemas.microsoft.com/office/drawing/2010/main" val="0"/>
+                              </a:ext>
+                            </a:extLst>
+                          </a:blip>
+                          <a:stretch>
+                            <a:fillRect/>
+                          </a:stretch>
+                        </pic:blipFill>
+                        <pic:spPr>
+                          <a:xfrm>
+                            <a:off x="0" y="0"/>
+                            <a:ext cx="2735165" cy="2186280"/>
+                          </a:xfrm>
+                          <a:prstGeom prst="rect">
+                            <a:avLst/>
+                          </a:prstGeom>
+                        </pic:spPr>
+                      </pic:pic>
+                    </a:graphicData>
+                  </a:graphic>
+                </wp:inline>
+              </w:drawing>
+            </w:r>
+          </w:p>
+        </w:tc>
+        <w:tc>
+          <w:tcPr>
+            <w:tcW w:w="5228" w:type="dxa"/>
+          </w:tcPr>
+          <w:p>
+            <w:pPr>
+              <w:pStyle w:val="NormalWeb"/>
+            </w:pPr>
+            <w:r>
+              <w:rPr>
+                <w:noProof/>
+              </w:rPr>
+              <w:drawing>
+                <wp:inline distT="0" distB="0" distL="0" distR="0" wp14:anchorId="63F95D6B" wp14:editId="7081AF87">
+                  <wp:extent cx="2739271" cy="2189561"/>
+                  <wp:effectExtent l="0" t="0" r="4445" b="1270"/>
+                  <wp:docPr id="50" name="Image 50"/>
+                  <wp:cNvGraphicFramePr>
+                    <a:graphicFrameLocks xmlns:a="http://schemas.openxmlformats.org/drawingml/2006/main" noChangeAspect="1"/>
+                  </wp:cNvGraphicFramePr>
+                  <a:graphic xmlns:a="http://schemas.openxmlformats.org/drawingml/2006/main">
+                    <a:graphicData uri="http://schemas.openxmlformats.org/drawingml/2006/picture">
+                      <pic:pic xmlns:pic="http://schemas.openxmlformats.org/drawingml/2006/picture">
+                        <pic:nvPicPr>
+                          <pic:cNvPr id="50" name="Image 50"/>
+                          <pic:cNvPicPr>
+                            <a:picLocks noChangeAspect="1" noChangeArrowheads="1"/>
+                          </pic:cNvPicPr>
+                        </pic:nvPicPr>
+                        <pic:blipFill>
+                          <a:blip r:embed="rId7" cstate="print">
+                            <a:extLst>
+                              <a:ext uri="{28A0092B-C50C-407E-A947-70E740481C1C}">
+                                <a14:useLocalDpi xmlns:a14="http://schemas.microsoft.com/office/drawing/2010/main" val="0"/>
+                              </a:ext>
+                            </a:extLst>
+                          </a:blip>
+                          <a:stretch>
+                            <a:fillRect/>
+                          </a:stretch>
+                        </pic:blipFill>
+                        <pic:spPr bwMode="auto">
+                          <a:xfrm>
+                            <a:off x="0" y="0"/>
+                            <a:ext cx="2739271" cy="2189561"/>
+                          </a:xfrm>
+                          <a:prstGeom prst="rect">
+                            <a:avLst/>
+                          </a:prstGeom>
+                          <a:noFill/>
+                          <a:ln>
+                            <a:noFill/>
+                          </a:ln>
+                        </pic:spPr>
+                      </pic:pic>
+                    </a:graphicData>
+                  </a:graphic>
+                </wp:inline>
+              </w:drawing>
+            </w:r>
+          </w:p>
+        </w:tc>
+      </w:tr>
+      <w:tr>
+        <w:tc>
+          <w:tcPr>
+            <w:tcW w:w="5228" w:type="dxa"/>
+          </w:tcPr>
+          <w:p>
+            <w:pPr>
+              <w:keepNext/>
+            </w:pPr>
+            <w:r>
+              <w:rPr>
+                <w:noProof/>
+                <w:lang w:val="en-US"/>
+              </w:rPr>
+              <w:drawing>
+                <wp:inline distT="0" distB="0" distL="0" distR="0" wp14:anchorId="3A37D032" wp14:editId="0A3AD546">
+                  <wp:extent cx="2736787" cy="1286127"/>
+                  <wp:effectExtent l="0" t="0" r="6985" b="0"/>
+                  <wp:docPr id="52" name="Image 52"/>
+                  <wp:cNvGraphicFramePr>
+                    <a:graphicFrameLocks xmlns:a="http://schemas.openxmlformats.org/drawingml/2006/main" noChangeAspect="1"/>
+                  </wp:cNvGraphicFramePr>
+                  <a:graphic xmlns:a="http://schemas.openxmlformats.org/drawingml/2006/main">
+                    <a:graphicData uri="http://schemas.openxmlformats.org/drawingml/2006/picture">
+                      <pic:pic xmlns:pic="http://schemas.openxmlformats.org/drawingml/2006/picture">
+                        <pic:nvPicPr>
+                          <pic:cNvPr id="52" name="Image 52"/>
+                          <pic:cNvPicPr/>
+                        </pic:nvPicPr>
+                        <pic:blipFill>
+                          <a:blip r:embed="rId8" cstate="print">
+                            <a:extLst>
+                              <a:ext uri="{28A0092B-C50C-407E-A947-70E740481C1C}">
+                                <a14:useLocalDpi xmlns:a14="http://schemas.microsoft.com/office/drawing/2010/main" val="0"/>
+                              </a:ext>
+                            </a:extLst>
+                          </a:blip>
+                          <a:stretch>
+                            <a:fillRect/>
+                          </a:stretch>
+                        </pic:blipFill>
+                        <pic:spPr>
+                          <a:xfrm>
+                            <a:off x="0" y="0"/>
+                            <a:ext cx="2736787" cy="1286127"/>
+                          </a:xfrm>
+                          <a:prstGeom prst="rect">
+                            <a:avLst/>
+                          </a:prstGeom>
+                        </pic:spPr>
+                      </pic:pic>
+                    </a:graphicData>
+                  </a:graphic>
+                </wp:inline>
+              </w:drawing>
+            </w:r>
+          </w:p>
+          <w:p>
+            <w:pPr>
+              <w:pStyle w:val="Lgende"/>
+              <w:rPr>
+                <w:lang w:val="en-US"/>
+              </w:rPr>
+            </w:pPr>
+            <w:r>
+              <w:rPr>
+                <w:lang w:val="en-US"/>
+              </w:rPr>
+              <w:t xml:space="preserve">Figure </w:t>
+            </w:r>
+            <w:r>
+              <w:fldChar w:fldCharType="begin"/>
+            </w:r>
+            <w:r>
+              <w:rPr>
+                <w:lang w:val="en-US"/>
+              </w:rPr>
+              <w:instrText xml:space="preserve"> SEQ Figure \* ARABIC </w:instrText>
+            </w:r>
+            <w:r>
+              <w:fldChar w:fldCharType="separate"/>
+            </w:r>
+            <w:r>
+              <w:rPr>
+                <w:noProof/>
+                <w:lang w:val="en-US"/>
+              </w:rPr>
+              <w:t>2</w:t>
+            </w:r>
+            <w:r>
+              <w:fldChar w:fldCharType="end"/>
+            </w:r>
+            <w:r>
+              <w:rPr>
+                <w:lang w:val="en-US"/>
+              </w:rPr>
+              <w:t xml:space="preserve"> – Time series of m</w:t>
+            </w:r>
+            <w:r>
+              <w:rPr>
+                <w:lang w:val="en-US"/>
+              </w:rPr>
+              <w:t>etal contamination in the Gironde, Loire and Seine estuaries from 1979 to 2024. Arrows indicate trends over the most recent 15-year period (Spearman’s rank correlation test). Dashed horizontal lines represent current sanitary thresholds, where applicable.</w:t>
+            </w:r>
+          </w:p>
+        </w:tc>
+        <w:tc>
+          <w:tcPr>
+            <w:tcW w:w="5228" w:type="dxa"/>
+          </w:tcPr>
+          <w:p>
+            <w:pPr>
+              <w:keepNext/>
+            </w:pPr>
+            <w:r>
+              <w:rPr>
+                <w:noProof/>
+                <w:lang w:val="en-US"/>
+              </w:rPr>
+              <w:drawing>
+                <wp:inline distT="0" distB="0" distL="0" distR="0" wp14:anchorId="0E14A05F" wp14:editId="485909FE">
+                  <wp:extent cx="2763108" cy="1298496"/>
+                  <wp:effectExtent l="0" t="0" r="0" b="0"/>
+                  <wp:docPr id="1" name="Image 1"/>
+                  <wp:cNvGraphicFramePr>
+                    <a:graphicFrameLocks xmlns:a="http://schemas.openxmlformats.org/drawingml/2006/main" noChangeAspect="1"/>
+                  </wp:cNvGraphicFramePr>
+                  <a:graphic xmlns:a="http://schemas.openxmlformats.org/drawingml/2006/main">
+                    <a:graphicData uri="http://schemas.openxmlformats.org/drawingml/2006/picture">
+                      <pic:pic xmlns:pic="http://schemas.openxmlformats.org/drawingml/2006/picture">
+                        <pic:nvPicPr>
+                          <pic:cNvPr id="1" name="Image 1"/>
+                          <pic:cNvPicPr/>
+                        </pic:nvPicPr>
+                        <pic:blipFill>
+                          <a:blip r:embed="rId9" cstate="print">
+                            <a:extLst>
+                              <a:ext uri="{28A0092B-C50C-407E-A947-70E740481C1C}">
+                                <a14:useLocalDpi xmlns:a14="http://schemas.microsoft.com/office/drawing/2010/main" val="0"/>
+                              </a:ext>
+                            </a:extLst>
+                          </a:blip>
+                          <a:stretch>
+                            <a:fillRect/>
+                          </a:stretch>
+                        </pic:blipFill>
+                        <pic:spPr>
+                          <a:xfrm>
+                            <a:off x="0" y="0"/>
+                            <a:ext cx="2763108" cy="1298496"/>
+                          </a:xfrm>
+                          <a:prstGeom prst="rect">
+                            <a:avLst/>
+                          </a:prstGeom>
+                        </pic:spPr>
+                      </pic:pic>
+                    </a:graphicData>
+                  </a:graphic>
+                </wp:inline>
+              </w:drawing>
+            </w:r>
+          </w:p>
+          <w:p>
+            <w:pPr>
+              <w:pStyle w:val="Lgende"/>
+              <w:rPr>
+                <w:lang w:val="en-US"/>
+              </w:rPr>
+            </w:pPr>
+            <w:r>
+              <w:rPr>
+                <w:lang w:val="en-US"/>
+              </w:rPr>
+              <w:t xml:space="preserve">Figure </w:t>
+            </w:r>
+            <w:r>
+              <w:fldChar w:fldCharType="begin"/>
+            </w:r>
+            <w:r>
+              <w:rPr>
+                <w:lang w:val="en-US"/>
+              </w:rPr>
+              <w:instrText xml:space="preserve"> SEQ Figure \* ARABIC </w:instrText>
+            </w:r>
+            <w:r>
+              <w:fldChar w:fldCharType="separate"/>
+            </w:r>
+            <w:r>
+              <w:rPr>
+                <w:noProof/>
+                <w:lang w:val="en-US"/>
+              </w:rPr>
+              <w:t>3</w:t>
+            </w:r>
+            <w:r>
+              <w:fldChar w:fldCharType="end"/>
+            </w:r>
+            <w:r>
+              <w:rPr>
+                <w:lang w:val="en-US"/>
+              </w:rPr>
+              <w:t xml:space="preserve"> –</w:t>
+            </w:r>
+            <w:r>
+              <w:rPr>
+                <w:lang w:val="en-US"/>
+              </w:rPr>
+              <w:t xml:space="preserve"> Long term evolution of metal contamination in the Gironde, Loire and Seine estuaries, expressed as percentage deviation from current sanitary thresholds, where applicable. </w:t>
+            </w:r>
+            <w:r>
+              <w:rPr>
+                <w:lang w:val="en-US"/>
+              </w:rPr>
+              <w:t xml:space="preserve">Comparisons are made between the periods 1979–1983 (First </w:t>
+            </w:r>
+            <w:r>
+              <w:rPr>
+                <w:lang w:val="en-US"/>
+              </w:rPr>
+              <w:t xml:space="preserve">period) </w:t>
+            </w:r>
+            <w:r>
+              <w:rPr>
+                <w:lang w:val="en-US"/>
+              </w:rPr>
+              <w:t>and 2020–2024</w:t>
+            </w:r>
+            <w:r>
+              <w:rPr>
+                <w:lang w:val="en-US"/>
+              </w:rPr>
+              <w:t xml:space="preserve"> (Last period). Arrows indicate long-term trends (Kruskal-Wallis rank sum test).</w:t>
+            </w:r>
+          </w:p>
+        </w:tc>
+      </w:tr>
+    </w:tbl>
+    <w:p>
+      <w:pPr>
+        <w:rPr>
+          <w:lang w:val="en-US"/>
+        </w:rPr>
+      </w:pPr>
+      <w:r>
+        <w:rPr>
+          <w:lang w:val="en-US"/>
+        </w:rPr>
+        <w:t xml:space="preserve">Time series </w:t>
+      </w:r>
+      <w:r>
+        <w:rPr>
+          <w:lang w:val="en-US"/>
+        </w:rPr>
+        <w:t xml:space="preserve">data </w:t>
+      </w:r>
+      <w:r>
+        <w:rPr>
+          <w:lang w:val="en-US"/>
+        </w:rPr>
+        <w:t>o</w:t>
+      </w:r>
+      <w:r>
+        <w:rPr>
+          <w:lang w:val="en-US"/>
+        </w:rPr>
+        <w:t>n</w:t>
+      </w:r>
+      <w:r>
+        <w:rPr>
+          <w:lang w:val="en-US"/>
+        </w:rPr>
+        <w:t xml:space="preserve"> metal contamination </w:t>
+      </w:r>
+      <w:r>
+        <w:rPr>
+          <w:lang w:val="en-US"/>
+        </w:rPr>
+        <w:t>from</w:t>
+      </w:r>
+      <w:r>
+        <w:rPr>
+          <w:lang w:val="en-US"/>
+        </w:rPr>
+        <w:t xml:space="preserve"> 1979 </w:t>
+      </w:r>
+      <w:r>
+        <w:rPr>
+          <w:lang w:val="en-US"/>
+        </w:rPr>
+        <w:t xml:space="preserve">to 2024 </w:t>
+      </w:r>
+      <w:r>
+        <w:rPr>
+          <w:lang w:val="en-US"/>
+        </w:rPr>
+        <w:t>indicate that, across all estuaries, mercury consistently</w:t>
+      </w:r>
+      <w:r>
+        <w:rPr>
+          <w:lang w:val="en-US"/>
+        </w:rPr>
+        <w:t xml:space="preserve"> </w:t>
+      </w:r>
+      <w:r>
+        <w:rPr>
+          <w:lang w:val="en-US"/>
+        </w:rPr>
+        <w:t>remains</w:t>
+      </w:r>
+      <w:r>
+        <w:rPr>
+          <w:lang w:val="en-US"/>
+        </w:rPr>
+        <w:t xml:space="preserve"> </w:t>
+      </w:r>
+      <w:r>
+        <w:rPr>
+          <w:lang w:val="en-US"/>
+        </w:rPr>
+        <w:t xml:space="preserve">the least detected contaminant during the 2020-2024 period, </w:t>
+      </w:r>
+      <w:r>
+        <w:rPr>
+          <w:lang w:val="en-US"/>
+        </w:rPr>
+        <w:t xml:space="preserve">with a median concentration of </w:t>
+      </w:r>
+      <w:r>
+        <w:rPr>
+          <w:lang w:val="en-US"/>
+        </w:rPr>
+        <w:t>0.025 µg/gww</w:t>
+      </w:r>
+      <w:r>
+        <w:rPr>
+          <w:lang w:val="en-US"/>
+        </w:rPr>
+        <w:t>. This is</w:t>
+      </w:r>
+      <w:r>
+        <w:rPr>
+          <w:lang w:val="en-US"/>
+        </w:rPr>
+        <w:t xml:space="preserve"> followed by cadmium (0.230 µg/gww), lead (0.249 µg/gww), and copper (2.069 µg/gww). </w:t>
+      </w:r>
+    </w:p>
+    <w:p>
+      <w:pPr>
+        <w:rPr>
+          <w:lang w:val="en-US"/>
+        </w:rPr>
+      </w:pPr>
+      <w:r>
+        <w:rPr>
+          <w:lang w:val="en-US"/>
+        </w:rPr>
+        <w:t xml:space="preserve">Contaminant levels for each metal remain below the established sanitary thresholds </w:t>
+      </w:r>
+      <w:r>
+        <w:rPr>
+          <w:lang w:val="en-US"/>
+        </w:rPr>
+        <w:t xml:space="preserve"> </w:t>
+      </w:r>
+      <w:r>
+        <w:fldChar w:fldCharType="begin"/>
+      </w:r>
+      <w:r>
+        <w:rPr>
+          <w:lang w:val="en-US"/>
+        </w:rPr>
+        <w:instrText xml:space="preserve"> ADDIN ZOTERO_ITEM CSL_CITATION {"citationID":"xAylGS4D","properties":{"formattedCitation":"(OSPAR, 2023a)","plainCitation":"(OSPAR, 2023a)","noteIndex":0},"citationItems":[{"id":1180,"uris":["http://zotero.org/users/3305729/items/IZ726YB4"],"itemData":{"id":1180,"type":"report","title":"Status and trend for heavy metals (Mercury, Cadmium and Lead) in fish, shellfish and sediment","URL":"https://oap.ospar.org/en/ospar-assessments/quality-status-reports/qsr-2023/indicator-assessments/heavy-metals-biota-sediment/","author":[{"family":"OSPAR","given":""}],"accessed":{"date-parts":[["2025",7,3]]},"issued":{"date-parts":[["2023"]],"season":"QSR"},"citation-key":"osparStatusTrendHeavy2023"}}],"schema":"https://github.com/citation-style-language/schema/raw/master/csl-citation.json"} </w:instrText>
+      </w:r>
+      <w:r>
+        <w:fldChar w:fldCharType="separate"/>
+      </w:r>
+      <w:r>
+        <w:rPr>
+          <w:rFonts w:ascii="Calibri Light" w:hAnsi="Calibri Light" w:cs="Calibri Light"/>
+          <w:lang w:val="en-US"/>
+        </w:rPr>
+        <w:t>(OSPAR, 2023a)</w:t>
+      </w:r>
+      <w:r>
+        <w:fldChar w:fldCharType="end"/>
+      </w:r>
+      <w:r>
+        <w:rPr>
+          <w:lang w:val="en-US"/>
+        </w:rPr>
+        <w:t xml:space="preserve"> across all estuaries, with the exception of cadmium in the Gironde estuary, where concentrations exceed the threshold by a factor 2.5. Overall, the Gironde estuary exhibits the highest metal contamination, while the Seine estuary is the least contaminated.</w:t>
+      </w:r>
+    </w:p>
+    <w:p>
+      <w:pPr>
+        <w:rPr>
+          <w:lang w:val="en-US"/>
+        </w:rPr>
+      </w:pPr>
+      <w:r>
+        <w:rPr>
+          <w:lang w:val="en-US"/>
+        </w:rPr>
+        <w:t xml:space="preserve">Historical data reveal that </w:t>
+      </w:r>
+      <w:r>
+        <w:rPr>
+          <w:lang w:val="en-US"/>
+        </w:rPr>
+        <w:t xml:space="preserve">the Gironde estuary has </w:t>
+      </w:r>
+      <w:r>
+        <w:rPr>
+          <w:lang w:val="en-US"/>
+        </w:rPr>
+        <w:t>consistently</w:t>
+      </w:r>
+      <w:r>
+        <w:rPr>
+          <w:lang w:val="en-US"/>
+        </w:rPr>
+        <w:t xml:space="preserve"> been more contaminated than the other</w:t>
+      </w:r>
+      <w:r>
+        <w:rPr>
+          <w:lang w:val="en-US"/>
+        </w:rPr>
+        <w:t xml:space="preserve">, particularly </w:t>
+      </w:r>
+      <w:r>
+        <w:rPr>
+          <w:lang w:val="en-US"/>
+        </w:rPr>
+        <w:t>with cadmium and copper</w:t>
+      </w:r>
+      <w:r>
+        <w:rPr>
+          <w:lang w:val="en-US"/>
+        </w:rPr>
+        <w:t>.</w:t>
+      </w:r>
+      <w:r>
+        <w:rPr>
+          <w:lang w:val="en-US"/>
+        </w:rPr>
+        <w:t xml:space="preserve"> </w:t>
+      </w:r>
+      <w:r>
+        <w:rPr>
+          <w:lang w:val="en-US"/>
+        </w:rPr>
+        <w:t>B</w:t>
+      </w:r>
+      <w:r>
+        <w:rPr>
+          <w:lang w:val="en-US"/>
+        </w:rPr>
+        <w:t>etween 1979 and 1983</w:t>
+      </w:r>
+      <w:r>
+        <w:rPr>
+          <w:lang w:val="en-US"/>
+        </w:rPr>
+        <w:t xml:space="preserve">, cadmium and copper concentrations in the Gironde were approximately </w:t>
+      </w:r>
+      <w:r>
+        <w:rPr>
+          <w:lang w:val="en-US"/>
+        </w:rPr>
+        <w:t xml:space="preserve">28-fold and 3-fold </w:t>
+      </w:r>
+      <w:r>
+        <w:rPr>
+          <w:lang w:val="en-US"/>
+        </w:rPr>
+        <w:t>higher, respectively,</w:t>
+      </w:r>
+      <w:r>
+        <w:rPr>
+          <w:lang w:val="en-US"/>
+        </w:rPr>
+        <w:t xml:space="preserve"> compared to the Loire estuary, </w:t>
+      </w:r>
+      <w:r>
+        <w:rPr>
+          <w:lang w:val="en-US"/>
+        </w:rPr>
+        <w:t>which exhibited the lowest levels during that period</w:t>
+      </w:r>
+      <w:r>
+        <w:rPr>
+          <w:lang w:val="en-US"/>
+        </w:rPr>
+        <w:t xml:space="preserve">. </w:t>
+      </w:r>
+      <w:r>
+        <w:rPr>
+          <w:lang w:val="en-US"/>
+        </w:rPr>
+        <w:t>A</w:t>
+      </w:r>
+      <w:r>
+        <w:rPr>
+          <w:lang w:val="en-US"/>
+        </w:rPr>
+        <w:t xml:space="preserve"> long-term comparison between the first and last five years of monitoring (1979–1983 vs. 2020–2024) shows a significant decline in cadmium concentrations across all estuaries</w:t>
+      </w:r>
+      <w:r>
+        <w:rPr>
+          <w:lang w:val="en-US"/>
+        </w:rPr>
+        <w:t xml:space="preserve">. </w:t>
+      </w:r>
+      <w:r>
+        <w:rPr>
+          <w:lang w:val="en-US"/>
+        </w:rPr>
+        <w:t>In the Gironde estuary,</w:t>
+      </w:r>
+      <w:r>
+        <w:rPr>
+          <w:lang w:val="en-US"/>
+        </w:rPr>
+        <w:t xml:space="preserve"> cadmium concentration</w:t>
+      </w:r>
+      <w:r>
+        <w:rPr>
+          <w:lang w:val="en-US"/>
+        </w:rPr>
+        <w:t>s decreased</w:t>
+      </w:r>
+      <w:r>
+        <w:rPr>
+          <w:lang w:val="en-US"/>
+        </w:rPr>
+        <w:t xml:space="preserve"> from 7.7 to 2.4 µg/gw</w:t>
+      </w:r>
+      <w:r>
+        <w:rPr>
+          <w:lang w:val="en-US"/>
+        </w:rPr>
+        <w:t>w. However,</w:t>
+      </w:r>
+      <w:r>
+        <w:rPr>
+          <w:lang w:val="en-US"/>
+        </w:rPr>
+        <w:t xml:space="preserve"> current levels remain </w:t>
+      </w:r>
+      <w:r>
+        <w:rPr>
+          <w:lang w:val="en-US"/>
+        </w:rPr>
+        <w:t>above the</w:t>
+      </w:r>
+      <w:r>
+        <w:rPr>
+          <w:lang w:val="en-US"/>
+        </w:rPr>
+        <w:t xml:space="preserve"> sanitary </w:t>
+      </w:r>
+      <w:r>
+        <w:rPr>
+          <w:lang w:val="en-US"/>
+        </w:rPr>
+        <w:t>threshold</w:t>
+      </w:r>
+      <w:r>
+        <w:rPr>
+          <w:lang w:val="en-US"/>
+        </w:rPr>
+        <w:t xml:space="preserve"> (1 µg/gww) and those observed in the Loire (0.2 µg/gww) and Seine (0.3 µg/gww) estuaries. </w:t>
+      </w:r>
+      <w:r>
+        <w:rPr>
+          <w:lang w:val="en-US"/>
+        </w:rPr>
+        <w:t>Over the past</w:t>
+      </w:r>
+      <w:r>
+        <w:rPr>
+          <w:lang w:val="en-US"/>
+        </w:rPr>
+        <w:t xml:space="preserve"> 15 years</w:t>
+      </w:r>
+      <w:r>
+        <w:rPr>
+          <w:lang w:val="en-US"/>
+        </w:rPr>
+        <w:t>, cadmium concentrations have continued to decline across all</w:t>
+      </w:r>
+      <w:r>
+        <w:rPr>
+          <w:lang w:val="en-US"/>
+        </w:rPr>
+        <w:t xml:space="preserve"> estuaries, </w:t>
+      </w:r>
+      <w:r>
+        <w:rPr>
+          <w:lang w:val="en-US"/>
+        </w:rPr>
+        <w:t>al</w:t>
+      </w:r>
+      <w:r>
+        <w:rPr>
+          <w:lang w:val="en-US"/>
+        </w:rPr>
+        <w:t xml:space="preserve">though </w:t>
+      </w:r>
+      <w:r>
+        <w:rPr>
+          <w:lang w:val="en-US"/>
+        </w:rPr>
+        <w:t xml:space="preserve">the decrease is </w:t>
+      </w:r>
+      <w:r>
+        <w:rPr>
+          <w:lang w:val="en-US"/>
+        </w:rPr>
+        <w:t xml:space="preserve">not </w:t>
+      </w:r>
+      <w:r>
+        <w:rPr>
+          <w:lang w:val="en-US"/>
+        </w:rPr>
+        <w:t xml:space="preserve">statistically </w:t>
+      </w:r>
+      <w:r>
+        <w:rPr>
+          <w:lang w:val="en-US"/>
+        </w:rPr>
+        <w:t>significant for the Seine and Gironde estuar</w:t>
+      </w:r>
+      <w:r>
+        <w:rPr>
+          <w:lang w:val="en-US"/>
+        </w:rPr>
+        <w:t>ies</w:t>
+      </w:r>
+      <w:r>
+        <w:rPr>
+          <w:lang w:val="en-US"/>
+        </w:rPr>
+        <w:t>.</w:t>
+      </w:r>
+    </w:p>
+    <w:p>
+      <w:pPr>
+        <w:rPr>
+          <w:lang w:val="en-US"/>
+        </w:rPr>
+      </w:pPr>
+      <w:r>
+        <w:rPr>
+          <w:lang w:val="en-US"/>
+        </w:rPr>
+        <w:lastRenderedPageBreak/>
+        <w:t>For</w:t>
+      </w:r>
+      <w:r>
+        <w:rPr>
+          <w:lang w:val="en-US"/>
+        </w:rPr>
+        <w:t xml:space="preserve"> copper, the </w:t>
+      </w:r>
+      <w:r>
+        <w:rPr>
+          <w:lang w:val="en-US"/>
+        </w:rPr>
+        <w:t xml:space="preserve">concentration </w:t>
+      </w:r>
+      <w:r>
+        <w:rPr>
+          <w:lang w:val="en-US"/>
+        </w:rPr>
+        <w:t>gap between the Gironde and the other</w:t>
+      </w:r>
+      <w:r>
+        <w:rPr>
+          <w:lang w:val="en-US"/>
+        </w:rPr>
+        <w:t xml:space="preserve"> estuaries</w:t>
+      </w:r>
+      <w:r>
+        <w:rPr>
+          <w:lang w:val="en-US"/>
+        </w:rPr>
+        <w:t xml:space="preserve"> </w:t>
+      </w:r>
+      <w:r>
+        <w:rPr>
+          <w:lang w:val="en-US"/>
+        </w:rPr>
+        <w:t>has widened over time, driven by</w:t>
+      </w:r>
+      <w:r>
+        <w:rPr>
+          <w:lang w:val="en-US"/>
+        </w:rPr>
+        <w:t xml:space="preserve"> a significant</w:t>
+      </w:r>
+      <w:r>
+        <w:rPr>
+          <w:lang w:val="en-US"/>
+        </w:rPr>
+        <w:t xml:space="preserve"> </w:t>
+      </w:r>
+      <w:r>
+        <w:rPr>
+          <w:lang w:val="en-US"/>
+        </w:rPr>
+        <w:t xml:space="preserve">long-term increase </w:t>
+      </w:r>
+      <w:r>
+        <w:rPr>
+          <w:lang w:val="en-US"/>
+        </w:rPr>
+        <w:t>in the Gironde,</w:t>
+      </w:r>
+      <w:r>
+        <w:rPr>
+          <w:lang w:val="en-US"/>
+        </w:rPr>
+        <w:t xml:space="preserve"> while </w:t>
+      </w:r>
+      <w:r>
+        <w:rPr>
+          <w:lang w:val="en-US"/>
+        </w:rPr>
+        <w:t>concentrations in th</w:t>
+      </w:r>
+      <w:r>
+        <w:rPr>
+          <w:lang w:val="en-US"/>
+        </w:rPr>
+        <w:t xml:space="preserve">e other estuaries </w:t>
+      </w:r>
+      <w:r>
+        <w:rPr>
+          <w:lang w:val="en-US"/>
+        </w:rPr>
+        <w:t xml:space="preserve">have </w:t>
+      </w:r>
+      <w:r>
+        <w:rPr>
+          <w:lang w:val="en-US"/>
+        </w:rPr>
+        <w:t xml:space="preserve">remained </w:t>
+      </w:r>
+      <w:r>
+        <w:rPr>
+          <w:lang w:val="en-US"/>
+        </w:rPr>
+        <w:t>stable</w:t>
+      </w:r>
+      <w:r>
+        <w:rPr>
+          <w:lang w:val="en-US"/>
+        </w:rPr>
+        <w:t>. Thought</w:t>
+      </w:r>
+      <w:r>
+        <w:rPr>
+          <w:lang w:val="en-US"/>
+        </w:rPr>
+        <w:t>,</w:t>
+      </w:r>
+      <w:r>
+        <w:rPr>
+          <w:lang w:val="en-US"/>
+        </w:rPr>
+        <w:t xml:space="preserve"> </w:t>
+      </w:r>
+      <w:r>
+        <w:rPr>
+          <w:lang w:val="en-US"/>
+        </w:rPr>
+        <w:t>r</w:t>
+      </w:r>
+      <w:r>
+        <w:rPr>
+          <w:lang w:val="en-US"/>
+        </w:rPr>
+        <w:t>ecent trend</w:t>
+      </w:r>
+      <w:r>
+        <w:rPr>
+          <w:lang w:val="en-US"/>
+        </w:rPr>
+        <w:t>s</w:t>
+      </w:r>
+      <w:r>
+        <w:rPr>
+          <w:lang w:val="en-US"/>
+        </w:rPr>
+        <w:t xml:space="preserve"> indicate </w:t>
+      </w:r>
+      <w:r>
+        <w:rPr>
+          <w:lang w:val="en-US"/>
+        </w:rPr>
+        <w:t>rising</w:t>
+      </w:r>
+      <w:r>
+        <w:rPr>
+          <w:lang w:val="en-US"/>
+        </w:rPr>
+        <w:t xml:space="preserve"> copper</w:t>
+      </w:r>
+      <w:r>
+        <w:rPr>
+          <w:lang w:val="en-US"/>
+        </w:rPr>
+        <w:t xml:space="preserve"> levels</w:t>
+      </w:r>
+      <w:r>
+        <w:rPr>
+          <w:lang w:val="en-US"/>
+        </w:rPr>
+        <w:t xml:space="preserve"> in all estuaries, </w:t>
+      </w:r>
+      <w:r>
+        <w:rPr>
+          <w:lang w:val="en-US"/>
+        </w:rPr>
+        <w:t xml:space="preserve">with a </w:t>
+      </w:r>
+      <w:r>
+        <w:rPr>
+          <w:lang w:val="en-US"/>
+        </w:rPr>
+        <w:t>significant</w:t>
+      </w:r>
+      <w:r>
+        <w:rPr>
+          <w:lang w:val="en-US"/>
+        </w:rPr>
+        <w:t xml:space="preserve"> increase observed in</w:t>
+      </w:r>
+      <w:r>
+        <w:rPr>
+          <w:lang w:val="en-US"/>
+        </w:rPr>
+        <w:t xml:space="preserve"> the Loire.</w:t>
+      </w:r>
+    </w:p>
+    <w:p>
+      <w:pPr>
+        <w:rPr>
+          <w:lang w:val="en-US"/>
+        </w:rPr>
+      </w:pPr>
+      <w:r>
+        <w:rPr>
+          <w:lang w:val="en-US"/>
+        </w:rPr>
+        <w:t xml:space="preserve">No significant long-term or recent trends were detected for mercury concentrations in any estuary. </w:t>
+      </w:r>
+    </w:p>
+    <w:p>
+      <w:pPr>
+        <w:rPr>
+          <w:lang w:val="en-US"/>
+        </w:rPr>
+      </w:pPr>
+      <w:r>
+        <w:rPr>
+          <w:lang w:val="en-US"/>
+        </w:rPr>
+        <w:t>Lead concentrations show a significant long-term and recent decline in the Loire estuary. No significant trends were identified in the other estuaries, however, results indicate a decreasing trend in the Seine estuary and an increasing trend in the Gironde estuary.</w:t>
+      </w:r>
+    </w:p>
+    <w:p>
+      <w:pPr>
+        <w:rPr>
+          <w:lang w:val="en-US"/>
+        </w:rPr>
+      </w:pPr>
+      <w:r>
+        <w:rPr>
+          <w:lang w:val="en-US"/>
+        </w:rPr>
+        <w:br w:type="page"/>
+      </w:r>
+    </w:p>
+    <w:p>
+      <w:pPr>
+        <w:pStyle w:val="Titre3"/>
+        <w:numPr>
+          <w:ilvl w:val="2"/>
+          <w:numId w:val="5"/>
+        </w:numPr>
+        <w:rPr>
+          <w:lang w:val="en-US"/>
+        </w:rPr>
+      </w:pPr>
+      <w:r>
+        <w:rPr>
+          <w:lang w:val="en-US"/>
+        </w:rPr>
+        <w:lastRenderedPageBreak/>
+        <w:t>Polycyclic aromatic hydrocarbon (PAH)</w:t>
+      </w:r>
+    </w:p>
+    <w:tbl>
+      <w:tblPr>
+        <w:tblStyle w:val="Grilledutableau"/>
+        <w:tblW w:w="0" w:type="auto"/>
+        <w:tblBorders>
+          <w:top w:val="none" w:sz="0" w:space="0" w:color="auto"/>
+          <w:left w:val="none" w:sz="0" w:space="0" w:color="auto"/>
+          <w:bottom w:val="none" w:sz="0" w:space="0" w:color="auto"/>
+          <w:right w:val="none" w:sz="0" w:space="0" w:color="auto"/>
+          <w:insideH w:val="none" w:sz="0" w:space="0" w:color="auto"/>
+          <w:insideV w:val="none" w:sz="0" w:space="0" w:color="auto"/>
+        </w:tblBorders>
+        <w:tblLook w:val="04A0" w:firstRow="1" w:lastRow="0" w:firstColumn="1" w:lastColumn="0" w:noHBand="0" w:noVBand="1"/>
+      </w:tblPr>
+      <w:tblGrid>
+        <w:gridCol w:w="4505"/>
+        <w:gridCol w:w="4567"/>
+      </w:tblGrid>
+      <w:tr>
+        <w:tc>
+          <w:tcPr>
+            <w:tcW w:w="5228" w:type="dxa"/>
+          </w:tcPr>
+          <w:p>
+            <w:pPr>
+              <w:keepNext/>
+            </w:pPr>
+            <w:r>
+              <w:rPr>
+                <w:noProof/>
+                <w:lang w:val="en-US"/>
+              </w:rPr>
+              <w:drawing>
+                <wp:inline distT="0" distB="0" distL="0" distR="0" wp14:anchorId="1AE138EE" wp14:editId="4D51CC44">
+                  <wp:extent cx="2850350" cy="4274319"/>
+                  <wp:effectExtent l="0" t="0" r="7620" b="0"/>
+                  <wp:docPr id="42" name="Image 42"/>
+                  <wp:cNvGraphicFramePr>
+                    <a:graphicFrameLocks xmlns:a="http://schemas.openxmlformats.org/drawingml/2006/main" noChangeAspect="1"/>
+                  </wp:cNvGraphicFramePr>
+                  <a:graphic xmlns:a="http://schemas.openxmlformats.org/drawingml/2006/main">
+                    <a:graphicData uri="http://schemas.openxmlformats.org/drawingml/2006/picture">
+                      <pic:pic xmlns:pic="http://schemas.openxmlformats.org/drawingml/2006/picture">
+                        <pic:nvPicPr>
+                          <pic:cNvPr id="42" name="Image 42"/>
+                          <pic:cNvPicPr/>
+                        </pic:nvPicPr>
+                        <pic:blipFill>
+                          <a:blip r:embed="rId10" cstate="print">
+                            <a:extLst>
+                              <a:ext uri="{28A0092B-C50C-407E-A947-70E740481C1C}">
+                                <a14:useLocalDpi xmlns:a14="http://schemas.microsoft.com/office/drawing/2010/main" val="0"/>
+                              </a:ext>
+                            </a:extLst>
+                          </a:blip>
+                          <a:stretch>
+                            <a:fillRect/>
+                          </a:stretch>
+                        </pic:blipFill>
+                        <pic:spPr>
+                          <a:xfrm>
+                            <a:off x="0" y="0"/>
+                            <a:ext cx="2850350" cy="4274319"/>
+                          </a:xfrm>
+                          <a:prstGeom prst="rect">
+                            <a:avLst/>
+                          </a:prstGeom>
+                        </pic:spPr>
+                      </pic:pic>
+                    </a:graphicData>
+                  </a:graphic>
+                </wp:inline>
+              </w:drawing>
+            </w:r>
+          </w:p>
+          <w:p>
+            <w:pPr>
+              <w:pStyle w:val="Lgende"/>
+              <w:rPr>
+                <w:lang w:val="en-US"/>
+              </w:rPr>
+            </w:pPr>
+            <w:r>
+              <w:rPr>
+                <w:lang w:val="en-US"/>
+              </w:rPr>
+              <w:t xml:space="preserve">Figure </w:t>
+            </w:r>
+            <w:r>
+              <w:fldChar w:fldCharType="begin"/>
+            </w:r>
+            <w:r>
+              <w:rPr>
+                <w:lang w:val="en-US"/>
+              </w:rPr>
+              <w:instrText xml:space="preserve"> SEQ Figure \* ARABIC </w:instrText>
+            </w:r>
+            <w:r>
+              <w:fldChar w:fldCharType="separate"/>
+            </w:r>
+            <w:r>
+              <w:rPr>
+                <w:noProof/>
+                <w:lang w:val="en-US"/>
+              </w:rPr>
+              <w:t>6</w:t>
+            </w:r>
+            <w:r>
+              <w:fldChar w:fldCharType="end"/>
+            </w:r>
+            <w:r>
+              <w:rPr>
+                <w:lang w:val="en-US"/>
+              </w:rPr>
+              <w:t xml:space="preserve"> </w:t>
+            </w:r>
+            <w:r>
+              <w:rPr>
+                <w:lang w:val="en-US"/>
+              </w:rPr>
+              <w:t xml:space="preserve">– Time series of </w:t>
+            </w:r>
+            <w:r>
+              <w:rPr>
+                <w:lang w:val="en-US"/>
+              </w:rPr>
+              <w:t>PAH compounds contamination in the Gironde, Loire and Seine estuaries from 1994 to 2024. Arrows indicate trends over the most recent 15-year period (Spearman’s rank correlation test). Dashed horizontal lines represent current ecotoxicological thresholds.</w:t>
+            </w:r>
+          </w:p>
+        </w:tc>
+        <w:tc>
+          <w:tcPr>
+            <w:tcW w:w="5228" w:type="dxa"/>
+          </w:tcPr>
+          <w:p>
+            <w:pPr>
+              <w:keepNext/>
+            </w:pPr>
+            <w:r>
+              <w:rPr>
+                <w:noProof/>
+                <w:lang w:val="en-US"/>
+              </w:rPr>
+              <w:drawing>
+                <wp:inline distT="0" distB="0" distL="0" distR="0" wp14:anchorId="56162352" wp14:editId="2A55D9BB">
+                  <wp:extent cx="2899760" cy="4348413"/>
+                  <wp:effectExtent l="0" t="0" r="0" b="0"/>
+                  <wp:docPr id="41" name="Image 41"/>
+                  <wp:cNvGraphicFramePr>
+                    <a:graphicFrameLocks xmlns:a="http://schemas.openxmlformats.org/drawingml/2006/main" noChangeAspect="1"/>
+                  </wp:cNvGraphicFramePr>
+                  <a:graphic xmlns:a="http://schemas.openxmlformats.org/drawingml/2006/main">
+                    <a:graphicData uri="http://schemas.openxmlformats.org/drawingml/2006/picture">
+                      <pic:pic xmlns:pic="http://schemas.openxmlformats.org/drawingml/2006/picture">
+                        <pic:nvPicPr>
+                          <pic:cNvPr id="41" name="Image 41"/>
+                          <pic:cNvPicPr/>
+                        </pic:nvPicPr>
+                        <pic:blipFill>
+                          <a:blip r:embed="rId11" cstate="print">
+                            <a:extLst>
+                              <a:ext uri="{28A0092B-C50C-407E-A947-70E740481C1C}">
+                                <a14:useLocalDpi xmlns:a14="http://schemas.microsoft.com/office/drawing/2010/main" val="0"/>
+                              </a:ext>
+                            </a:extLst>
+                          </a:blip>
+                          <a:stretch>
+                            <a:fillRect/>
+                          </a:stretch>
+                        </pic:blipFill>
+                        <pic:spPr>
+                          <a:xfrm>
+                            <a:off x="0" y="0"/>
+                            <a:ext cx="2899760" cy="4348413"/>
+                          </a:xfrm>
+                          <a:prstGeom prst="rect">
+                            <a:avLst/>
+                          </a:prstGeom>
+                        </pic:spPr>
+                      </pic:pic>
+                    </a:graphicData>
+                  </a:graphic>
+                </wp:inline>
+              </w:drawing>
+            </w:r>
+          </w:p>
+          <w:p>
+            <w:pPr>
+              <w:pStyle w:val="Lgende"/>
+              <w:rPr>
+                <w:lang w:val="en-US"/>
+              </w:rPr>
+            </w:pPr>
+            <w:r>
+              <w:rPr>
+                <w:lang w:val="en-US"/>
+              </w:rPr>
+              <w:t xml:space="preserve">Figure </w:t>
+            </w:r>
+            <w:r>
+              <w:fldChar w:fldCharType="begin"/>
+            </w:r>
+            <w:r>
+              <w:rPr>
+                <w:lang w:val="en-US"/>
+              </w:rPr>
+              <w:instrText xml:space="preserve"> SEQ Figure \* ARABIC </w:instrText>
+            </w:r>
+            <w:r>
+              <w:fldChar w:fldCharType="separate"/>
+            </w:r>
+            <w:r>
+              <w:rPr>
+                <w:noProof/>
+                <w:lang w:val="en-US"/>
+              </w:rPr>
+              <w:t>7</w:t>
+            </w:r>
+            <w:r>
+              <w:fldChar w:fldCharType="end"/>
+            </w:r>
+            <w:r>
+              <w:rPr>
+                <w:lang w:val="en-US"/>
+              </w:rPr>
+              <w:t xml:space="preserve"> </w:t>
+            </w:r>
+            <w:r>
+              <w:rPr>
+                <w:lang w:val="en-US"/>
+              </w:rPr>
+              <w:t>–</w:t>
+            </w:r>
+            <w:r>
+              <w:rPr>
+                <w:lang w:val="en-US"/>
+              </w:rPr>
+              <w:t xml:space="preserve"> Long term evolution of PAH compounds contamination in the Gironde, Loire and Seine estuaries, expressed as percentage deviation from current ecotoxicological thresholds. </w:t>
+            </w:r>
+            <w:r>
+              <w:rPr>
+                <w:lang w:val="en-US"/>
+              </w:rPr>
+              <w:t>Comparisons are made between the periods 19</w:t>
+            </w:r>
+            <w:r>
+              <w:rPr>
+                <w:lang w:val="en-US"/>
+              </w:rPr>
+              <w:t>94</w:t>
+            </w:r>
+            <w:r>
+              <w:rPr>
+                <w:lang w:val="en-US"/>
+              </w:rPr>
+              <w:t>–19</w:t>
+            </w:r>
+            <w:r>
+              <w:rPr>
+                <w:lang w:val="en-US"/>
+              </w:rPr>
+              <w:t>98</w:t>
+            </w:r>
+            <w:r>
+              <w:rPr>
+                <w:lang w:val="en-US"/>
+              </w:rPr>
+              <w:t xml:space="preserve"> (First </w:t>
+            </w:r>
+            <w:r>
+              <w:rPr>
+                <w:lang w:val="en-US"/>
+              </w:rPr>
+              <w:t xml:space="preserve">period) </w:t>
+            </w:r>
+            <w:r>
+              <w:rPr>
+                <w:lang w:val="en-US"/>
+              </w:rPr>
+              <w:t>and 20</w:t>
+            </w:r>
+            <w:r>
+              <w:rPr>
+                <w:lang w:val="en-US"/>
+              </w:rPr>
+              <w:t>20</w:t>
+            </w:r>
+            <w:r>
+              <w:rPr>
+                <w:lang w:val="en-US"/>
+              </w:rPr>
+              <w:t>–202</w:t>
+            </w:r>
+            <w:r>
+              <w:rPr>
+                <w:lang w:val="en-US"/>
+              </w:rPr>
+              <w:t>4 (Last period). Arrows indicate long-term trends (Kruskal-Wallis rank sum test).</w:t>
+            </w:r>
+          </w:p>
+        </w:tc>
+      </w:tr>
+    </w:tbl>
+    <w:p>
+      <w:pPr>
+        <w:rPr>
+          <w:lang w:val="en-US"/>
+        </w:rPr>
+      </w:pPr>
+      <w:r>
+        <w:rPr>
+          <w:lang w:val="en-US"/>
+        </w:rPr>
+        <w:t xml:space="preserve">Time-series data show that contamination levels of all PAH compounds remain below their respective OSPAR ecotoxicological thresholds across all estuaries. Among them, the Seine estuary exhibits the highest PAH concentrations, while the Loire and Gironde estuaries show similar </w:t>
+      </w:r>
+      <w:r>
+        <w:rPr>
+          <w:lang w:val="en-US"/>
+        </w:rPr>
+        <w:t>and comparatively lower levels</w:t>
+      </w:r>
+      <w:r>
+        <w:rPr>
+          <w:lang w:val="en-US"/>
+        </w:rPr>
+        <w:t xml:space="preserve">. </w:t>
+      </w:r>
+    </w:p>
+    <w:p>
+      <w:pPr>
+        <w:rPr>
+          <w:lang w:val="en-US"/>
+        </w:rPr>
+      </w:pPr>
+      <w:r>
+        <w:rPr>
+          <w:lang w:val="en-US"/>
+        </w:rPr>
+        <w:t xml:space="preserve">Most long-term and recent trends indicate decreasing concentrations across estuaries, whether statistically significant or not. An exception is observed for </w:t>
+      </w:r>
+      <w:r>
+        <w:rPr>
+          <w:lang w:val="en-US"/>
+        </w:rPr>
+        <w:t>benzo</w:t>
+      </w:r>
+      <w:r>
+        <w:rPr>
+          <w:lang w:val="en-US"/>
+        </w:rPr>
+        <w:t>(</w:t>
+      </w:r>
+      <w:r>
+        <w:rPr>
+          <w:lang w:val="en-US"/>
+        </w:rPr>
+        <w:t>ghi</w:t>
+      </w:r>
+      <w:r>
+        <w:rPr>
+          <w:lang w:val="en-US"/>
+        </w:rPr>
+        <w:t>)</w:t>
+      </w:r>
+      <w:r>
+        <w:rPr>
+          <w:lang w:val="en-US"/>
+        </w:rPr>
+        <w:t>perylene</w:t>
+      </w:r>
+      <w:r>
+        <w:rPr>
+          <w:lang w:val="en-US"/>
+        </w:rPr>
+        <w:t xml:space="preserve"> in the Gironde estuary, where a slight increase is recorded. The long term increase corresponds to a +2% deviation from the threshold and is statistically significant in the recent trend (Spearman’s </w:t>
+      </w:r>
+      <w:r>
+        <w:t>ρ</w:t>
+      </w:r>
+      <w:r>
+        <w:rPr>
+          <w:lang w:val="en-US"/>
+        </w:rPr>
+        <w:t xml:space="preserve"> = 0.76, p.value = 0.002). </w:t>
+      </w:r>
+      <w:r>
+        <w:rPr>
+          <w:lang w:val="en-US"/>
+        </w:rPr>
+        <w:br w:type="page"/>
+      </w:r>
+    </w:p>
+    <w:p>
+      <w:pPr>
+        <w:pStyle w:val="Titre3"/>
+        <w:numPr>
+          <w:ilvl w:val="2"/>
+          <w:numId w:val="5"/>
+        </w:numPr>
+        <w:rPr>
+          <w:lang w:val="en-US"/>
+        </w:rPr>
+      </w:pPr>
+      <w:r>
+        <w:rPr>
+          <w:lang w:val="en-US"/>
+        </w:rPr>
+        <w:lastRenderedPageBreak/>
+        <w:t>Organochlorine pesticides</w:t>
+      </w:r>
+    </w:p>
+    <w:tbl>
+      <w:tblPr>
+        <w:tblStyle w:val="Grilledutableau"/>
+        <w:tblW w:w="0" w:type="auto"/>
+        <w:tblBorders>
+          <w:top w:val="none" w:sz="0" w:space="0" w:color="auto"/>
+          <w:left w:val="none" w:sz="0" w:space="0" w:color="auto"/>
+          <w:bottom w:val="none" w:sz="0" w:space="0" w:color="auto"/>
+          <w:right w:val="none" w:sz="0" w:space="0" w:color="auto"/>
+          <w:insideH w:val="none" w:sz="0" w:space="0" w:color="auto"/>
+          <w:insideV w:val="none" w:sz="0" w:space="0" w:color="auto"/>
+        </w:tblBorders>
+        <w:tblLook w:val="04A0" w:firstRow="1" w:lastRow="0" w:firstColumn="1" w:lastColumn="0" w:noHBand="0" w:noVBand="1"/>
+      </w:tblPr>
+      <w:tblGrid>
+        <w:gridCol w:w="4583"/>
+        <w:gridCol w:w="4489"/>
+      </w:tblGrid>
+      <w:tr>
+        <w:tc>
+          <w:tcPr>
+            <w:tcW w:w="5228" w:type="dxa"/>
+          </w:tcPr>
+          <w:p>
+            <w:pPr>
+              <w:keepNext/>
+            </w:pPr>
+            <w:r>
+              <w:rPr>
+                <w:noProof/>
+                <w:lang w:val="en-US"/>
+              </w:rPr>
+              <w:drawing>
+                <wp:inline distT="0" distB="0" distL="0" distR="0" wp14:anchorId="3A8EA5B6" wp14:editId="0D781B99">
+                  <wp:extent cx="2825257" cy="2258291"/>
+                  <wp:effectExtent l="0" t="0" r="0" b="8890"/>
+                  <wp:docPr id="40" name="Image 40"/>
+                  <wp:cNvGraphicFramePr>
+                    <a:graphicFrameLocks xmlns:a="http://schemas.openxmlformats.org/drawingml/2006/main" noChangeAspect="1"/>
+                  </wp:cNvGraphicFramePr>
+                  <a:graphic xmlns:a="http://schemas.openxmlformats.org/drawingml/2006/main">
+                    <a:graphicData uri="http://schemas.openxmlformats.org/drawingml/2006/picture">
+                      <pic:pic xmlns:pic="http://schemas.openxmlformats.org/drawingml/2006/picture">
+                        <pic:nvPicPr>
+                          <pic:cNvPr id="40" name="Image 40"/>
+                          <pic:cNvPicPr/>
+                        </pic:nvPicPr>
+                        <pic:blipFill>
+                          <a:blip r:embed="rId12" cstate="print">
+                            <a:extLst>
+                              <a:ext uri="{28A0092B-C50C-407E-A947-70E740481C1C}">
+                                <a14:useLocalDpi xmlns:a14="http://schemas.microsoft.com/office/drawing/2010/main" val="0"/>
+                              </a:ext>
+                            </a:extLst>
+                          </a:blip>
+                          <a:stretch>
+                            <a:fillRect/>
+                          </a:stretch>
+                        </pic:blipFill>
+                        <pic:spPr>
+                          <a:xfrm>
+                            <a:off x="0" y="0"/>
+                            <a:ext cx="2829864" cy="2261973"/>
+                          </a:xfrm>
+                          <a:prstGeom prst="rect">
+                            <a:avLst/>
+                          </a:prstGeom>
+                        </pic:spPr>
+                      </pic:pic>
+                    </a:graphicData>
+                  </a:graphic>
+                </wp:inline>
+              </w:drawing>
+            </w:r>
+          </w:p>
+          <w:p>
+            <w:pPr>
+              <w:pStyle w:val="Lgende"/>
+              <w:rPr>
+                <w:lang w:val="en-US"/>
+              </w:rPr>
+            </w:pPr>
+            <w:r>
+              <w:rPr>
+                <w:lang w:val="en-US"/>
+              </w:rPr>
+              <w:t xml:space="preserve">Figure </w:t>
+            </w:r>
+            <w:r>
+              <w:fldChar w:fldCharType="begin"/>
+            </w:r>
+            <w:r>
+              <w:rPr>
+                <w:lang w:val="en-US"/>
+              </w:rPr>
+              <w:instrText xml:space="preserve"> SEQ Figure \* ARABIC </w:instrText>
+            </w:r>
+            <w:r>
+              <w:fldChar w:fldCharType="separate"/>
+            </w:r>
+            <w:r>
+              <w:rPr>
+                <w:noProof/>
+                <w:lang w:val="en-US"/>
+              </w:rPr>
+              <w:t>4</w:t>
+            </w:r>
+            <w:r>
+              <w:fldChar w:fldCharType="end"/>
+            </w:r>
+            <w:r>
+              <w:rPr>
+                <w:lang w:val="en-US"/>
+              </w:rPr>
+              <w:t xml:space="preserve"> </w:t>
+            </w:r>
+            <w:r>
+              <w:rPr>
+                <w:lang w:val="en-US"/>
+              </w:rPr>
+              <w:t xml:space="preserve">– Time series of </w:t>
+            </w:r>
+            <w:r>
+              <w:rPr>
+                <w:lang w:val="en-US"/>
+              </w:rPr>
+              <w:t>OC pesticides contamination in the Gironde, Loire and Seine estuaries from 1982 for lindane (gamma-HCH) and 1979 for DDT to 2023. Arrows indicate trends over the most recent 15-year period (Spearman’s rank correlation test). Dashed horizontal lines represent current ecotoxicological thresholds.</w:t>
+            </w:r>
+          </w:p>
+        </w:tc>
+        <w:tc>
+          <w:tcPr>
+            <w:tcW w:w="5228" w:type="dxa"/>
+          </w:tcPr>
+          <w:p>
+            <w:pPr>
+              <w:keepNext/>
+            </w:pPr>
+            <w:r>
+              <w:rPr>
+                <w:noProof/>
+                <w:lang w:val="en-US"/>
+              </w:rPr>
+              <w:drawing>
+                <wp:inline distT="0" distB="0" distL="0" distR="0" wp14:anchorId="53C78650" wp14:editId="28787AB7">
+                  <wp:extent cx="2764591" cy="2209800"/>
+                  <wp:effectExtent l="0" t="0" r="0" b="0"/>
+                  <wp:docPr id="39" name="Image 39"/>
+                  <wp:cNvGraphicFramePr>
+                    <a:graphicFrameLocks xmlns:a="http://schemas.openxmlformats.org/drawingml/2006/main" noChangeAspect="1"/>
+                  </wp:cNvGraphicFramePr>
+                  <a:graphic xmlns:a="http://schemas.openxmlformats.org/drawingml/2006/main">
+                    <a:graphicData uri="http://schemas.openxmlformats.org/drawingml/2006/picture">
+                      <pic:pic xmlns:pic="http://schemas.openxmlformats.org/drawingml/2006/picture">
+                        <pic:nvPicPr>
+                          <pic:cNvPr id="39" name="Image 39"/>
+                          <pic:cNvPicPr/>
+                        </pic:nvPicPr>
+                        <pic:blipFill>
+                          <a:blip r:embed="rId13" cstate="print">
+                            <a:extLst>
+                              <a:ext uri="{28A0092B-C50C-407E-A947-70E740481C1C}">
+                                <a14:useLocalDpi xmlns:a14="http://schemas.microsoft.com/office/drawing/2010/main" val="0"/>
+                              </a:ext>
+                            </a:extLst>
+                          </a:blip>
+                          <a:stretch>
+                            <a:fillRect/>
+                          </a:stretch>
+                        </pic:blipFill>
+                        <pic:spPr>
+                          <a:xfrm>
+                            <a:off x="0" y="0"/>
+                            <a:ext cx="2768985" cy="2213312"/>
+                          </a:xfrm>
+                          <a:prstGeom prst="rect">
+                            <a:avLst/>
+                          </a:prstGeom>
+                        </pic:spPr>
+                      </pic:pic>
+                    </a:graphicData>
+                  </a:graphic>
+                </wp:inline>
+              </w:drawing>
+            </w:r>
+          </w:p>
+          <w:p>
+            <w:pPr>
+              <w:pStyle w:val="Lgende"/>
+              <w:rPr>
+                <w:lang w:val="en-US"/>
+              </w:rPr>
+            </w:pPr>
+            <w:r>
+              <w:rPr>
+                <w:lang w:val="en-US"/>
+              </w:rPr>
+              <w:t xml:space="preserve">Figure </w:t>
+            </w:r>
+            <w:r>
+              <w:fldChar w:fldCharType="begin"/>
+            </w:r>
+            <w:r>
+              <w:rPr>
+                <w:lang w:val="en-US"/>
+              </w:rPr>
+              <w:instrText xml:space="preserve"> SEQ Figure \* ARABIC </w:instrText>
+            </w:r>
+            <w:r>
+              <w:fldChar w:fldCharType="separate"/>
+            </w:r>
+            <w:r>
+              <w:rPr>
+                <w:noProof/>
+                <w:lang w:val="en-US"/>
+              </w:rPr>
+              <w:t>5</w:t>
+            </w:r>
+            <w:r>
+              <w:fldChar w:fldCharType="end"/>
+            </w:r>
+            <w:r>
+              <w:rPr>
+                <w:lang w:val="en-US"/>
+              </w:rPr>
+              <w:t xml:space="preserve"> </w:t>
+            </w:r>
+            <w:r>
+              <w:rPr>
+                <w:lang w:val="en-US"/>
+              </w:rPr>
+              <w:t>–</w:t>
+            </w:r>
+            <w:r>
+              <w:rPr>
+                <w:lang w:val="en-US"/>
+              </w:rPr>
+              <w:t xml:space="preserve"> Long term evolution of PCBi contamination in the Gironde, Loire and Seine estuaries, expressed as percentage deviation from current ecotoxicological thresholds. </w:t>
+            </w:r>
+            <w:r>
+              <w:rPr>
+                <w:lang w:val="en-US"/>
+              </w:rPr>
+              <w:t>Comparisons are made between the periods 19</w:t>
+            </w:r>
+            <w:r>
+              <w:rPr>
+                <w:lang w:val="en-US"/>
+              </w:rPr>
+              <w:t>82</w:t>
+            </w:r>
+            <w:r>
+              <w:rPr>
+                <w:lang w:val="en-US"/>
+              </w:rPr>
+              <w:t>–19</w:t>
+            </w:r>
+            <w:r>
+              <w:rPr>
+                <w:lang w:val="en-US"/>
+              </w:rPr>
+              <w:t>86</w:t>
+            </w:r>
+            <w:r>
+              <w:rPr>
+                <w:lang w:val="en-US"/>
+              </w:rPr>
+              <w:t xml:space="preserve"> (First </w:t>
+            </w:r>
+            <w:r>
+              <w:rPr>
+                <w:lang w:val="en-US"/>
+              </w:rPr>
+              <w:t>period for lindane) or 1979-1983 (</w:t>
+            </w:r>
+            <w:r>
+              <w:rPr>
+                <w:lang w:val="en-US"/>
+              </w:rPr>
+              <w:t xml:space="preserve">First </w:t>
+            </w:r>
+            <w:r>
+              <w:rPr>
+                <w:lang w:val="en-US"/>
+              </w:rPr>
+              <w:t xml:space="preserve">period for DDT) </w:t>
+            </w:r>
+            <w:r>
+              <w:rPr>
+                <w:lang w:val="en-US"/>
+              </w:rPr>
+              <w:t>and 20</w:t>
+            </w:r>
+            <w:r>
+              <w:rPr>
+                <w:lang w:val="en-US"/>
+              </w:rPr>
+              <w:t>19</w:t>
+            </w:r>
+            <w:r>
+              <w:rPr>
+                <w:lang w:val="en-US"/>
+              </w:rPr>
+              <w:t>–202</w:t>
+            </w:r>
+            <w:r>
+              <w:rPr>
+                <w:lang w:val="en-US"/>
+              </w:rPr>
+              <w:t>3 (Last period). Arrows indicate long-term trends (Kruskal-Wallis rank sum test).</w:t>
+            </w:r>
+          </w:p>
+        </w:tc>
+      </w:tr>
+    </w:tbl>
+    <w:p>
+      <w:pPr>
+        <w:rPr>
+          <w:lang w:val="en-US"/>
+        </w:rPr>
+      </w:pPr>
+      <w:r>
+        <w:rPr>
+          <w:lang w:val="en-US"/>
+        </w:rPr>
+        <w:t xml:space="preserve">Long-term trends show a significant decrease in concentrations of both OC pesticides across all estuaries. </w:t>
+      </w:r>
+    </w:p>
+    <w:p>
+      <w:pPr>
+        <w:rPr>
+          <w:lang w:val="en-US"/>
+        </w:rPr>
+      </w:pPr>
+      <w:r>
+        <w:rPr>
+          <w:lang w:val="en-US"/>
+        </w:rPr>
+        <w:t xml:space="preserve">Although </w:t>
+      </w:r>
+      <w:r>
+        <w:t>γ</w:t>
+      </w:r>
+      <w:r>
+        <w:rPr>
+          <w:lang w:val="en-US"/>
+        </w:rPr>
+        <w:t xml:space="preserve">-HCH exceeded its ecotoxicological threshold during the initial years of monitoring, its concentrations have declined markedly and it has not been detected in approximately the past ten years. </w:t>
+      </w:r>
+    </w:p>
+    <w:p>
+      <w:pPr>
+        <w:rPr>
+          <w:lang w:val="en-US"/>
+        </w:rPr>
+      </w:pPr>
+      <w:r>
+        <w:rPr>
+          <w:lang w:val="en-US"/>
+        </w:rPr>
+        <w:t xml:space="preserve">Recent trends for the sum of DDT-related compounds indicate a significant decrease in the Loire and Seine estuaries, while non-significant increase was observed in the Gironde estuary. Currently, DDT concentrations are below the ecotoxicological threshold in all estuaries, </w:t>
+      </w:r>
+      <w:r>
+        <w:rPr>
+          <w:lang w:val="en-US"/>
+        </w:rPr>
+        <w:t>at less than 2% of the threshold value.</w:t>
+      </w:r>
+    </w:p>
+    <w:p>
+      <w:pPr>
+        <w:pStyle w:val="Titre3"/>
+        <w:numPr>
+          <w:ilvl w:val="2"/>
+          <w:numId w:val="5"/>
+        </w:numPr>
+        <w:rPr>
+          <w:lang w:val="en-US"/>
+        </w:rPr>
+      </w:pPr>
+      <w:r>
+        <w:rPr>
+          <w:lang w:val="en-US"/>
+        </w:rPr>
+        <w:lastRenderedPageBreak/>
+        <w:t>PCB indicators</w:t>
+      </w:r>
+    </w:p>
+    <w:tbl>
+      <w:tblPr>
+        <w:tblStyle w:val="Grilledutableau"/>
+        <w:tblW w:w="0" w:type="auto"/>
+        <w:tblBorders>
+          <w:top w:val="none" w:sz="0" w:space="0" w:color="auto"/>
+          <w:left w:val="none" w:sz="0" w:space="0" w:color="auto"/>
+          <w:bottom w:val="none" w:sz="0" w:space="0" w:color="auto"/>
+          <w:right w:val="none" w:sz="0" w:space="0" w:color="auto"/>
+          <w:insideH w:val="none" w:sz="0" w:space="0" w:color="auto"/>
+          <w:insideV w:val="none" w:sz="0" w:space="0" w:color="auto"/>
+        </w:tblBorders>
+        <w:tblLook w:val="04A0" w:firstRow="1" w:lastRow="0" w:firstColumn="1" w:lastColumn="0" w:noHBand="0" w:noVBand="1"/>
+      </w:tblPr>
+      <w:tblGrid>
+        <w:gridCol w:w="4549"/>
+        <w:gridCol w:w="4523"/>
+      </w:tblGrid>
+      <w:tr>
+        <w:tc>
+          <w:tcPr>
+            <w:tcW w:w="5228" w:type="dxa"/>
+          </w:tcPr>
+          <w:p>
+            <w:pPr>
+              <w:keepNext/>
+            </w:pPr>
+            <w:r>
+              <w:rPr>
+                <w:noProof/>
+                <w:lang w:val="en-US"/>
+              </w:rPr>
+              <w:drawing>
+                <wp:inline distT="0" distB="0" distL="0" distR="0" wp14:anchorId="3108752E" wp14:editId="2C84301E">
+                  <wp:extent cx="3118153" cy="4675909"/>
+                  <wp:effectExtent l="0" t="0" r="6350" b="0"/>
+                  <wp:docPr id="36" name="Image 36"/>
+                  <wp:cNvGraphicFramePr>
+                    <a:graphicFrameLocks xmlns:a="http://schemas.openxmlformats.org/drawingml/2006/main" noChangeAspect="1"/>
+                  </wp:cNvGraphicFramePr>
+                  <a:graphic xmlns:a="http://schemas.openxmlformats.org/drawingml/2006/main">
+                    <a:graphicData uri="http://schemas.openxmlformats.org/drawingml/2006/picture">
+                      <pic:pic xmlns:pic="http://schemas.openxmlformats.org/drawingml/2006/picture">
+                        <pic:nvPicPr>
+                          <pic:cNvPr id="36" name="Image 36"/>
+                          <pic:cNvPicPr/>
+                        </pic:nvPicPr>
+                        <pic:blipFill>
+                          <a:blip r:embed="rId14" cstate="print">
+                            <a:extLst>
+                              <a:ext uri="{28A0092B-C50C-407E-A947-70E740481C1C}">
+                                <a14:useLocalDpi xmlns:a14="http://schemas.microsoft.com/office/drawing/2010/main" val="0"/>
+                              </a:ext>
+                            </a:extLst>
+                          </a:blip>
+                          <a:stretch>
+                            <a:fillRect/>
+                          </a:stretch>
+                        </pic:blipFill>
+                        <pic:spPr>
+                          <a:xfrm>
+                            <a:off x="0" y="0"/>
+                            <a:ext cx="3121749" cy="4681302"/>
+                          </a:xfrm>
+                          <a:prstGeom prst="rect">
+                            <a:avLst/>
+                          </a:prstGeom>
+                        </pic:spPr>
+                      </pic:pic>
+                    </a:graphicData>
+                  </a:graphic>
+                </wp:inline>
+              </w:drawing>
+            </w:r>
+          </w:p>
+          <w:p>
+            <w:pPr>
+              <w:pStyle w:val="Lgende"/>
+              <w:rPr>
+                <w:lang w:val="en-US"/>
+              </w:rPr>
+            </w:pPr>
+            <w:r>
+              <w:rPr>
+                <w:lang w:val="en-US"/>
+              </w:rPr>
+              <w:t xml:space="preserve">Figure </w:t>
+            </w:r>
+            <w:r>
+              <w:fldChar w:fldCharType="begin"/>
+            </w:r>
+            <w:r>
+              <w:rPr>
+                <w:lang w:val="en-US"/>
+              </w:rPr>
+              <w:instrText xml:space="preserve"> SEQ Figure \* ARABIC </w:instrText>
+            </w:r>
+            <w:r>
+              <w:fldChar w:fldCharType="separate"/>
+            </w:r>
+            <w:r>
+              <w:rPr>
+                <w:noProof/>
+                <w:lang w:val="en-US"/>
+              </w:rPr>
+              <w:t>8</w:t>
+            </w:r>
+            <w:r>
+              <w:fldChar w:fldCharType="end"/>
+            </w:r>
+            <w:r>
+              <w:rPr>
+                <w:lang w:val="en-US"/>
+              </w:rPr>
+              <w:t xml:space="preserve"> </w:t>
+            </w:r>
+            <w:r>
+              <w:rPr>
+                <w:lang w:val="en-US"/>
+              </w:rPr>
+              <w:t xml:space="preserve">– Time series of </w:t>
+            </w:r>
+            <w:r>
+              <w:rPr>
+                <w:lang w:val="en-US"/>
+              </w:rPr>
+              <w:t>PCBi contamination in the Gironde, Loire and Seine estuaries from 1988 to 2024. Arrows indicate trends over the most recent 15-year period (Spearman’s rank correlation test). Dashed horizontal lines represent current ecotoxicological thresholds.</w:t>
+            </w:r>
+          </w:p>
+        </w:tc>
+        <w:tc>
+          <w:tcPr>
+            <w:tcW w:w="5228" w:type="dxa"/>
+          </w:tcPr>
+          <w:p>
+            <w:pPr>
+              <w:keepNext/>
+            </w:pPr>
+            <w:r>
+              <w:rPr>
+                <w:noProof/>
+                <w:lang w:val="en-US"/>
+              </w:rPr>
+              <w:drawing>
+                <wp:inline distT="0" distB="0" distL="0" distR="0" wp14:anchorId="6636B089" wp14:editId="5B1F561A">
+                  <wp:extent cx="3099675" cy="4648200"/>
+                  <wp:effectExtent l="0" t="0" r="5715" b="0"/>
+                  <wp:docPr id="35" name="Image 35"/>
+                  <wp:cNvGraphicFramePr>
+                    <a:graphicFrameLocks xmlns:a="http://schemas.openxmlformats.org/drawingml/2006/main" noChangeAspect="1"/>
+                  </wp:cNvGraphicFramePr>
+                  <a:graphic xmlns:a="http://schemas.openxmlformats.org/drawingml/2006/main">
+                    <a:graphicData uri="http://schemas.openxmlformats.org/drawingml/2006/picture">
+                      <pic:pic xmlns:pic="http://schemas.openxmlformats.org/drawingml/2006/picture">
+                        <pic:nvPicPr>
+                          <pic:cNvPr id="35" name="Image 35"/>
+                          <pic:cNvPicPr/>
+                        </pic:nvPicPr>
+                        <pic:blipFill>
+                          <a:blip r:embed="rId15" cstate="print">
+                            <a:extLst>
+                              <a:ext uri="{28A0092B-C50C-407E-A947-70E740481C1C}">
+                                <a14:useLocalDpi xmlns:a14="http://schemas.microsoft.com/office/drawing/2010/main" val="0"/>
+                              </a:ext>
+                            </a:extLst>
+                          </a:blip>
+                          <a:stretch>
+                            <a:fillRect/>
+                          </a:stretch>
+                        </pic:blipFill>
+                        <pic:spPr>
+                          <a:xfrm>
+                            <a:off x="0" y="0"/>
+                            <a:ext cx="3106790" cy="4658869"/>
+                          </a:xfrm>
+                          <a:prstGeom prst="rect">
+                            <a:avLst/>
+                          </a:prstGeom>
+                        </pic:spPr>
+                      </pic:pic>
+                    </a:graphicData>
+                  </a:graphic>
+                </wp:inline>
+              </w:drawing>
+            </w:r>
+          </w:p>
+          <w:p>
+            <w:pPr>
+              <w:pStyle w:val="Lgende"/>
+              <w:rPr>
+                <w:lang w:val="en-US"/>
+              </w:rPr>
+            </w:pPr>
+            <w:r>
+              <w:rPr>
+                <w:lang w:val="en-US"/>
+              </w:rPr>
+              <w:t xml:space="preserve">Figure </w:t>
+            </w:r>
+            <w:r>
+              <w:fldChar w:fldCharType="begin"/>
+            </w:r>
+            <w:r>
+              <w:rPr>
+                <w:lang w:val="en-US"/>
+              </w:rPr>
+              <w:instrText xml:space="preserve"> SEQ Figure \* ARABIC </w:instrText>
+            </w:r>
+            <w:r>
+              <w:fldChar w:fldCharType="separate"/>
+            </w:r>
+            <w:r>
+              <w:rPr>
+                <w:noProof/>
+                <w:lang w:val="en-US"/>
+              </w:rPr>
+              <w:t>9</w:t>
+            </w:r>
+            <w:r>
+              <w:fldChar w:fldCharType="end"/>
+            </w:r>
+            <w:r>
+              <w:rPr>
+                <w:lang w:val="en-US"/>
+              </w:rPr>
+              <w:t xml:space="preserve"> </w:t>
+            </w:r>
+            <w:r>
+              <w:rPr>
+                <w:lang w:val="en-US"/>
+              </w:rPr>
+              <w:t>–</w:t>
+            </w:r>
+            <w:r>
+              <w:rPr>
+                <w:lang w:val="en-US"/>
+              </w:rPr>
+              <w:t xml:space="preserve"> Long term evolution of PCBi contamination in the Gironde, Loire and Seine estuaries, expressed as percentage deviation from current ecotoxicological thresholds. </w:t>
+            </w:r>
+            <w:r>
+              <w:rPr>
+                <w:lang w:val="en-US"/>
+              </w:rPr>
+              <w:t>Comparisons are made between the periods 19</w:t>
+            </w:r>
+            <w:r>
+              <w:rPr>
+                <w:lang w:val="en-US"/>
+              </w:rPr>
+              <w:t>88</w:t>
+            </w:r>
+            <w:r>
+              <w:rPr>
+                <w:lang w:val="en-US"/>
+              </w:rPr>
+              <w:t>–19</w:t>
+            </w:r>
+            <w:r>
+              <w:rPr>
+                <w:lang w:val="en-US"/>
+              </w:rPr>
+              <w:t>92</w:t>
+            </w:r>
+            <w:r>
+              <w:rPr>
+                <w:lang w:val="en-US"/>
+              </w:rPr>
+              <w:t xml:space="preserve"> (First </w:t>
+            </w:r>
+            <w:r>
+              <w:rPr>
+                <w:lang w:val="en-US"/>
+              </w:rPr>
+              <w:t xml:space="preserve">period) </w:t>
+            </w:r>
+            <w:r>
+              <w:rPr>
+                <w:lang w:val="en-US"/>
+              </w:rPr>
+              <w:t>and 2020–2024</w:t>
+            </w:r>
+            <w:r>
+              <w:rPr>
+                <w:lang w:val="en-US"/>
+              </w:rPr>
+              <w:t xml:space="preserve"> (Last period). Arrows indicate long-term trends (Kruskal-Wallis rank sum test).</w:t>
+            </w:r>
+          </w:p>
+        </w:tc>
+      </w:tr>
+    </w:tbl>
+    <w:p>
+      <w:pPr>
+        <w:rPr>
+          <w:lang w:val="en-US"/>
+        </w:rPr>
+      </w:pPr>
+      <w:r>
+        <w:rPr>
+          <w:lang w:val="en-US"/>
+        </w:rPr>
+        <w:t xml:space="preserve">Time series </w:t>
+      </w:r>
+      <w:r>
+        <w:rPr>
+          <w:lang w:val="en-US"/>
+        </w:rPr>
+        <w:t xml:space="preserve">data </w:t>
+      </w:r>
+      <w:r>
+        <w:rPr>
+          <w:lang w:val="en-US"/>
+        </w:rPr>
+        <w:t>o</w:t>
+      </w:r>
+      <w:r>
+        <w:rPr>
+          <w:lang w:val="en-US"/>
+        </w:rPr>
+        <w:t>n</w:t>
+      </w:r>
+      <w:r>
+        <w:rPr>
+          <w:lang w:val="en-US"/>
+        </w:rPr>
+        <w:t xml:space="preserve"> </w:t>
+      </w:r>
+      <w:r>
+        <w:rPr>
+          <w:lang w:val="en-US"/>
+        </w:rPr>
+        <w:t>PCB indicators (PCBi)</w:t>
+      </w:r>
+      <w:r>
+        <w:rPr>
+          <w:lang w:val="en-US"/>
+        </w:rPr>
+        <w:t xml:space="preserve"> contamination </w:t>
+      </w:r>
+      <w:r>
+        <w:rPr>
+          <w:lang w:val="en-US"/>
+        </w:rPr>
+        <w:t>from</w:t>
+      </w:r>
+      <w:r>
+        <w:rPr>
+          <w:lang w:val="en-US"/>
+        </w:rPr>
+        <w:t xml:space="preserve"> 19</w:t>
+      </w:r>
+      <w:r>
+        <w:rPr>
+          <w:lang w:val="en-US"/>
+        </w:rPr>
+        <w:t>88</w:t>
+      </w:r>
+      <w:r>
+        <w:rPr>
+          <w:lang w:val="en-US"/>
+        </w:rPr>
+        <w:t xml:space="preserve"> </w:t>
+      </w:r>
+      <w:r>
+        <w:rPr>
+          <w:lang w:val="en-US"/>
+        </w:rPr>
+        <w:t xml:space="preserve">to 2024 </w:t>
+      </w:r>
+      <w:r>
+        <w:rPr>
+          <w:lang w:val="en-US"/>
+        </w:rPr>
+        <w:t xml:space="preserve">indicate </w:t>
+      </w:r>
+      <w:r>
+        <w:rPr>
+          <w:lang w:val="en-US"/>
+        </w:rPr>
+        <w:t>a generally significant lon-term decline in concentrations for all congeners across the three estuaries. In contrast, recent trends over the past 15 years show mostly non-significant changes in contamination levels, with the exception of CB 52 and CB 118 in the Seine estuary, for which slightly significant decreasing trends were observed (p-value = 0.044 and 0.048, for CB 52 and CB 118, respectively).</w:t>
+      </w:r>
+      <w:r>
+        <w:rPr>
+          <w:lang w:val="en-US"/>
+        </w:rPr>
+        <w:t xml:space="preserve"> </w:t>
+      </w:r>
+      <w:r>
+        <w:rPr>
+          <w:lang w:val="en-US"/>
+        </w:rPr>
+        <w:t xml:space="preserve">By </w:t>
+      </w:r>
+      <w:r>
+        <w:rPr>
+          <w:lang w:val="en-US"/>
+        </w:rPr>
+        <w:t xml:space="preserve">comparing </w:t>
+      </w:r>
+      <w:r>
+        <w:rPr>
+          <w:lang w:val="en-US"/>
+        </w:rPr>
+        <w:t xml:space="preserve">concentrations from the </w:t>
+      </w:r>
+      <w:r>
+        <w:rPr>
+          <w:lang w:val="en-US"/>
+        </w:rPr>
+        <w:t xml:space="preserve">first and last </w:t>
+      </w:r>
+      <w:r>
+        <w:rPr>
+          <w:lang w:val="en-US"/>
+        </w:rPr>
+        <w:t xml:space="preserve">years of the 32-year monitoring period to estimate a linear rate of decline, </w:t>
+      </w:r>
+      <w:r>
+        <w:rPr>
+          <w:lang w:val="en-US"/>
+        </w:rPr>
+        <w:t>it is possible to project the time required for</w:t>
+      </w:r>
+      <w:r>
+        <w:rPr>
+          <w:lang w:val="en-US"/>
+        </w:rPr>
+        <w:t xml:space="preserve"> CB 118</w:t>
+      </w:r>
+      <w:r>
+        <w:rPr>
+          <w:lang w:val="en-US"/>
+        </w:rPr>
+        <w:t xml:space="preserve"> concentrations to fall below the EQS.</w:t>
+      </w:r>
+      <w:r>
+        <w:rPr>
+          <w:lang w:val="en-US"/>
+        </w:rPr>
+        <w:t xml:space="preserve"> </w:t>
+      </w:r>
+      <w:r>
+        <w:rPr>
+          <w:lang w:val="en-US"/>
+        </w:rPr>
+        <w:t xml:space="preserve">Based on these estimates, concentrations are expected to reach compliant levels in approximately </w:t>
+      </w:r>
+      <w:r>
+        <w:rPr>
+          <w:lang w:val="en-US"/>
+        </w:rPr>
+        <w:t>6</w:t>
+      </w:r>
+      <w:r>
+        <w:rPr>
+          <w:lang w:val="en-US"/>
+        </w:rPr>
+        <w:t xml:space="preserve"> years in the Seine estuary.</w:t>
+      </w:r>
+    </w:p>
+    <w:p>
+      <w:pPr>
+        <w:rPr>
+          <w:lang w:val="en-US"/>
+        </w:rPr>
+      </w:pPr>
+      <w:r>
+        <w:rPr>
+          <w:lang w:val="en-US"/>
+        </w:rPr>
+        <w:t>The Seine estuary consistently exhibits higher levels of contamination compared to the other estuaries, with congener-specific differences ranging from a 2.5-fold increase for CB153 to a 9-fold increase for CB118. The Gironde and the Loire estuaries display comparable PCBi contamination levels, except for CB 153 and CB180, for which concentrations in the Gironde approach those observed in the Seine.</w:t>
+      </w:r>
+    </w:p>
+    <w:p>
+      <w:pPr>
+        <w:rPr>
+          <w:lang w:val="en-US"/>
+        </w:rPr>
+      </w:pPr>
+      <w:r>
+        <w:rPr>
+          <w:lang w:val="en-US"/>
+        </w:rPr>
+        <w:lastRenderedPageBreak/>
+        <w:t xml:space="preserve">In 2024, the most recent monitoring year, all estuaries reported concentrations below the OSPAR legislative thresholds for PCB congeners with both the lowest (CB 28,CB 152) and highest (CB 153, CB 180) hydrophobicity levels </w:t>
+      </w:r>
+      <w:r>
+        <w:rPr>
+          <w:lang w:val="en-US"/>
+        </w:rPr>
+        <w:fldChar w:fldCharType="begin"/>
+      </w:r>
+      <w:r>
+        <w:rPr>
+          <w:lang w:val="en-US"/>
+        </w:rPr>
+        <w:instrText xml:space="preserve"> ADDIN ZOTERO_ITEM CSL_CITATION {"citationID":"ycMU42Nw","properties":{"formattedCitation":"(Hawker et Connell, 1988)","plainCitation":"(Hawker et Connell, 1988)","noteIndex":0},"citationItems":[{"id":255,"uris":["http://zotero.org/users/3305729/items/LX9J7QNK"],"itemData":{"id":255,"type":"article-journal","container-title":"Environmental Science &amp; Technology","DOI":"10.1021/es00169a004","issue":"4","page":"382-387","title":"Octanol-water partition coefficients of polychlorinated biphenyl congeners","volume":"22","author":[{"family":"Hawker","given":"Darryl W."},{"family":"Connell","given":"Des W."}],"issued":{"date-parts":[["1988",4]]},"citation-key":"hawkerOctanolwaterPartitionCoefficients1988"}}],"schema":"https://github.com/citation-style-language/schema/raw/master/csl-citation.json"} </w:instrText>
+      </w:r>
+      <w:r>
+        <w:rPr>
+          <w:lang w:val="en-US"/>
+        </w:rPr>
+        <w:fldChar w:fldCharType="separate"/>
+      </w:r>
+      <w:r>
+        <w:rPr>
+          <w:rFonts w:ascii="Calibri Light" w:hAnsi="Calibri Light" w:cs="Calibri Light"/>
+          <w:lang w:val="en-US"/>
+        </w:rPr>
+        <w:t>(Hawker et Connell, 1988)</w:t>
+      </w:r>
+      <w:r>
+        <w:rPr>
+          <w:lang w:val="en-US"/>
+        </w:rPr>
+        <w:fldChar w:fldCharType="end"/>
+      </w:r>
+      <w:r>
+        <w:rPr>
+          <w:lang w:val="en-US"/>
+        </w:rPr>
+        <w:t>. In contrast, congeners with intermediate hydrophobicity, associated with the highest bioaccumulation potential, exceed threshold in the Seine estuary (CB 101 and CB138), and in the case of CB 118 (a dioxine-like congeners with higher toxicity), in all estuaries.</w:t>
+      </w:r>
+    </w:p>
+    <w:p>
+      <w:pPr>
+        <w:rPr>
+          <w:lang w:val="en-US"/>
+        </w:rPr>
+      </w:pPr>
+      <w:r>
+        <w:rPr>
+          <w:lang w:val="en-US"/>
+        </w:rPr>
+        <w:br w:type="page"/>
+      </w:r>
+    </w:p>
+    <w:p>
+      <w:pPr>
+        <w:pStyle w:val="Titre3"/>
+        <w:numPr>
+          <w:ilvl w:val="2"/>
+          <w:numId w:val="5"/>
+        </w:numPr>
+        <w:rPr>
+          <w:lang w:val="en-US"/>
+        </w:rPr>
+      </w:pPr>
+      <w:r>
+        <w:rPr>
+          <w:lang w:val="en-US"/>
+        </w:rPr>
+        <w:lastRenderedPageBreak/>
+        <w:t>Dioxins and dioxin-like compounds</w:t>
+      </w:r>
+    </w:p>
+    <w:tbl>
+      <w:tblPr>
+        <w:tblStyle w:val="Grilledutableau"/>
+        <w:tblW w:w="0" w:type="auto"/>
+        <w:tblBorders>
+          <w:top w:val="none" w:sz="0" w:space="0" w:color="auto"/>
+          <w:left w:val="none" w:sz="0" w:space="0" w:color="auto"/>
+          <w:bottom w:val="none" w:sz="0" w:space="0" w:color="auto"/>
+          <w:right w:val="none" w:sz="0" w:space="0" w:color="auto"/>
+          <w:insideH w:val="none" w:sz="0" w:space="0" w:color="auto"/>
+          <w:insideV w:val="none" w:sz="0" w:space="0" w:color="auto"/>
+        </w:tblBorders>
+        <w:tblLook w:val="04A0" w:firstRow="1" w:lastRow="0" w:firstColumn="1" w:lastColumn="0" w:noHBand="0" w:noVBand="1"/>
+      </w:tblPr>
+      <w:tblGrid>
+        <w:gridCol w:w="4542"/>
+        <w:gridCol w:w="4530"/>
+      </w:tblGrid>
+      <w:tr>
+        <w:tc>
+          <w:tcPr>
+            <w:tcW w:w="5228" w:type="dxa"/>
+          </w:tcPr>
+          <w:p>
+            <w:pPr>
+              <w:keepNext/>
+            </w:pPr>
+            <w:r>
+              <w:rPr>
+                <w:noProof/>
+                <w:lang w:val="en-US"/>
+              </w:rPr>
+              <w:drawing>
+                <wp:inline distT="0" distB="0" distL="0" distR="0" wp14:anchorId="5C371795" wp14:editId="48909DCC">
+                  <wp:extent cx="2941635" cy="2057400"/>
+                  <wp:effectExtent l="0" t="0" r="0" b="0"/>
+                  <wp:docPr id="38" name="Image 38"/>
+                  <wp:cNvGraphicFramePr>
+                    <a:graphicFrameLocks xmlns:a="http://schemas.openxmlformats.org/drawingml/2006/main" noChangeAspect="1"/>
+                  </wp:cNvGraphicFramePr>
+                  <a:graphic xmlns:a="http://schemas.openxmlformats.org/drawingml/2006/main">
+                    <a:graphicData uri="http://schemas.openxmlformats.org/drawingml/2006/picture">
+                      <pic:pic xmlns:pic="http://schemas.openxmlformats.org/drawingml/2006/picture">
+                        <pic:nvPicPr>
+                          <pic:cNvPr id="38" name="Image 38"/>
+                          <pic:cNvPicPr/>
+                        </pic:nvPicPr>
+                        <pic:blipFill>
+                          <a:blip r:embed="rId16" cstate="print">
+                            <a:extLst>
+                              <a:ext uri="{28A0092B-C50C-407E-A947-70E740481C1C}">
+                                <a14:useLocalDpi xmlns:a14="http://schemas.microsoft.com/office/drawing/2010/main" val="0"/>
+                              </a:ext>
+                            </a:extLst>
+                          </a:blip>
+                          <a:stretch>
+                            <a:fillRect/>
+                          </a:stretch>
+                        </pic:blipFill>
+                        <pic:spPr>
+                          <a:xfrm>
+                            <a:off x="0" y="0"/>
+                            <a:ext cx="2945346" cy="2059996"/>
+                          </a:xfrm>
+                          <a:prstGeom prst="rect">
+                            <a:avLst/>
+                          </a:prstGeom>
+                        </pic:spPr>
+                      </pic:pic>
+                    </a:graphicData>
+                  </a:graphic>
+                </wp:inline>
+              </w:drawing>
+            </w:r>
+          </w:p>
+          <w:p>
+            <w:pPr>
+              <w:pStyle w:val="Lgende"/>
+              <w:rPr>
+                <w:lang w:val="en-US"/>
+              </w:rPr>
+            </w:pPr>
+            <w:r>
+              <w:rPr>
+                <w:lang w:val="en-US"/>
+              </w:rPr>
+              <w:t xml:space="preserve">Figure </w:t>
+            </w:r>
+            <w:r>
+              <w:fldChar w:fldCharType="begin"/>
+            </w:r>
+            <w:r>
+              <w:rPr>
+                <w:lang w:val="en-US"/>
+              </w:rPr>
+              <w:instrText xml:space="preserve"> SEQ Figure \* ARABIC </w:instrText>
+            </w:r>
+            <w:r>
+              <w:fldChar w:fldCharType="separate"/>
+            </w:r>
+            <w:r>
+              <w:rPr>
+                <w:noProof/>
+                <w:lang w:val="en-US"/>
+              </w:rPr>
+              <w:t>10</w:t>
+            </w:r>
+            <w:r>
+              <w:fldChar w:fldCharType="end"/>
+            </w:r>
+            <w:r>
+              <w:rPr>
+                <w:lang w:val="en-US"/>
+              </w:rPr>
+              <w:t xml:space="preserve"> </w:t>
+            </w:r>
+            <w:r>
+              <w:rPr>
+                <w:lang w:val="en-US"/>
+              </w:rPr>
+              <w:t xml:space="preserve">– Time series of </w:t>
+            </w:r>
+            <w:r>
+              <w:rPr>
+                <w:lang w:val="en-US"/>
+              </w:rPr>
+              <w:t>summed dioxins and dioxin-like compound contamination in the Gironde, Loire and Seine estuaries from 2008 to 2024. Arrows indicate trends over the full monitoring period (Spearman’s rank correlation test). Dashed horizontal lines represent current sanitary thresholds.</w:t>
+            </w:r>
+          </w:p>
+        </w:tc>
+        <w:tc>
+          <w:tcPr>
+            <w:tcW w:w="5228" w:type="dxa"/>
+          </w:tcPr>
+          <w:p>
+            <w:pPr>
+              <w:keepNext/>
+            </w:pPr>
+            <w:r>
+              <w:rPr>
+                <w:noProof/>
+                <w:lang w:val="en-US"/>
+              </w:rPr>
+              <w:drawing>
+                <wp:inline distT="0" distB="0" distL="0" distR="0" wp14:anchorId="6F027FCF" wp14:editId="4DEE2D32">
+                  <wp:extent cx="2931731" cy="2050473"/>
+                  <wp:effectExtent l="0" t="0" r="2540" b="6985"/>
+                  <wp:docPr id="14" name="Image 14"/>
+                  <wp:cNvGraphicFramePr>
+                    <a:graphicFrameLocks xmlns:a="http://schemas.openxmlformats.org/drawingml/2006/main" noChangeAspect="1"/>
+                  </wp:cNvGraphicFramePr>
+                  <a:graphic xmlns:a="http://schemas.openxmlformats.org/drawingml/2006/main">
+                    <a:graphicData uri="http://schemas.openxmlformats.org/drawingml/2006/picture">
+                      <pic:pic xmlns:pic="http://schemas.openxmlformats.org/drawingml/2006/picture">
+                        <pic:nvPicPr>
+                          <pic:cNvPr id="14" name="Image 14"/>
+                          <pic:cNvPicPr/>
+                        </pic:nvPicPr>
+                        <pic:blipFill>
+                          <a:blip r:embed="rId17" cstate="print">
+                            <a:extLst>
+                              <a:ext uri="{28A0092B-C50C-407E-A947-70E740481C1C}">
+                                <a14:useLocalDpi xmlns:a14="http://schemas.microsoft.com/office/drawing/2010/main" val="0"/>
+                              </a:ext>
+                            </a:extLst>
+                          </a:blip>
+                          <a:stretch>
+                            <a:fillRect/>
+                          </a:stretch>
+                        </pic:blipFill>
+                        <pic:spPr>
+                          <a:xfrm>
+                            <a:off x="0" y="0"/>
+                            <a:ext cx="2957530" cy="2068517"/>
+                          </a:xfrm>
+                          <a:prstGeom prst="rect">
+                            <a:avLst/>
+                          </a:prstGeom>
+                        </pic:spPr>
+                      </pic:pic>
+                    </a:graphicData>
+                  </a:graphic>
+                </wp:inline>
+              </w:drawing>
+            </w:r>
+          </w:p>
+          <w:p>
+            <w:pPr>
+              <w:pStyle w:val="Lgende"/>
+              <w:rPr>
+                <w:lang w:val="en-US"/>
+              </w:rPr>
+            </w:pPr>
+            <w:r>
+              <w:rPr>
+                <w:lang w:val="en-US"/>
+              </w:rPr>
+              <w:t xml:space="preserve">Figure </w:t>
+            </w:r>
+            <w:r>
+              <w:fldChar w:fldCharType="begin"/>
+            </w:r>
+            <w:r>
+              <w:rPr>
+                <w:lang w:val="en-US"/>
+              </w:rPr>
+              <w:instrText xml:space="preserve"> SEQ Figure \* ARABIC </w:instrText>
+            </w:r>
+            <w:r>
+              <w:fldChar w:fldCharType="separate"/>
+            </w:r>
+            <w:r>
+              <w:rPr>
+                <w:noProof/>
+                <w:lang w:val="en-US"/>
+              </w:rPr>
+              <w:t>11</w:t>
+            </w:r>
+            <w:r>
+              <w:fldChar w:fldCharType="end"/>
+            </w:r>
+            <w:r>
+              <w:rPr>
+                <w:lang w:val="en-US"/>
+              </w:rPr>
+              <w:t xml:space="preserve"> </w:t>
+            </w:r>
+            <w:r>
+              <w:rPr>
+                <w:lang w:val="en-US"/>
+              </w:rPr>
+              <w:t>–</w:t>
+            </w:r>
+            <w:r>
+              <w:rPr>
+                <w:lang w:val="en-US"/>
+              </w:rPr>
+              <w:t xml:space="preserve"> Percentage of deviation from current sanitary threshold in the Gironde, Loire and Seine estuaries over the full monitoring period for the sum of dioxins and dioxin-like compound contamination.</w:t>
+            </w:r>
+          </w:p>
+        </w:tc>
+      </w:tr>
+    </w:tbl>
+    <w:p>
+      <w:pPr>
+        <w:rPr>
+          <w:lang w:val="en-US"/>
+        </w:rPr>
+      </w:pPr>
+      <w:r>
+        <w:rPr>
+          <w:lang w:val="en-US"/>
+        </w:rPr>
+        <w:t>The sum of dioxins and dioxin-like compound concentrations is highest in the Seine estuary, with levels approximately six times higher than those in the Loire estuary and sixteen times higher than those in the Gironde. The median concentration in the Seine estuary over the entire monitoring period is 2.7 times greater than the sanitary threshold established by the European Commission. Occasional peak values in both the Gironde and Loire estuaries also exceeded this threshold in specific years.</w:t>
+      </w:r>
+    </w:p>
+    <w:p>
+      <w:pPr>
+        <w:rPr>
+          <w:lang w:val="en-US"/>
+        </w:rPr>
+      </w:pPr>
+      <w:r>
+        <w:rPr>
+          <w:lang w:val="en-US"/>
+        </w:rPr>
+        <w:t>Over the full monitoring period, an increasing trend in dioxins and dioxin-like compound concentrations was observed in all estuaries, with a statistically significant increase in the Loire estuary. In the Seine estuary, however, the trend is more complex, showing a marked increase before 2015 followed by a modest decline thereafter.</w:t>
+      </w:r>
+    </w:p>
+    <w:p>
+      <w:pPr>
+        <w:pStyle w:val="Titre3"/>
+        <w:numPr>
+          <w:ilvl w:val="2"/>
+          <w:numId w:val="5"/>
+        </w:numPr>
+        <w:rPr>
+          <w:lang w:val="en-US"/>
+        </w:rPr>
+      </w:pPr>
+      <w:r>
+        <w:rPr>
+          <w:lang w:val="en-US"/>
+        </w:rPr>
+        <w:lastRenderedPageBreak/>
+        <w:t xml:space="preserve">Brominated flame </w:t>
+      </w:r>
+      <w:r>
+        <w:rPr>
+          <w:lang w:val="en-US"/>
+        </w:rPr>
+        <w:t>retardant</w:t>
+      </w:r>
+      <w:r>
+        <w:rPr>
+          <w:lang w:val="en-US"/>
+        </w:rPr>
+        <w:tab/>
+      </w:r>
+      <w:r>
+        <w:rPr>
+          <w:lang w:val="en-US"/>
+        </w:rPr>
+        <w:t>t</w:t>
+      </w:r>
+    </w:p>
+    <w:tbl>
+      <w:tblPr>
+        <w:tblStyle w:val="Grilledutableau"/>
+        <w:tblW w:w="0" w:type="auto"/>
+        <w:tblBorders>
+          <w:top w:val="none" w:sz="0" w:space="0" w:color="auto"/>
+          <w:left w:val="none" w:sz="0" w:space="0" w:color="auto"/>
+          <w:bottom w:val="none" w:sz="0" w:space="0" w:color="auto"/>
+          <w:right w:val="none" w:sz="0" w:space="0" w:color="auto"/>
+          <w:insideH w:val="none" w:sz="0" w:space="0" w:color="auto"/>
+          <w:insideV w:val="none" w:sz="0" w:space="0" w:color="auto"/>
+        </w:tblBorders>
+        <w:tblLook w:val="04A0" w:firstRow="1" w:lastRow="0" w:firstColumn="1" w:lastColumn="0" w:noHBand="0" w:noVBand="1"/>
+      </w:tblPr>
+      <w:tblGrid>
+        <w:gridCol w:w="4557"/>
+        <w:gridCol w:w="4515"/>
+      </w:tblGrid>
+      <w:tr>
+        <w:tc>
+          <w:tcPr>
+            <w:tcW w:w="5228" w:type="dxa"/>
+          </w:tcPr>
+          <w:p>
+            <w:pPr>
+              <w:keepNext/>
+            </w:pPr>
+            <w:r>
+              <w:rPr>
+                <w:noProof/>
+                <w:lang w:val="en-US"/>
+              </w:rPr>
+              <w:drawing>
+                <wp:inline distT="0" distB="0" distL="0" distR="0" wp14:anchorId="4548C0E3" wp14:editId="131CA99F">
+                  <wp:extent cx="3276799" cy="3276799"/>
+                  <wp:effectExtent l="0" t="0" r="0" b="0"/>
+                  <wp:docPr id="45" name="Image 45"/>
+                  <wp:cNvGraphicFramePr>
+                    <a:graphicFrameLocks xmlns:a="http://schemas.openxmlformats.org/drawingml/2006/main" noChangeAspect="1"/>
+                  </wp:cNvGraphicFramePr>
+                  <a:graphic xmlns:a="http://schemas.openxmlformats.org/drawingml/2006/main">
+                    <a:graphicData uri="http://schemas.openxmlformats.org/drawingml/2006/picture">
+                      <pic:pic xmlns:pic="http://schemas.openxmlformats.org/drawingml/2006/picture">
+                        <pic:nvPicPr>
+                          <pic:cNvPr id="45" name="Image 45"/>
+                          <pic:cNvPicPr/>
+                        </pic:nvPicPr>
+                        <pic:blipFill>
+                          <a:blip r:embed="rId18" cstate="print">
+                            <a:extLst>
+                              <a:ext uri="{28A0092B-C50C-407E-A947-70E740481C1C}">
+                                <a14:useLocalDpi xmlns:a14="http://schemas.microsoft.com/office/drawing/2010/main" val="0"/>
+                              </a:ext>
+                            </a:extLst>
+                          </a:blip>
+                          <a:stretch>
+                            <a:fillRect/>
+                          </a:stretch>
+                        </pic:blipFill>
+                        <pic:spPr>
+                          <a:xfrm>
+                            <a:off x="0" y="0"/>
+                            <a:ext cx="3276799" cy="3276799"/>
+                          </a:xfrm>
+                          <a:prstGeom prst="rect">
+                            <a:avLst/>
+                          </a:prstGeom>
+                        </pic:spPr>
+                      </pic:pic>
+                    </a:graphicData>
+                  </a:graphic>
+                </wp:inline>
+              </w:drawing>
+            </w:r>
+          </w:p>
+          <w:p>
+            <w:pPr>
+              <w:pStyle w:val="Lgende"/>
+            </w:pPr>
+            <w:r>
+              <w:rPr>
+                <w:lang w:val="en-US"/>
+              </w:rPr>
+              <w:t xml:space="preserve">Figure </w:t>
+            </w:r>
+            <w:r>
+              <w:fldChar w:fldCharType="begin"/>
+            </w:r>
+            <w:r>
+              <w:rPr>
+                <w:lang w:val="en-US"/>
+              </w:rPr>
+              <w:instrText xml:space="preserve"> SEQ Figure \* ARABIC </w:instrText>
+            </w:r>
+            <w:r>
+              <w:fldChar w:fldCharType="separate"/>
+            </w:r>
+            <w:r>
+              <w:rPr>
+                <w:noProof/>
+                <w:lang w:val="en-US"/>
+              </w:rPr>
+              <w:t>12</w:t>
+            </w:r>
+            <w:r>
+              <w:fldChar w:fldCharType="end"/>
+            </w:r>
+            <w:r>
+              <w:rPr>
+                <w:lang w:val="en-US"/>
+              </w:rPr>
+              <w:t xml:space="preserve"> </w:t>
+            </w:r>
+            <w:r>
+              <w:rPr>
+                <w:lang w:val="en-US"/>
+              </w:rPr>
+              <w:t xml:space="preserve">– Time series of </w:t>
+            </w:r>
+            <w:r>
+              <w:rPr>
+                <w:lang w:val="en-US"/>
+              </w:rPr>
+              <w:t>brominated flame retardants contamination in the Gironde, Loire and Seine estuaries from 2008 and 2018 to 2024. Arrows indicate trends over the full monitoring period (Spearman’s rank correlation test). Dashed horizontal lines represent current sanitary thresholds.</w:t>
+            </w:r>
+          </w:p>
+        </w:tc>
+        <w:tc>
+          <w:tcPr>
+            <w:tcW w:w="5228" w:type="dxa"/>
+          </w:tcPr>
+          <w:p>
+            <w:pPr>
+              <w:keepNext/>
+            </w:pPr>
+            <w:r>
+              <w:rPr>
+                <w:noProof/>
+                <w:lang w:val="en-US"/>
+              </w:rPr>
+              <w:drawing>
+                <wp:inline distT="0" distB="0" distL="0" distR="0" wp14:anchorId="4DA3F47B" wp14:editId="25E6E39C">
+                  <wp:extent cx="3245093" cy="3245093"/>
+                  <wp:effectExtent l="0" t="0" r="0" b="0"/>
+                  <wp:docPr id="44" name="Image 44"/>
+                  <wp:cNvGraphicFramePr>
+                    <a:graphicFrameLocks xmlns:a="http://schemas.openxmlformats.org/drawingml/2006/main" noChangeAspect="1"/>
+                  </wp:cNvGraphicFramePr>
+                  <a:graphic xmlns:a="http://schemas.openxmlformats.org/drawingml/2006/main">
+                    <a:graphicData uri="http://schemas.openxmlformats.org/drawingml/2006/picture">
+                      <pic:pic xmlns:pic="http://schemas.openxmlformats.org/drawingml/2006/picture">
+                        <pic:nvPicPr>
+                          <pic:cNvPr id="44" name="Image 44"/>
+                          <pic:cNvPicPr/>
+                        </pic:nvPicPr>
+                        <pic:blipFill>
+                          <a:blip r:embed="rId19" cstate="print">
+                            <a:extLst>
+                              <a:ext uri="{28A0092B-C50C-407E-A947-70E740481C1C}">
+                                <a14:useLocalDpi xmlns:a14="http://schemas.microsoft.com/office/drawing/2010/main" val="0"/>
+                              </a:ext>
+                            </a:extLst>
+                          </a:blip>
+                          <a:stretch>
+                            <a:fillRect/>
+                          </a:stretch>
+                        </pic:blipFill>
+                        <pic:spPr>
+                          <a:xfrm>
+                            <a:off x="0" y="0"/>
+                            <a:ext cx="3245093" cy="3245093"/>
+                          </a:xfrm>
+                          <a:prstGeom prst="rect">
+                            <a:avLst/>
+                          </a:prstGeom>
+                        </pic:spPr>
+                      </pic:pic>
+                    </a:graphicData>
+                  </a:graphic>
+                </wp:inline>
+              </w:drawing>
+            </w:r>
+          </w:p>
+          <w:p>
+            <w:pPr>
+              <w:pStyle w:val="Lgende"/>
+              <w:rPr>
+                <w:lang w:val="en-US"/>
+              </w:rPr>
+            </w:pPr>
+            <w:r>
+              <w:rPr>
+                <w:lang w:val="en-US"/>
+              </w:rPr>
+              <w:t xml:space="preserve">Figure </w:t>
+            </w:r>
+            <w:r>
+              <w:fldChar w:fldCharType="begin"/>
+            </w:r>
+            <w:r>
+              <w:rPr>
+                <w:lang w:val="en-US"/>
+              </w:rPr>
+              <w:instrText xml:space="preserve"> SEQ Figure \* ARABIC </w:instrText>
+            </w:r>
+            <w:r>
+              <w:fldChar w:fldCharType="separate"/>
+            </w:r>
+            <w:r>
+              <w:rPr>
+                <w:noProof/>
+                <w:lang w:val="en-US"/>
+              </w:rPr>
+              <w:t>13</w:t>
+            </w:r>
+            <w:r>
+              <w:fldChar w:fldCharType="end"/>
+            </w:r>
+            <w:r>
+              <w:rPr>
+                <w:lang w:val="en-US"/>
+              </w:rPr>
+              <w:t xml:space="preserve"> </w:t>
+            </w:r>
+            <w:r>
+              <w:rPr>
+                <w:lang w:val="en-US"/>
+              </w:rPr>
+              <w:t>–</w:t>
+            </w:r>
+            <w:r>
+              <w:rPr>
+                <w:lang w:val="en-US"/>
+              </w:rPr>
+              <w:t xml:space="preserve"> Percentage of deviation from current ecotoxicological threshold in the Gironde, Loire and Seine estuaries over the full monitoring period for the brominated flame retardants contamination.</w:t>
+            </w:r>
+          </w:p>
+        </w:tc>
+      </w:tr>
+    </w:tbl>
+    <w:p>
+      <w:pPr>
+        <w:rPr>
+          <w:lang w:val="en-US"/>
+        </w:rPr>
+      </w:pPr>
+    </w:p>
+    <w:p>
+      <w:pPr>
+        <w:rPr>
+          <w:lang w:val="en-US"/>
+        </w:rPr>
+      </w:pPr>
+    </w:p>
+    <w:p>
+      <w:pPr>
+        <w:rPr>
+          <w:lang w:val="en-US"/>
+        </w:rPr>
+      </w:pPr>
+      <w:r>
+        <w:rPr>
+          <w:lang w:val="en-US"/>
+        </w:rPr>
+        <w:t xml:space="preserve">All HBCDD isomers are </w:t>
+      </w:r>
+      <w:r>
+        <w:rPr>
+          <w:lang w:val="en-US"/>
+        </w:rPr>
+        <w:t xml:space="preserve">present at low concentrations across the estuaries, remaining well below the European Commission Environmental Quality Standard (EQS) for fish, with deviations of less than 0.1%. Trends are generally stable or decreasing in all estuaries. An exception is observed for </w:t>
+      </w:r>
+      <w:r>
+        <w:t>β</w:t>
+      </w:r>
+      <w:r>
+        <w:rPr>
+          <w:lang w:val="en-US"/>
+        </w:rPr>
+        <w:t xml:space="preserve">-HBCDD in the Loire estuary, where a statistically significant increase is detected (Spearman’s </w:t>
+      </w:r>
+      <w:r>
+        <w:t>ρ</w:t>
+      </w:r>
+      <w:r>
+        <w:rPr>
+          <w:lang w:val="en-US"/>
+        </w:rPr>
+        <w:t xml:space="preserve"> = 0.90, p.value = 0.006).</w:t>
+      </w:r>
+    </w:p>
+    <w:p>
+      <w:pPr>
+        <w:rPr>
+          <w:lang w:val="en-US"/>
+        </w:rPr>
+      </w:pPr>
+      <w:r>
+        <w:rPr>
+          <w:lang w:val="en-US"/>
+        </w:rPr>
+        <w:t>In contrast, summed PBDE concentrations exceed the European EQS by a large margin, with deviations of 906% in the Gironde estuary, 1058% in the Loire, and 3904% in the Seine.</w:t>
+      </w:r>
+      <w:r>
+        <w:rPr>
+          <w:lang w:val="en-US"/>
+        </w:rPr>
+        <w:t xml:space="preserve"> </w:t>
+      </w:r>
+      <w:r>
+        <w:rPr>
+          <w:lang w:val="en-US"/>
+        </w:rPr>
+        <w:t xml:space="preserve">However, </w:t>
+      </w:r>
+      <w:r>
+        <w:rPr>
+          <w:lang w:val="en-US"/>
+        </w:rPr>
+        <w:t xml:space="preserve">by </w:t>
+      </w:r>
+      <w:r>
+        <w:rPr>
+          <w:lang w:val="en-US"/>
+        </w:rPr>
+        <w:t xml:space="preserve">comparing </w:t>
+      </w:r>
+      <w:r>
+        <w:rPr>
+          <w:lang w:val="en-US"/>
+        </w:rPr>
+        <w:t xml:space="preserve">concentrations from the </w:t>
+      </w:r>
+      <w:r>
+        <w:rPr>
+          <w:lang w:val="en-US"/>
+        </w:rPr>
+        <w:t xml:space="preserve">first and last </w:t>
+      </w:r>
+      <w:r>
+        <w:rPr>
+          <w:lang w:val="en-US"/>
+        </w:rPr>
+        <w:t xml:space="preserve">years of the 16-year monitoring period to estimate a linear rate of decline, </w:t>
+      </w:r>
+      <w:r>
+        <w:rPr>
+          <w:lang w:val="en-US"/>
+        </w:rPr>
+        <w:t>it is possible to project the time required for concentrations to fall below the EQS.</w:t>
+      </w:r>
+      <w:r>
+        <w:rPr>
+          <w:lang w:val="en-US"/>
+        </w:rPr>
+        <w:t xml:space="preserve"> </w:t>
+      </w:r>
+      <w:r>
+        <w:rPr>
+          <w:lang w:val="en-US"/>
+        </w:rPr>
+        <w:t>Based on these estimates, concentrations are expected to reach compliant levels in approximately 1.2 years in the Gironde, 3.7 years in the Loire, and 3.2 years in the Seine estuary.</w:t>
+      </w:r>
+    </w:p>
+    <w:p>
+      <w:pPr>
+        <w:pStyle w:val="Titre3"/>
+        <w:numPr>
+          <w:ilvl w:val="2"/>
+          <w:numId w:val="5"/>
+        </w:numPr>
+        <w:rPr>
+          <w:lang w:val="en-US"/>
+        </w:rPr>
+      </w:pPr>
+      <w:r>
+        <w:rPr>
+          <w:lang w:val="en-US"/>
+        </w:rPr>
+        <w:lastRenderedPageBreak/>
+        <w:t>Perfluorinated compound: PFOS</w:t>
+      </w:r>
+    </w:p>
+    <w:tbl>
+      <w:tblPr>
+        <w:tblStyle w:val="Grilledutableau"/>
+        <w:tblW w:w="0" w:type="auto"/>
+        <w:tblBorders>
+          <w:top w:val="none" w:sz="0" w:space="0" w:color="auto"/>
+          <w:left w:val="none" w:sz="0" w:space="0" w:color="auto"/>
+          <w:bottom w:val="none" w:sz="0" w:space="0" w:color="auto"/>
+          <w:right w:val="none" w:sz="0" w:space="0" w:color="auto"/>
+          <w:insideH w:val="none" w:sz="0" w:space="0" w:color="auto"/>
+          <w:insideV w:val="none" w:sz="0" w:space="0" w:color="auto"/>
+        </w:tblBorders>
+        <w:tblLook w:val="04A0" w:firstRow="1" w:lastRow="0" w:firstColumn="1" w:lastColumn="0" w:noHBand="0" w:noVBand="1"/>
+      </w:tblPr>
+      <w:tblGrid>
+        <w:gridCol w:w="4564"/>
+        <w:gridCol w:w="4508"/>
+      </w:tblGrid>
+      <w:tr>
+        <w:tc>
+          <w:tcPr>
+            <w:tcW w:w="5228" w:type="dxa"/>
+          </w:tcPr>
+          <w:p>
+            <w:pPr>
+              <w:keepNext/>
+            </w:pPr>
+            <w:r>
+              <w:rPr>
+                <w:noProof/>
+                <w:lang w:val="en-US"/>
+              </w:rPr>
+              <w:drawing>
+                <wp:inline distT="0" distB="0" distL="0" distR="0" wp14:anchorId="25B691BE" wp14:editId="6801F718">
+                  <wp:extent cx="2900768" cy="2028818"/>
+                  <wp:effectExtent l="0" t="0" r="0" b="0"/>
+                  <wp:docPr id="55" name="Image 55"/>
+                  <wp:cNvGraphicFramePr>
+                    <a:graphicFrameLocks xmlns:a="http://schemas.openxmlformats.org/drawingml/2006/main" noChangeAspect="1"/>
+                  </wp:cNvGraphicFramePr>
+                  <a:graphic xmlns:a="http://schemas.openxmlformats.org/drawingml/2006/main">
+                    <a:graphicData uri="http://schemas.openxmlformats.org/drawingml/2006/picture">
+                      <pic:pic xmlns:pic="http://schemas.openxmlformats.org/drawingml/2006/picture">
+                        <pic:nvPicPr>
+                          <pic:cNvPr id="55" name="Image 55"/>
+                          <pic:cNvPicPr/>
+                        </pic:nvPicPr>
+                        <pic:blipFill>
+                          <a:blip r:embed="rId20" cstate="print">
+                            <a:extLst>
+                              <a:ext uri="{28A0092B-C50C-407E-A947-70E740481C1C}">
+                                <a14:useLocalDpi xmlns:a14="http://schemas.microsoft.com/office/drawing/2010/main" val="0"/>
+                              </a:ext>
+                            </a:extLst>
+                          </a:blip>
+                          <a:stretch>
+                            <a:fillRect/>
+                          </a:stretch>
+                        </pic:blipFill>
+                        <pic:spPr>
+                          <a:xfrm>
+                            <a:off x="0" y="0"/>
+                            <a:ext cx="2900768" cy="2028818"/>
+                          </a:xfrm>
+                          <a:prstGeom prst="rect">
+                            <a:avLst/>
+                          </a:prstGeom>
+                        </pic:spPr>
+                      </pic:pic>
+                    </a:graphicData>
+                  </a:graphic>
+                </wp:inline>
+              </w:drawing>
+            </w:r>
+          </w:p>
+          <w:p>
+            <w:pPr>
+              <w:pStyle w:val="Lgende"/>
+              <w:rPr>
+                <w:lang w:val="en-US"/>
+              </w:rPr>
+            </w:pPr>
+            <w:r>
+              <w:rPr>
+                <w:lang w:val="en-US"/>
+              </w:rPr>
+              <w:t xml:space="preserve">Figure </w:t>
+            </w:r>
+            <w:r>
+              <w:fldChar w:fldCharType="begin"/>
+            </w:r>
+            <w:r>
+              <w:rPr>
+                <w:lang w:val="en-US"/>
+              </w:rPr>
+              <w:instrText xml:space="preserve"> SEQ Figure \* ARABIC </w:instrText>
+            </w:r>
+            <w:r>
+              <w:fldChar w:fldCharType="separate"/>
+            </w:r>
+            <w:r>
+              <w:rPr>
+                <w:noProof/>
+                <w:lang w:val="en-US"/>
+              </w:rPr>
+              <w:t>14</w:t>
+            </w:r>
+            <w:r>
+              <w:fldChar w:fldCharType="end"/>
+            </w:r>
+            <w:r>
+              <w:rPr>
+                <w:lang w:val="en-US"/>
+              </w:rPr>
+              <w:t xml:space="preserve"> </w:t>
+            </w:r>
+            <w:r>
+              <w:rPr>
+                <w:lang w:val="en-US"/>
+              </w:rPr>
+              <w:t xml:space="preserve">– Time series of </w:t>
+            </w:r>
+            <w:r>
+              <w:rPr>
+                <w:lang w:val="en-US"/>
+              </w:rPr>
+              <w:t>PFOS contamination in the Gironde, Loire and Seine estuaries from 2010 to 2024. Arrows indicate trends over the full monitoring period (Spearman’s rank correlation test). Dashed horizontal lines represent current sanitary thresholds.</w:t>
+            </w:r>
+          </w:p>
+        </w:tc>
+        <w:tc>
+          <w:tcPr>
+            <w:tcW w:w="5228" w:type="dxa"/>
+          </w:tcPr>
+          <w:p>
+            <w:pPr>
+              <w:keepNext/>
+            </w:pPr>
+            <w:r>
+              <w:rPr>
+                <w:noProof/>
+                <w:lang w:val="en-US"/>
+              </w:rPr>
+              <w:drawing>
+                <wp:inline distT="0" distB="0" distL="0" distR="0" wp14:anchorId="2E714217" wp14:editId="4A01352F">
+                  <wp:extent cx="2863807" cy="2002967"/>
+                  <wp:effectExtent l="0" t="0" r="0" b="0"/>
+                  <wp:docPr id="2" name="Image 2"/>
+                  <wp:cNvGraphicFramePr>
+                    <a:graphicFrameLocks xmlns:a="http://schemas.openxmlformats.org/drawingml/2006/main" noChangeAspect="1"/>
+                  </wp:cNvGraphicFramePr>
+                  <a:graphic xmlns:a="http://schemas.openxmlformats.org/drawingml/2006/main">
+                    <a:graphicData uri="http://schemas.openxmlformats.org/drawingml/2006/picture">
+                      <pic:pic xmlns:pic="http://schemas.openxmlformats.org/drawingml/2006/picture">
+                        <pic:nvPicPr>
+                          <pic:cNvPr id="2" name="Image 2"/>
+                          <pic:cNvPicPr/>
+                        </pic:nvPicPr>
+                        <pic:blipFill>
+                          <a:blip r:embed="rId21" cstate="print">
+                            <a:extLst>
+                              <a:ext uri="{28A0092B-C50C-407E-A947-70E740481C1C}">
+                                <a14:useLocalDpi xmlns:a14="http://schemas.microsoft.com/office/drawing/2010/main" val="0"/>
+                              </a:ext>
+                            </a:extLst>
+                          </a:blip>
+                          <a:stretch>
+                            <a:fillRect/>
+                          </a:stretch>
+                        </pic:blipFill>
+                        <pic:spPr>
+                          <a:xfrm>
+                            <a:off x="0" y="0"/>
+                            <a:ext cx="2863807" cy="2002967"/>
+                          </a:xfrm>
+                          <a:prstGeom prst="rect">
+                            <a:avLst/>
+                          </a:prstGeom>
+                        </pic:spPr>
+                      </pic:pic>
+                    </a:graphicData>
+                  </a:graphic>
+                </wp:inline>
+              </w:drawing>
+            </w:r>
+          </w:p>
+          <w:p>
+            <w:pPr>
+              <w:pStyle w:val="Lgende"/>
+              <w:rPr>
+                <w:lang w:val="en-US"/>
+              </w:rPr>
+            </w:pPr>
+            <w:r>
+              <w:rPr>
+                <w:lang w:val="en-US"/>
+              </w:rPr>
+              <w:t xml:space="preserve">Figure </w:t>
+            </w:r>
+            <w:r>
+              <w:fldChar w:fldCharType="begin"/>
+            </w:r>
+            <w:r>
+              <w:rPr>
+                <w:lang w:val="en-US"/>
+              </w:rPr>
+              <w:instrText xml:space="preserve"> SEQ Figure \* ARABIC </w:instrText>
+            </w:r>
+            <w:r>
+              <w:fldChar w:fldCharType="separate"/>
+            </w:r>
+            <w:r>
+              <w:rPr>
+                <w:noProof/>
+                <w:lang w:val="en-US"/>
+              </w:rPr>
+              <w:t>15</w:t>
+            </w:r>
+            <w:r>
+              <w:fldChar w:fldCharType="end"/>
+            </w:r>
+            <w:r>
+              <w:rPr>
+                <w:lang w:val="en-US"/>
+              </w:rPr>
+              <w:t xml:space="preserve"> </w:t>
+            </w:r>
+            <w:r>
+              <w:rPr>
+                <w:lang w:val="en-US"/>
+              </w:rPr>
+              <w:t>–</w:t>
+            </w:r>
+            <w:r>
+              <w:rPr>
+                <w:lang w:val="en-US"/>
+              </w:rPr>
+              <w:t xml:space="preserve"> Percentage of deviation from current ecotoxicological threshold in the Gironde, Loire and Seine estuaries over the full monitoring period for PFOS contamination.</w:t>
+            </w:r>
+          </w:p>
+        </w:tc>
+      </w:tr>
+    </w:tbl>
+    <w:p>
+      <w:pPr>
+        <w:rPr>
+          <w:lang w:val="en-US"/>
+        </w:rPr>
+      </w:pPr>
+      <w:r>
+        <w:rPr>
+          <w:lang w:val="en-US"/>
+        </w:rPr>
+        <w:t>PFOS is an emerg</w:t>
+      </w:r>
+      <w:r>
+        <w:rPr>
+          <w:lang w:val="en-US"/>
+        </w:rPr>
+        <w:t>ing</w:t>
+      </w:r>
+      <w:r>
+        <w:rPr>
+          <w:lang w:val="en-US"/>
+        </w:rPr>
+        <w:t xml:space="preserve"> contaminant</w:t>
+      </w:r>
+      <w:r>
+        <w:rPr>
+          <w:lang w:val="en-US"/>
+        </w:rPr>
+        <w:t xml:space="preserve"> that has been</w:t>
+      </w:r>
+      <w:r>
+        <w:rPr>
+          <w:lang w:val="en-US"/>
+        </w:rPr>
+        <w:t xml:space="preserve"> monitored since 2010</w:t>
+      </w:r>
+      <w:r>
+        <w:rPr>
+          <w:lang w:val="en-US"/>
+        </w:rPr>
+        <w:t xml:space="preserve"> under the ROCCHMV program. Concentration levels remain well below the European EQS for fish, with median values showing less than 2.5% deviation from the EQS across all estuaries. </w:t>
+      </w:r>
+      <w:r>
+        <w:rPr>
+          <w:lang w:val="en-US"/>
+        </w:rPr>
+        <w:t xml:space="preserve">No significant trends have been identified over this relatively short monitoring period. Although a </w:t>
+      </w:r>
+      <w:r>
+        <w:rPr>
+          <w:lang w:val="en-US"/>
+        </w:rPr>
+        <w:t xml:space="preserve">slightly </w:t>
+      </w:r>
+      <w:r>
+        <w:rPr>
+          <w:lang w:val="en-US"/>
+        </w:rPr>
+        <w:t>statistically significant decrease was observed in the Seine estuary (</w:t>
+      </w:r>
+      <w:r>
+        <w:rPr>
+          <w:lang w:val="en-US"/>
+        </w:rPr>
+        <w:t xml:space="preserve">Spearman’s </w:t>
+      </w:r>
+      <w:r>
+        <w:rPr>
+          <w:rStyle w:val="Accentuation"/>
+          <w:lang w:val="en-US"/>
+        </w:rPr>
+        <w:t>p</w:t>
+      </w:r>
+      <w:r>
+        <w:rPr>
+          <w:lang w:val="en-US"/>
+        </w:rPr>
+        <w:t xml:space="preserve"> </w:t>
+      </w:r>
+      <w:r>
+        <w:rPr>
+          <w:lang w:val="en-US"/>
+        </w:rPr>
+        <w:t xml:space="preserve">= -0.56, p.value </w:t>
+      </w:r>
+      <w:r>
+        <w:rPr>
+          <w:lang w:val="en-US"/>
+        </w:rPr>
+        <w:t>= 0.049), the magnitude of the decline is minimal and not considered environmentally meaningful.</w:t>
+      </w:r>
+    </w:p>
+    <w:p>
+      <w:pPr>
+        <w:rPr>
+          <w:lang w:val="en-US"/>
+        </w:rPr>
+      </w:pPr>
+      <w:r>
+        <w:rPr>
+          <w:lang w:val="en-US"/>
+        </w:rPr>
+        <w:br w:type="page"/>
+      </w:r>
+    </w:p>
+    <w:p>
+      <w:pPr>
+        <w:pStyle w:val="Titre3"/>
+        <w:numPr>
+          <w:ilvl w:val="2"/>
+          <w:numId w:val="5"/>
+        </w:numPr>
+        <w:rPr>
+          <w:lang w:val="en-US"/>
+        </w:rPr>
+      </w:pPr>
+      <w:r>
+        <w:rPr>
+          <w:lang w:val="en-US"/>
+        </w:rPr>
+        <w:lastRenderedPageBreak/>
+        <w:t>Tributyltin cation</w:t>
+      </w:r>
+    </w:p>
+    <w:tbl>
+      <w:tblPr>
+        <w:tblStyle w:val="Grilledutableau"/>
+        <w:tblW w:w="0" w:type="auto"/>
+        <w:tblBorders>
+          <w:top w:val="none" w:sz="0" w:space="0" w:color="auto"/>
+          <w:left w:val="none" w:sz="0" w:space="0" w:color="auto"/>
+          <w:bottom w:val="none" w:sz="0" w:space="0" w:color="auto"/>
+          <w:right w:val="none" w:sz="0" w:space="0" w:color="auto"/>
+          <w:insideH w:val="none" w:sz="0" w:space="0" w:color="auto"/>
+          <w:insideV w:val="none" w:sz="0" w:space="0" w:color="auto"/>
+        </w:tblBorders>
+        <w:tblLook w:val="04A0" w:firstRow="1" w:lastRow="0" w:firstColumn="1" w:lastColumn="0" w:noHBand="0" w:noVBand="1"/>
+      </w:tblPr>
+      <w:tblGrid>
+        <w:gridCol w:w="4530"/>
+        <w:gridCol w:w="4542"/>
+      </w:tblGrid>
+      <w:tr>
+        <w:tc>
+          <w:tcPr>
+            <w:tcW w:w="5228" w:type="dxa"/>
+          </w:tcPr>
+          <w:p>
+            <w:pPr>
+              <w:keepNext/>
+            </w:pPr>
+            <w:r>
+              <w:rPr>
+                <w:noProof/>
+                <w:lang w:val="en-US"/>
+              </w:rPr>
+              <w:drawing>
+                <wp:inline distT="0" distB="0" distL="0" distR="0" wp14:anchorId="2B623B32" wp14:editId="7285AEF3">
+                  <wp:extent cx="2743463" cy="1918798"/>
+                  <wp:effectExtent l="0" t="0" r="0" b="5715"/>
+                  <wp:docPr id="54" name="Image 54"/>
+                  <wp:cNvGraphicFramePr>
+                    <a:graphicFrameLocks xmlns:a="http://schemas.openxmlformats.org/drawingml/2006/main" noChangeAspect="1"/>
+                  </wp:cNvGraphicFramePr>
+                  <a:graphic xmlns:a="http://schemas.openxmlformats.org/drawingml/2006/main">
+                    <a:graphicData uri="http://schemas.openxmlformats.org/drawingml/2006/picture">
+                      <pic:pic xmlns:pic="http://schemas.openxmlformats.org/drawingml/2006/picture">
+                        <pic:nvPicPr>
+                          <pic:cNvPr id="54" name="Image 54"/>
+                          <pic:cNvPicPr/>
+                        </pic:nvPicPr>
+                        <pic:blipFill>
+                          <a:blip r:embed="rId22" cstate="print">
+                            <a:extLst>
+                              <a:ext uri="{28A0092B-C50C-407E-A947-70E740481C1C}">
+                                <a14:useLocalDpi xmlns:a14="http://schemas.microsoft.com/office/drawing/2010/main" val="0"/>
+                              </a:ext>
+                            </a:extLst>
+                          </a:blip>
+                          <a:stretch>
+                            <a:fillRect/>
+                          </a:stretch>
+                        </pic:blipFill>
+                        <pic:spPr>
+                          <a:xfrm>
+                            <a:off x="0" y="0"/>
+                            <a:ext cx="2743463" cy="1918798"/>
+                          </a:xfrm>
+                          <a:prstGeom prst="rect">
+                            <a:avLst/>
+                          </a:prstGeom>
+                        </pic:spPr>
+                      </pic:pic>
+                    </a:graphicData>
+                  </a:graphic>
+                </wp:inline>
+              </w:drawing>
+            </w:r>
+          </w:p>
+          <w:p>
+            <w:pPr>
+              <w:pStyle w:val="Lgende"/>
+              <w:rPr>
+                <w:lang w:val="en-US"/>
+              </w:rPr>
+            </w:pPr>
+            <w:r>
+              <w:rPr>
+                <w:lang w:val="en-US"/>
+              </w:rPr>
+              <w:t xml:space="preserve">Figure </w:t>
+            </w:r>
+            <w:r>
+              <w:fldChar w:fldCharType="begin"/>
+            </w:r>
+            <w:r>
+              <w:rPr>
+                <w:lang w:val="en-US"/>
+              </w:rPr>
+              <w:instrText xml:space="preserve"> SEQ Figure \* ARABIC </w:instrText>
+            </w:r>
+            <w:r>
+              <w:fldChar w:fldCharType="separate"/>
+            </w:r>
+            <w:r>
+              <w:rPr>
+                <w:noProof/>
+                <w:lang w:val="en-US"/>
+              </w:rPr>
+              <w:t>16</w:t>
+            </w:r>
+            <w:r>
+              <w:fldChar w:fldCharType="end"/>
+            </w:r>
+            <w:r>
+              <w:rPr>
+                <w:lang w:val="en-US"/>
+              </w:rPr>
+              <w:t xml:space="preserve"> </w:t>
+            </w:r>
+            <w:r>
+              <w:rPr>
+                <w:lang w:val="en-US"/>
+              </w:rPr>
+              <w:t xml:space="preserve">– Time series of </w:t>
+            </w:r>
+            <w:r>
+              <w:rPr>
+                <w:lang w:val="en-US"/>
+              </w:rPr>
+              <w:t>tributyltin cation contamination in the Gironde, Loire and Seine estuaries from 2019 to 2024. Arrows indicate trends over the full monitoring period (Spearman’s rank correlation test). Dashed horizontal lines represent current sanitary thresholds.</w:t>
+            </w:r>
+          </w:p>
+        </w:tc>
+        <w:tc>
+          <w:tcPr>
+            <w:tcW w:w="5228" w:type="dxa"/>
+          </w:tcPr>
+          <w:p>
+            <w:pPr>
+              <w:keepNext/>
+            </w:pPr>
+            <w:r>
+              <w:rPr>
+                <w:noProof/>
+                <w:lang w:val="en-US"/>
+              </w:rPr>
+              <w:drawing>
+                <wp:inline distT="0" distB="0" distL="0" distR="0" wp14:anchorId="0D958C8D" wp14:editId="3D3DC2D5">
+                  <wp:extent cx="2751570" cy="1924468"/>
+                  <wp:effectExtent l="0" t="0" r="0" b="0"/>
+                  <wp:docPr id="53" name="Image 53"/>
+                  <wp:cNvGraphicFramePr>
+                    <a:graphicFrameLocks xmlns:a="http://schemas.openxmlformats.org/drawingml/2006/main" noChangeAspect="1"/>
+                  </wp:cNvGraphicFramePr>
+                  <a:graphic xmlns:a="http://schemas.openxmlformats.org/drawingml/2006/main">
+                    <a:graphicData uri="http://schemas.openxmlformats.org/drawingml/2006/picture">
+                      <pic:pic xmlns:pic="http://schemas.openxmlformats.org/drawingml/2006/picture">
+                        <pic:nvPicPr>
+                          <pic:cNvPr id="53" name="Image 53"/>
+                          <pic:cNvPicPr/>
+                        </pic:nvPicPr>
+                        <pic:blipFill>
+                          <a:blip r:embed="rId23" cstate="print">
+                            <a:extLst>
+                              <a:ext uri="{28A0092B-C50C-407E-A947-70E740481C1C}">
+                                <a14:useLocalDpi xmlns:a14="http://schemas.microsoft.com/office/drawing/2010/main" val="0"/>
+                              </a:ext>
+                            </a:extLst>
+                          </a:blip>
+                          <a:stretch>
+                            <a:fillRect/>
+                          </a:stretch>
+                        </pic:blipFill>
+                        <pic:spPr>
+                          <a:xfrm>
+                            <a:off x="0" y="0"/>
+                            <a:ext cx="2751570" cy="1924468"/>
+                          </a:xfrm>
+                          <a:prstGeom prst="rect">
+                            <a:avLst/>
+                          </a:prstGeom>
+                        </pic:spPr>
+                      </pic:pic>
+                    </a:graphicData>
+                  </a:graphic>
+                </wp:inline>
+              </w:drawing>
+            </w:r>
+          </w:p>
+          <w:p>
+            <w:pPr>
+              <w:pStyle w:val="Lgende"/>
+              <w:rPr>
+                <w:lang w:val="en-US"/>
+              </w:rPr>
+            </w:pPr>
+            <w:r>
+              <w:rPr>
+                <w:lang w:val="en-US"/>
+              </w:rPr>
+              <w:t xml:space="preserve">Figure </w:t>
+            </w:r>
+            <w:r>
+              <w:fldChar w:fldCharType="begin"/>
+            </w:r>
+            <w:r>
+              <w:rPr>
+                <w:lang w:val="en-US"/>
+              </w:rPr>
+              <w:instrText xml:space="preserve"> SEQ Figure \* ARABIC </w:instrText>
+            </w:r>
+            <w:r>
+              <w:fldChar w:fldCharType="separate"/>
+            </w:r>
+            <w:r>
+              <w:rPr>
+                <w:noProof/>
+                <w:lang w:val="en-US"/>
+              </w:rPr>
+              <w:t>17</w:t>
+            </w:r>
+            <w:r>
+              <w:fldChar w:fldCharType="end"/>
+            </w:r>
+            <w:r>
+              <w:rPr>
+                <w:lang w:val="en-US"/>
+              </w:rPr>
+              <w:t xml:space="preserve"> </w:t>
+            </w:r>
+            <w:r>
+              <w:rPr>
+                <w:lang w:val="en-US"/>
+              </w:rPr>
+              <w:t>–</w:t>
+            </w:r>
+            <w:r>
+              <w:rPr>
+                <w:lang w:val="en-US"/>
+              </w:rPr>
+              <w:t xml:space="preserve"> Percentage of deviation from current ecotoxicological threshold in the Gironde, Loire and Seine estuaries over the full monitoring period for tributyltin cation contamination.</w:t>
+            </w:r>
+          </w:p>
+        </w:tc>
+      </w:tr>
+    </w:tbl>
+    <w:p>
+      <w:pPr>
+        <w:rPr>
+          <w:lang w:val="en-US"/>
+        </w:rPr>
+      </w:pPr>
+      <w:r>
+        <w:rPr>
+          <w:lang w:val="en-US"/>
+        </w:rPr>
+        <w:t>Tributyltin cation</w:t>
+      </w:r>
+      <w:r>
+        <w:rPr>
+          <w:lang w:val="en-US"/>
+        </w:rPr>
+        <w:t xml:space="preserve"> is an emerg</w:t>
+      </w:r>
+      <w:r>
+        <w:rPr>
+          <w:lang w:val="en-US"/>
+        </w:rPr>
+        <w:t>ing</w:t>
+      </w:r>
+      <w:r>
+        <w:rPr>
+          <w:lang w:val="en-US"/>
+        </w:rPr>
+        <w:t xml:space="preserve"> contaminant</w:t>
+      </w:r>
+      <w:r>
+        <w:rPr>
+          <w:lang w:val="en-US"/>
+        </w:rPr>
+        <w:t xml:space="preserve"> that has been</w:t>
+      </w:r>
+      <w:r>
+        <w:rPr>
+          <w:lang w:val="en-US"/>
+        </w:rPr>
+        <w:t xml:space="preserve"> monitored since 201</w:t>
+      </w:r>
+      <w:r>
+        <w:rPr>
+          <w:lang w:val="en-US"/>
+        </w:rPr>
+        <w:t>9 under the ROCCHMV program. Due to the limited duration of the time series, n</w:t>
+      </w:r>
+      <w:r>
+        <w:rPr>
+          <w:lang w:val="en-US"/>
+        </w:rPr>
+        <w:t>o significant trends have been identified.</w:t>
+      </w:r>
+      <w:r>
+        <w:rPr>
+          <w:lang w:val="en-US"/>
+        </w:rPr>
+        <w:t xml:space="preserve"> The Gironde estuary is the least contaminated, with median concentrations corresponding to 16% of the OSPAR ecotoxicological threshold. In contrast, concentrations in the Seine and Loire estuaries occasionally exceed the threshold</w:t>
+      </w:r>
+      <w:r>
+        <w:rPr>
+          <w:lang w:val="en-US"/>
+        </w:rPr>
+        <w:t>, with peak values reaching up to twice the threshold in the Loire.</w:t>
+      </w:r>
+      <w:r>
+        <w:rPr>
+          <w:lang w:val="en-US"/>
+        </w:rPr>
+        <w:t xml:space="preserve"> Still, median values remain below the threshold</w:t>
+      </w:r>
+      <w:r>
+        <w:rPr>
+          <w:lang w:val="en-US"/>
+        </w:rPr>
+        <w:t xml:space="preserve">, </w:t>
+      </w:r>
+      <w:r>
+        <w:rPr>
+          <w:lang w:val="en-US"/>
+        </w:rPr>
+        <w:t>corresponding to</w:t>
+      </w:r>
+      <w:r>
+        <w:rPr>
+          <w:lang w:val="en-US"/>
+        </w:rPr>
+        <w:t xml:space="preserve"> 55% </w:t>
+      </w:r>
+      <w:r>
+        <w:rPr>
+          <w:lang w:val="en-US"/>
+        </w:rPr>
+        <w:t xml:space="preserve">in the Loire and </w:t>
+      </w:r>
+      <w:r>
+        <w:rPr>
+          <w:lang w:val="en-US"/>
+        </w:rPr>
+        <w:t xml:space="preserve">78% </w:t>
+      </w:r>
+      <w:r>
+        <w:rPr>
+          <w:lang w:val="en-US"/>
+        </w:rPr>
+        <w:t xml:space="preserve">in the Seine. </w:t>
+      </w:r>
+      <w:r>
+        <w:rPr>
+          <w:lang w:val="en-US"/>
+        </w:rPr>
+        <w:t>However, given the short duration of monitoring, no definitive conclusions can yet be drawn</w:t>
+      </w:r>
+      <w:r>
+        <w:rPr>
+          <w:lang w:val="en-US"/>
+        </w:rPr>
+        <w:t>.</w:t>
+      </w:r>
+    </w:p>
     <w:p>
       <w:pPr>
         <w:rPr>
@@ -2815,6 +6670,264 @@
     </w:lvl>
   </w:abstractNum>
   <w:abstractNum w:abstractNumId="2" w15:restartNumberingAfterBreak="0">
+    <w:nsid w:val="51283151"/>
+    <w:multiLevelType w:val="multilevel"/>
+    <w:tmpl w:val="040C001F"/>
+    <w:lvl w:ilvl="0">
+      <w:start w:val="1"/>
+      <w:numFmt w:val="decimal"/>
+      <w:lvlText w:val="%1."/>
+      <w:lvlJc w:val="left"/>
+      <w:pPr>
+        <w:ind w:left="360" w:hanging="360"/>
+      </w:pPr>
+    </w:lvl>
+    <w:lvl w:ilvl="1">
+      <w:start w:val="1"/>
+      <w:numFmt w:val="decimal"/>
+      <w:lvlText w:val="%1.%2."/>
+      <w:lvlJc w:val="left"/>
+      <w:pPr>
+        <w:ind w:left="792" w:hanging="432"/>
+      </w:pPr>
+    </w:lvl>
+    <w:lvl w:ilvl="2">
+      <w:start w:val="1"/>
+      <w:numFmt w:val="decimal"/>
+      <w:lvlText w:val="%1.%2.%3."/>
+      <w:lvlJc w:val="left"/>
+      <w:pPr>
+        <w:ind w:left="1224" w:hanging="504"/>
+      </w:pPr>
+    </w:lvl>
+    <w:lvl w:ilvl="3">
+      <w:start w:val="1"/>
+      <w:numFmt w:val="decimal"/>
+      <w:lvlText w:val="%1.%2.%3.%4."/>
+      <w:lvlJc w:val="left"/>
+      <w:pPr>
+        <w:ind w:left="1728" w:hanging="648"/>
+      </w:pPr>
+    </w:lvl>
+    <w:lvl w:ilvl="4">
+      <w:start w:val="1"/>
+      <w:numFmt w:val="decimal"/>
+      <w:lvlText w:val="%1.%2.%3.%4.%5."/>
+      <w:lvlJc w:val="left"/>
+      <w:pPr>
+        <w:ind w:left="2232" w:hanging="792"/>
+      </w:pPr>
+    </w:lvl>
+    <w:lvl w:ilvl="5">
+      <w:start w:val="1"/>
+      <w:numFmt w:val="decimal"/>
+      <w:lvlText w:val="%1.%2.%3.%4.%5.%6."/>
+      <w:lvlJc w:val="left"/>
+      <w:pPr>
+        <w:ind w:left="2736" w:hanging="936"/>
+      </w:pPr>
+    </w:lvl>
+    <w:lvl w:ilvl="6">
+      <w:start w:val="1"/>
+      <w:numFmt w:val="decimal"/>
+      <w:lvlText w:val="%1.%2.%3.%4.%5.%6.%7."/>
+      <w:lvlJc w:val="left"/>
+      <w:pPr>
+        <w:ind w:left="3240" w:hanging="1080"/>
+      </w:pPr>
+    </w:lvl>
+    <w:lvl w:ilvl="7">
+      <w:start w:val="1"/>
+      <w:numFmt w:val="decimal"/>
+      <w:lvlText w:val="%1.%2.%3.%4.%5.%6.%7.%8."/>
+      <w:lvlJc w:val="left"/>
+      <w:pPr>
+        <w:ind w:left="3744" w:hanging="1224"/>
+      </w:pPr>
+    </w:lvl>
+    <w:lvl w:ilvl="8">
+      <w:start w:val="1"/>
+      <w:numFmt w:val="decimal"/>
+      <w:lvlText w:val="%1.%2.%3.%4.%5.%6.%7.%8.%9."/>
+      <w:lvlJc w:val="left"/>
+      <w:pPr>
+        <w:ind w:left="4320" w:hanging="1440"/>
+      </w:pPr>
+    </w:lvl>
+  </w:abstractNum>
+  <w:abstractNum w:abstractNumId="3" w15:restartNumberingAfterBreak="0">
+    <w:nsid w:val="5D7F0B37"/>
+    <w:multiLevelType w:val="multilevel"/>
+    <w:tmpl w:val="040C001F"/>
+    <w:lvl w:ilvl="0">
+      <w:start w:val="1"/>
+      <w:numFmt w:val="decimal"/>
+      <w:lvlText w:val="%1."/>
+      <w:lvlJc w:val="left"/>
+      <w:pPr>
+        <w:ind w:left="360" w:hanging="360"/>
+      </w:pPr>
+    </w:lvl>
+    <w:lvl w:ilvl="1">
+      <w:start w:val="1"/>
+      <w:numFmt w:val="decimal"/>
+      <w:lvlText w:val="%1.%2."/>
+      <w:lvlJc w:val="left"/>
+      <w:pPr>
+        <w:ind w:left="792" w:hanging="432"/>
+      </w:pPr>
+    </w:lvl>
+    <w:lvl w:ilvl="2">
+      <w:start w:val="1"/>
+      <w:numFmt w:val="decimal"/>
+      <w:lvlText w:val="%1.%2.%3."/>
+      <w:lvlJc w:val="left"/>
+      <w:pPr>
+        <w:ind w:left="1224" w:hanging="504"/>
+      </w:pPr>
+    </w:lvl>
+    <w:lvl w:ilvl="3">
+      <w:start w:val="1"/>
+      <w:numFmt w:val="decimal"/>
+      <w:lvlText w:val="%1.%2.%3.%4."/>
+      <w:lvlJc w:val="left"/>
+      <w:pPr>
+        <w:ind w:left="1728" w:hanging="648"/>
+      </w:pPr>
+    </w:lvl>
+    <w:lvl w:ilvl="4">
+      <w:start w:val="1"/>
+      <w:numFmt w:val="decimal"/>
+      <w:lvlText w:val="%1.%2.%3.%4.%5."/>
+      <w:lvlJc w:val="left"/>
+      <w:pPr>
+        <w:ind w:left="2232" w:hanging="792"/>
+      </w:pPr>
+    </w:lvl>
+    <w:lvl w:ilvl="5">
+      <w:start w:val="1"/>
+      <w:numFmt w:val="decimal"/>
+      <w:lvlText w:val="%1.%2.%3.%4.%5.%6."/>
+      <w:lvlJc w:val="left"/>
+      <w:pPr>
+        <w:ind w:left="2736" w:hanging="936"/>
+      </w:pPr>
+    </w:lvl>
+    <w:lvl w:ilvl="6">
+      <w:start w:val="1"/>
+      <w:numFmt w:val="decimal"/>
+      <w:lvlText w:val="%1.%2.%3.%4.%5.%6.%7."/>
+      <w:lvlJc w:val="left"/>
+      <w:pPr>
+        <w:ind w:left="3240" w:hanging="1080"/>
+      </w:pPr>
+    </w:lvl>
+    <w:lvl w:ilvl="7">
+      <w:start w:val="1"/>
+      <w:numFmt w:val="decimal"/>
+      <w:lvlText w:val="%1.%2.%3.%4.%5.%6.%7.%8."/>
+      <w:lvlJc w:val="left"/>
+      <w:pPr>
+        <w:ind w:left="3744" w:hanging="1224"/>
+      </w:pPr>
+    </w:lvl>
+    <w:lvl w:ilvl="8">
+      <w:start w:val="1"/>
+      <w:numFmt w:val="decimal"/>
+      <w:lvlText w:val="%1.%2.%3.%4.%5.%6.%7.%8.%9."/>
+      <w:lvlJc w:val="left"/>
+      <w:pPr>
+        <w:ind w:left="4320" w:hanging="1440"/>
+      </w:pPr>
+    </w:lvl>
+  </w:abstractNum>
+  <w:abstractNum w:abstractNumId="4" w15:restartNumberingAfterBreak="0">
+    <w:nsid w:val="60A444C6"/>
+    <w:multiLevelType w:val="multilevel"/>
+    <w:tmpl w:val="040C001F"/>
+    <w:lvl w:ilvl="0">
+      <w:start w:val="1"/>
+      <w:numFmt w:val="decimal"/>
+      <w:lvlText w:val="%1."/>
+      <w:lvlJc w:val="left"/>
+      <w:pPr>
+        <w:ind w:left="360" w:hanging="360"/>
+      </w:pPr>
+    </w:lvl>
+    <w:lvl w:ilvl="1">
+      <w:start w:val="1"/>
+      <w:numFmt w:val="decimal"/>
+      <w:lvlText w:val="%1.%2."/>
+      <w:lvlJc w:val="left"/>
+      <w:pPr>
+        <w:ind w:left="792" w:hanging="432"/>
+      </w:pPr>
+    </w:lvl>
+    <w:lvl w:ilvl="2">
+      <w:start w:val="1"/>
+      <w:numFmt w:val="decimal"/>
+      <w:lvlText w:val="%1.%2.%3."/>
+      <w:lvlJc w:val="left"/>
+      <w:pPr>
+        <w:ind w:left="1224" w:hanging="504"/>
+      </w:pPr>
+    </w:lvl>
+    <w:lvl w:ilvl="3">
+      <w:start w:val="1"/>
+      <w:numFmt w:val="decimal"/>
+      <w:lvlText w:val="%1.%2.%3.%4."/>
+      <w:lvlJc w:val="left"/>
+      <w:pPr>
+        <w:ind w:left="1728" w:hanging="648"/>
+      </w:pPr>
+    </w:lvl>
+    <w:lvl w:ilvl="4">
+      <w:start w:val="1"/>
+      <w:numFmt w:val="decimal"/>
+      <w:lvlText w:val="%1.%2.%3.%4.%5."/>
+      <w:lvlJc w:val="left"/>
+      <w:pPr>
+        <w:ind w:left="2232" w:hanging="792"/>
+      </w:pPr>
+    </w:lvl>
+    <w:lvl w:ilvl="5">
+      <w:start w:val="1"/>
+      <w:numFmt w:val="decimal"/>
+      <w:lvlText w:val="%1.%2.%3.%4.%5.%6."/>
+      <w:lvlJc w:val="left"/>
+      <w:pPr>
+        <w:ind w:left="2736" w:hanging="936"/>
+      </w:pPr>
+    </w:lvl>
+    <w:lvl w:ilvl="6">
+      <w:start w:val="1"/>
+      <w:numFmt w:val="decimal"/>
+      <w:lvlText w:val="%1.%2.%3.%4.%5.%6.%7."/>
+      <w:lvlJc w:val="left"/>
+      <w:pPr>
+        <w:ind w:left="3240" w:hanging="1080"/>
+      </w:pPr>
+    </w:lvl>
+    <w:lvl w:ilvl="7">
+      <w:start w:val="1"/>
+      <w:numFmt w:val="decimal"/>
+      <w:lvlText w:val="%1.%2.%3.%4.%5.%6.%7.%8."/>
+      <w:lvlJc w:val="left"/>
+      <w:pPr>
+        <w:ind w:left="3744" w:hanging="1224"/>
+      </w:pPr>
+    </w:lvl>
+    <w:lvl w:ilvl="8">
+      <w:start w:val="1"/>
+      <w:numFmt w:val="decimal"/>
+      <w:lvlText w:val="%1.%2.%3.%4.%5.%6.%7.%8.%9."/>
+      <w:lvlJc w:val="left"/>
+      <w:pPr>
+        <w:ind w:left="4320" w:hanging="1440"/>
+      </w:pPr>
+    </w:lvl>
+  </w:abstractNum>
+  <w:abstractNum w:abstractNumId="5" w15:restartNumberingAfterBreak="0">
     <w:nsid w:val="752E2C4A"/>
     <w:multiLevelType w:val="multilevel"/>
     <w:tmpl w:val="040C001F"/>
@@ -2900,7 +7013,7 @@
       </w:pPr>
     </w:lvl>
   </w:abstractNum>
-  <w:abstractNum w:abstractNumId="3" w15:restartNumberingAfterBreak="0">
+  <w:abstractNum w:abstractNumId="6" w15:restartNumberingAfterBreak="0">
     <w:nsid w:val="76637C99"/>
     <w:multiLevelType w:val="multilevel"/>
     <w:tmpl w:val="040C001F"/>
@@ -2987,16 +7100,25 @@
     </w:lvl>
   </w:abstractNum>
   <w:num w:numId="1">
-    <w:abstractNumId w:val="3"/>
+    <w:abstractNumId w:val="6"/>
   </w:num>
   <w:num w:numId="2">
-    <w:abstractNumId w:val="2"/>
+    <w:abstractNumId w:val="5"/>
   </w:num>
   <w:num w:numId="3">
     <w:abstractNumId w:val="1"/>
   </w:num>
   <w:num w:numId="4">
     <w:abstractNumId w:val="0"/>
+  </w:num>
+  <w:num w:numId="5">
+    <w:abstractNumId w:val="2"/>
+  </w:num>
+  <w:num w:numId="6">
+    <w:abstractNumId w:val="4"/>
+  </w:num>
+  <w:num w:numId="7">
+    <w:abstractNumId w:val="3"/>
   </w:num>
 </w:numbering>
 </file>
@@ -3465,6 +7587,28 @@
       <w:szCs w:val="24"/>
     </w:rPr>
   </w:style>
+  <w:style w:type="paragraph" w:styleId="Titre4">
+    <w:name w:val="heading 4"/>
+    <w:basedOn w:val="Normal"/>
+    <w:next w:val="Normal"/>
+    <w:link w:val="Titre4Car"/>
+    <w:uiPriority w:val="9"/>
+    <w:unhideWhenUsed/>
+    <w:qFormat/>
+    <w:rsid w:val="005901AA"/>
+    <w:pPr>
+      <w:keepNext/>
+      <w:keepLines/>
+      <w:spacing w:before="40" w:after="0"/>
+      <w:outlineLvl w:val="3"/>
+    </w:pPr>
+    <w:rPr>
+      <w:rFonts w:asciiTheme="majorHAnsi" w:eastAsiaTheme="majorEastAsia" w:hAnsiTheme="majorHAnsi" w:cstheme="majorBidi"/>
+      <w:i/>
+      <w:iCs/>
+      <w:color w:val="2F5496" w:themeColor="accent1" w:themeShade="BF"/>
+    </w:rPr>
+  </w:style>
   <w:style w:type="character" w:default="1" w:styleId="Policepardfaut">
     <w:name w:val="Default Paragraph Font"/>
     <w:uiPriority w:val="1"/>
@@ -3583,6 +7727,65 @@
       <w:color w:val="44546A" w:themeColor="text2"/>
       <w:sz w:val="18"/>
       <w:szCs w:val="18"/>
+    </w:rPr>
+  </w:style>
+  <w:style w:type="character" w:customStyle="1" w:styleId="Titre4Car">
+    <w:name w:val="Titre 4 Car"/>
+    <w:basedOn w:val="Policepardfaut"/>
+    <w:link w:val="Titre4"/>
+    <w:uiPriority w:val="9"/>
+    <w:rsid w:val="005901AA"/>
+    <w:rPr>
+      <w:rFonts w:asciiTheme="majorHAnsi" w:eastAsiaTheme="majorEastAsia" w:hAnsiTheme="majorHAnsi" w:cstheme="majorBidi"/>
+      <w:i/>
+      <w:iCs/>
+      <w:color w:val="2F5496" w:themeColor="accent1" w:themeShade="BF"/>
+    </w:rPr>
+  </w:style>
+  <w:style w:type="table" w:styleId="Grilledutableau">
+    <w:name w:val="Table Grid"/>
+    <w:basedOn w:val="TableauNormal"/>
+    <w:uiPriority w:val="39"/>
+    <w:rsid w:val="005901AA"/>
+    <w:pPr>
+      <w:spacing w:after="0" w:line="240" w:lineRule="auto"/>
+    </w:pPr>
+    <w:tblPr>
+      <w:tblBorders>
+        <w:top w:val="single" w:sz="4" w:space="0" w:color="auto"/>
+        <w:left w:val="single" w:sz="4" w:space="0" w:color="auto"/>
+        <w:bottom w:val="single" w:sz="4" w:space="0" w:color="auto"/>
+        <w:right w:val="single" w:sz="4" w:space="0" w:color="auto"/>
+        <w:insideH w:val="single" w:sz="4" w:space="0" w:color="auto"/>
+        <w:insideV w:val="single" w:sz="4" w:space="0" w:color="auto"/>
+      </w:tblBorders>
+    </w:tblPr>
+  </w:style>
+  <w:style w:type="paragraph" w:styleId="NormalWeb">
+    <w:name w:val="Normal (Web)"/>
+    <w:basedOn w:val="Normal"/>
+    <w:uiPriority w:val="99"/>
+    <w:unhideWhenUsed/>
+    <w:rsid w:val="005901AA"/>
+    <w:pPr>
+      <w:spacing w:before="100" w:beforeAutospacing="1" w:after="100" w:afterAutospacing="1" w:line="240" w:lineRule="auto"/>
+    </w:pPr>
+    <w:rPr>
+      <w:rFonts w:ascii="Times New Roman" w:eastAsia="Times New Roman" w:hAnsi="Times New Roman" w:cs="Times New Roman"/>
+      <w:sz w:val="24"/>
+      <w:szCs w:val="24"/>
+      <w:lang w:eastAsia="fr-FR"/>
+    </w:rPr>
+  </w:style>
+  <w:style w:type="character" w:styleId="Accentuation">
+    <w:name w:val="Emphasis"/>
+    <w:basedOn w:val="Policepardfaut"/>
+    <w:uiPriority w:val="20"/>
+    <w:qFormat/>
+    <w:rsid w:val="005901AA"/>
+    <w:rPr>
+      <w:i/>
+      <w:iCs/>
     </w:rPr>
   </w:style>
 </w:styles>

--- a/inst/report/Draft_SI_Etat_conditions_nourriceries_estuariennes.docx
+++ b/inst/report/Draft_SI_Etat_conditions_nourriceries_estuariennes.docx
@@ -13,6 +13,12 @@
       <w:r>
         <w:t>Contamination</w:t>
       </w:r>
+      <w:r>
+        <w:rPr>
+          <w:lang w:val="en-US"/>
+        </w:rPr>
+        <w:br/>
+      </w:r>
     </w:p>
     <w:p>
       <w:pPr>
@@ -29,2575 +35,6 @@
         <w:rPr>
           <w:lang w:val="en-US"/>
         </w:rPr>
-        <w:t>Dioxins and dioxin-like c</w:t>
-      </w:r>
-      <w:r>
-        <w:rPr>
-          <w:lang w:val="en-US"/>
-        </w:rPr>
-        <w:t>omparison to European threshold</w:t>
-      </w:r>
-    </w:p>
-    <w:p>
-      <w:pPr>
-        <w:rPr>
-          <w:lang w:val="en-US"/>
-        </w:rPr>
-      </w:pPr>
-      <w:r>
-        <w:rPr>
-          <w:rStyle w:val="lev"/>
-          <w:b w:val="0"/>
-          <w:bCs w:val="0"/>
-          <w:lang w:val="en-US"/>
-        </w:rPr>
-        <w:t xml:space="preserve">Dioxins and dioxin-like compounds </w:t>
-      </w:r>
-      <w:r>
-        <w:rPr>
-          <w:rStyle w:val="lev"/>
-          <w:b w:val="0"/>
-          <w:bCs w:val="0"/>
-          <w:lang w:val="en-US"/>
-        </w:rPr>
-        <w:t xml:space="preserve">threshold </w:t>
-      </w:r>
-      <w:r>
-        <w:rPr>
-          <w:rStyle w:val="lev"/>
-          <w:b w:val="0"/>
-          <w:bCs w:val="0"/>
-          <w:lang w:val="en-US"/>
-        </w:rPr>
-        <w:t>refers to a weighted sum of</w:t>
-      </w:r>
-      <w:r>
-        <w:rPr>
-          <w:rStyle w:val="lev"/>
-          <w:b w:val="0"/>
-          <w:bCs w:val="0"/>
-          <w:lang w:val="en-US"/>
-        </w:rPr>
-        <w:t xml:space="preserve"> </w:t>
-      </w:r>
-      <w:r>
-        <w:rPr>
-          <w:lang w:val="en-US"/>
-        </w:rPr>
-        <w:t>7 polychlorinated dibenzo-p-dioxins (PCDDs</w:t>
-      </w:r>
-      <w:r>
-        <w:rPr>
-          <w:lang w:val="en-US"/>
-        </w:rPr>
-        <w:t xml:space="preserve">), </w:t>
-      </w:r>
-      <w:r>
-        <w:rPr>
-          <w:lang w:val="en-US"/>
-        </w:rPr>
-        <w:t>10 polychlorinated dibenzofurans (PCDFs)</w:t>
-      </w:r>
-      <w:r>
-        <w:rPr>
-          <w:lang w:val="en-US"/>
-        </w:rPr>
-        <w:t xml:space="preserve">, and </w:t>
-      </w:r>
-      <w:r>
-        <w:rPr>
-          <w:lang w:val="en-US"/>
-        </w:rPr>
-        <w:t>12 dioxin-like polychlorinated biphenyls (PCB-DL)</w:t>
-      </w:r>
-      <w:r>
-        <w:rPr>
-          <w:lang w:val="en-US"/>
-        </w:rPr>
-        <w:t xml:space="preserve">, listed in </w:t>
-      </w:r>
-      <w:r>
-        <w:rPr>
-          <w:lang w:val="en-US"/>
-        </w:rPr>
-        <w:fldChar w:fldCharType="begin"/>
-      </w:r>
-      <w:r>
-        <w:rPr>
-          <w:lang w:val="en-US"/>
-        </w:rPr>
-        <w:instrText xml:space="preserve"> REF _Ref204263037 \h </w:instrText>
-      </w:r>
-      <w:r>
-        <w:rPr>
-          <w:lang w:val="en-US"/>
-        </w:rPr>
-      </w:r>
-      <w:r>
-        <w:rPr>
-          <w:lang w:val="en-US"/>
-        </w:rPr>
-        <w:fldChar w:fldCharType="separate"/>
-      </w:r>
-      <w:r>
-        <w:rPr>
-          <w:lang w:val="en-US"/>
-        </w:rPr>
-        <w:t xml:space="preserve">Table </w:t>
-      </w:r>
-      <w:r>
-        <w:rPr>
-          <w:noProof/>
-          <w:lang w:val="en-US"/>
-        </w:rPr>
-        <w:t>1</w:t>
-      </w:r>
-      <w:r>
-        <w:rPr>
-          <w:lang w:val="en-US"/>
-        </w:rPr>
-        <w:fldChar w:fldCharType="end"/>
-      </w:r>
-      <w:r>
-        <w:rPr>
-          <w:lang w:val="en-US"/>
-        </w:rPr>
-        <w:t>.</w:t>
-      </w:r>
-    </w:p>
-    <w:p>
-      <w:pPr>
-        <w:rPr>
-          <w:lang w:val="en-US"/>
-        </w:rPr>
-      </w:pPr>
-      <w:r>
-        <w:rPr>
-          <w:lang w:val="en-US"/>
-        </w:rPr>
-        <w:t xml:space="preserve">The threshold of </w:t>
-      </w:r>
-      <w:r>
-        <w:rPr>
-          <w:lang w:val="en-US"/>
-        </w:rPr>
-        <w:t>0.0065 ng/g TEQ refers to the weighted sum of compounds concentrations expressed in toxic equivalents (TEQ), using a multiplication factor known as the toxic equivalency factor (TEF</w:t>
-      </w:r>
-      <w:r>
-        <w:rPr>
-          <w:lang w:val="en-US"/>
-        </w:rPr>
-        <w:t xml:space="preserve"> </w:t>
-      </w:r>
-      <w:r>
-        <w:rPr>
-          <w:lang w:val="en-US"/>
-        </w:rPr>
-        <w:t>according to the World Health Organization 2005</w:t>
-      </w:r>
-      <w:r>
-        <w:rPr>
-          <w:lang w:val="en-US"/>
-        </w:rPr>
-        <w:t xml:space="preserve"> for mammals</w:t>
-      </w:r>
-      <w:r>
-        <w:rPr>
-          <w:lang w:val="en-US"/>
-        </w:rPr>
-        <w:t>). This factor reflects the toxicity of each compound relative to the reference dioxin (2,3,7,8-T</w:t>
-      </w:r>
-      <w:r>
-        <w:rPr>
-          <w:lang w:val="en-US"/>
-        </w:rPr>
-        <w:t>4</w:t>
-      </w:r>
-      <w:r>
-        <w:rPr>
-          <w:lang w:val="en-US"/>
-        </w:rPr>
-        <w:t>CDD), which has a TEF of 1</w:t>
-      </w:r>
-      <w:r>
-        <w:rPr>
-          <w:lang w:val="en-US"/>
-        </w:rPr>
-        <w:t xml:space="preserve">. Values are given in </w:t>
-      </w:r>
-      <w:r>
-        <w:rPr>
-          <w:lang w:val="en-US"/>
-        </w:rPr>
-        <w:fldChar w:fldCharType="begin"/>
-      </w:r>
-      <w:r>
-        <w:rPr>
-          <w:lang w:val="en-US"/>
-        </w:rPr>
-        <w:instrText xml:space="preserve"> REF _Ref204263037 \h </w:instrText>
-      </w:r>
-      <w:r>
-        <w:rPr>
-          <w:lang w:val="en-US"/>
-        </w:rPr>
-      </w:r>
-      <w:r>
-        <w:rPr>
-          <w:lang w:val="en-US"/>
-        </w:rPr>
-        <w:fldChar w:fldCharType="separate"/>
-      </w:r>
-      <w:r>
-        <w:rPr>
-          <w:lang w:val="en-US"/>
-        </w:rPr>
-        <w:t xml:space="preserve">Table </w:t>
-      </w:r>
-      <w:r>
-        <w:rPr>
-          <w:noProof/>
-          <w:lang w:val="en-US"/>
-        </w:rPr>
-        <w:t>1</w:t>
-      </w:r>
-      <w:r>
-        <w:rPr>
-          <w:lang w:val="en-US"/>
-        </w:rPr>
-        <w:fldChar w:fldCharType="end"/>
-      </w:r>
-      <w:r>
-        <w:rPr>
-          <w:lang w:val="en-US"/>
-        </w:rPr>
-        <w:t>.</w:t>
-      </w:r>
-      <w:r>
-        <w:rPr>
-          <w:lang w:val="en-US"/>
-        </w:rPr>
-        <w:br/>
-      </w:r>
-    </w:p>
-    <w:p>
-      <w:pPr>
-        <w:pStyle w:val="Lgende"/>
-        <w:keepNext/>
-        <w:rPr>
-          <w:lang w:val="en-US"/>
-        </w:rPr>
-      </w:pPr>
-      <w:bookmarkStart w:id="0" w:name="_Ref204263037"/>
-      <w:r>
-        <w:rPr>
-          <w:lang w:val="en-US"/>
-        </w:rPr>
-        <w:t xml:space="preserve">Table </w:t>
-      </w:r>
-      <w:r>
-        <w:fldChar w:fldCharType="begin"/>
-      </w:r>
-      <w:r>
-        <w:rPr>
-          <w:lang w:val="en-US"/>
-        </w:rPr>
-        <w:instrText xml:space="preserve"> SEQ Table \* ARABIC </w:instrText>
-      </w:r>
-      <w:r>
-        <w:fldChar w:fldCharType="separate"/>
-      </w:r>
-      <w:r>
-        <w:rPr>
-          <w:noProof/>
-          <w:lang w:val="en-US"/>
-        </w:rPr>
-        <w:t>1</w:t>
-      </w:r>
-      <w:r>
-        <w:fldChar w:fldCharType="end"/>
-      </w:r>
-      <w:bookmarkEnd w:id="0"/>
-      <w:r>
-        <w:rPr>
-          <w:lang w:val="en-US"/>
-        </w:rPr>
-        <w:t xml:space="preserve"> – </w:t>
-      </w:r>
-      <w:r>
-        <w:rPr>
-          <w:lang w:val="en-US"/>
-        </w:rPr>
-        <w:t>Reference d</w:t>
-      </w:r>
-      <w:r>
-        <w:rPr>
-          <w:lang w:val="en-US"/>
-        </w:rPr>
-        <w:t>ioxins and dioxin-l</w:t>
-      </w:r>
-      <w:r>
-        <w:rPr>
-          <w:lang w:val="en-US"/>
-        </w:rPr>
-        <w:t>ike compounds along with their toxic equivalents.</w:t>
-      </w:r>
-    </w:p>
-    <w:tbl>
-      <w:tblPr>
-        <w:tblW w:w="5949" w:type="dxa"/>
-        <w:tblCellMar>
-          <w:left w:w="70" w:type="dxa"/>
-          <w:right w:w="70" w:type="dxa"/>
-        </w:tblCellMar>
-        <w:tblLook w:val="04A0" w:firstRow="1" w:lastRow="0" w:firstColumn="1" w:lastColumn="0" w:noHBand="0" w:noVBand="1"/>
-      </w:tblPr>
-      <w:tblGrid>
-        <w:gridCol w:w="3908"/>
-        <w:gridCol w:w="960"/>
-        <w:gridCol w:w="1081"/>
-      </w:tblGrid>
-      <w:tr>
-        <w:trPr>
-          <w:trHeight w:val="227"/>
-        </w:trPr>
-        <w:tc>
-          <w:tcPr>
-            <w:tcW w:w="3908" w:type="dxa"/>
-            <w:tcBorders>
-              <w:top w:val="single" w:sz="4" w:space="0" w:color="auto"/>
-              <w:left w:val="single" w:sz="4" w:space="0" w:color="auto"/>
-              <w:bottom w:val="single" w:sz="4" w:space="0" w:color="auto"/>
-              <w:right w:val="single" w:sz="4" w:space="0" w:color="auto"/>
-            </w:tcBorders>
-            <w:shd w:val="clear" w:color="auto" w:fill="auto"/>
-            <w:noWrap/>
-            <w:hideMark/>
-          </w:tcPr>
-          <w:p>
-            <w:pPr>
-              <w:pStyle w:val="Sansinterligne"/>
-            </w:pPr>
-            <w:r>
-              <w:t>CHEMICAL</w:t>
-            </w:r>
-          </w:p>
-        </w:tc>
-        <w:tc>
-          <w:tcPr>
-            <w:tcW w:w="960" w:type="dxa"/>
-            <w:tcBorders>
-              <w:top w:val="single" w:sz="4" w:space="0" w:color="auto"/>
-              <w:left w:val="nil"/>
-              <w:bottom w:val="single" w:sz="4" w:space="0" w:color="auto"/>
-              <w:right w:val="single" w:sz="4" w:space="0" w:color="auto"/>
-            </w:tcBorders>
-            <w:shd w:val="clear" w:color="auto" w:fill="auto"/>
-            <w:noWrap/>
-            <w:hideMark/>
-          </w:tcPr>
-          <w:p>
-            <w:pPr>
-              <w:pStyle w:val="Sansinterligne"/>
-            </w:pPr>
-            <w:r>
-              <w:t>Type</w:t>
-            </w:r>
-          </w:p>
-        </w:tc>
-        <w:tc>
-          <w:tcPr>
-            <w:tcW w:w="1081" w:type="dxa"/>
-            <w:tcBorders>
-              <w:top w:val="single" w:sz="4" w:space="0" w:color="auto"/>
-              <w:left w:val="nil"/>
-              <w:bottom w:val="single" w:sz="4" w:space="0" w:color="auto"/>
-              <w:right w:val="single" w:sz="4" w:space="0" w:color="auto"/>
-            </w:tcBorders>
-            <w:shd w:val="clear" w:color="auto" w:fill="auto"/>
-            <w:noWrap/>
-            <w:hideMark/>
-          </w:tcPr>
-          <w:p>
-            <w:pPr>
-              <w:pStyle w:val="Sansinterligne"/>
-            </w:pPr>
-            <w:r>
-              <w:t>TEF OMS 2005</w:t>
-            </w:r>
-          </w:p>
-        </w:tc>
-      </w:tr>
-      <w:tr>
-        <w:trPr>
-          <w:trHeight w:val="227"/>
-        </w:trPr>
-        <w:tc>
-          <w:tcPr>
-            <w:tcW w:w="3908" w:type="dxa"/>
-            <w:tcBorders>
-              <w:top w:val="single" w:sz="4" w:space="0" w:color="auto"/>
-              <w:left w:val="nil"/>
-              <w:bottom w:val="single" w:sz="4" w:space="0" w:color="auto"/>
-              <w:right w:val="nil"/>
-            </w:tcBorders>
-            <w:shd w:val="clear" w:color="auto" w:fill="auto"/>
-            <w:noWrap/>
-            <w:vAlign w:val="bottom"/>
-            <w:hideMark/>
-          </w:tcPr>
-          <w:p>
-            <w:pPr>
-              <w:pStyle w:val="Sansinterligne"/>
-            </w:pPr>
-            <w:r>
-              <w:t>2,3,7,8-tetrachlorodibenzo-p-dioxine</w:t>
-            </w:r>
-          </w:p>
-        </w:tc>
-        <w:tc>
-          <w:tcPr>
-            <w:tcW w:w="960" w:type="dxa"/>
-            <w:tcBorders>
-              <w:top w:val="single" w:sz="4" w:space="0" w:color="auto"/>
-              <w:left w:val="nil"/>
-              <w:bottom w:val="single" w:sz="4" w:space="0" w:color="auto"/>
-              <w:right w:val="nil"/>
-            </w:tcBorders>
-            <w:shd w:val="clear" w:color="auto" w:fill="auto"/>
-            <w:noWrap/>
-            <w:vAlign w:val="bottom"/>
-            <w:hideMark/>
-          </w:tcPr>
-          <w:p>
-            <w:pPr>
-              <w:pStyle w:val="Sansinterligne"/>
-            </w:pPr>
-            <w:r>
-              <w:t>PCDD</w:t>
-            </w:r>
-          </w:p>
-        </w:tc>
-        <w:tc>
-          <w:tcPr>
-            <w:tcW w:w="1081" w:type="dxa"/>
-            <w:tcBorders>
-              <w:top w:val="single" w:sz="4" w:space="0" w:color="auto"/>
-              <w:left w:val="nil"/>
-              <w:bottom w:val="single" w:sz="4" w:space="0" w:color="auto"/>
-              <w:right w:val="nil"/>
-            </w:tcBorders>
-            <w:shd w:val="clear" w:color="auto" w:fill="auto"/>
-            <w:noWrap/>
-            <w:vAlign w:val="bottom"/>
-            <w:hideMark/>
-          </w:tcPr>
-          <w:p>
-            <w:pPr>
-              <w:pStyle w:val="Sansinterligne"/>
-            </w:pPr>
-            <w:r>
-              <w:t>1</w:t>
-            </w:r>
-          </w:p>
-        </w:tc>
-      </w:tr>
-      <w:tr>
-        <w:trPr>
-          <w:trHeight w:val="227"/>
-        </w:trPr>
-        <w:tc>
-          <w:tcPr>
-            <w:tcW w:w="3908" w:type="dxa"/>
-            <w:tcBorders>
-              <w:top w:val="single" w:sz="4" w:space="0" w:color="auto"/>
-              <w:left w:val="nil"/>
-              <w:bottom w:val="single" w:sz="4" w:space="0" w:color="auto"/>
-              <w:right w:val="nil"/>
-            </w:tcBorders>
-            <w:shd w:val="clear" w:color="auto" w:fill="auto"/>
-            <w:noWrap/>
-            <w:vAlign w:val="bottom"/>
-            <w:hideMark/>
-          </w:tcPr>
-          <w:p>
-            <w:pPr>
-              <w:pStyle w:val="Sansinterligne"/>
-            </w:pPr>
-            <w:r>
-              <w:t>1,2,3,7,8-pentachlorodibenzo-p-dioxine</w:t>
-            </w:r>
-          </w:p>
-        </w:tc>
-        <w:tc>
-          <w:tcPr>
-            <w:tcW w:w="960" w:type="dxa"/>
-            <w:tcBorders>
-              <w:top w:val="single" w:sz="4" w:space="0" w:color="auto"/>
-              <w:left w:val="nil"/>
-              <w:bottom w:val="single" w:sz="4" w:space="0" w:color="auto"/>
-              <w:right w:val="nil"/>
-            </w:tcBorders>
-            <w:shd w:val="clear" w:color="auto" w:fill="auto"/>
-            <w:noWrap/>
-            <w:vAlign w:val="bottom"/>
-            <w:hideMark/>
-          </w:tcPr>
-          <w:p>
-            <w:pPr>
-              <w:pStyle w:val="Sansinterligne"/>
-            </w:pPr>
-            <w:r>
-              <w:t>PCDD</w:t>
-            </w:r>
-          </w:p>
-        </w:tc>
-        <w:tc>
-          <w:tcPr>
-            <w:tcW w:w="1081" w:type="dxa"/>
-            <w:tcBorders>
-              <w:top w:val="single" w:sz="4" w:space="0" w:color="auto"/>
-              <w:left w:val="nil"/>
-              <w:bottom w:val="single" w:sz="4" w:space="0" w:color="auto"/>
-              <w:right w:val="nil"/>
-            </w:tcBorders>
-            <w:shd w:val="clear" w:color="auto" w:fill="auto"/>
-            <w:noWrap/>
-            <w:vAlign w:val="bottom"/>
-            <w:hideMark/>
-          </w:tcPr>
-          <w:p>
-            <w:pPr>
-              <w:pStyle w:val="Sansinterligne"/>
-            </w:pPr>
-            <w:r>
-              <w:t>1</w:t>
-            </w:r>
-          </w:p>
-        </w:tc>
-      </w:tr>
-      <w:tr>
-        <w:trPr>
-          <w:trHeight w:val="227"/>
-        </w:trPr>
-        <w:tc>
-          <w:tcPr>
-            <w:tcW w:w="3908" w:type="dxa"/>
-            <w:tcBorders>
-              <w:top w:val="single" w:sz="4" w:space="0" w:color="auto"/>
-              <w:left w:val="nil"/>
-              <w:bottom w:val="single" w:sz="4" w:space="0" w:color="auto"/>
-              <w:right w:val="nil"/>
-            </w:tcBorders>
-            <w:shd w:val="clear" w:color="auto" w:fill="auto"/>
-            <w:noWrap/>
-            <w:vAlign w:val="bottom"/>
-            <w:hideMark/>
-          </w:tcPr>
-          <w:p>
-            <w:pPr>
-              <w:pStyle w:val="Sansinterligne"/>
-            </w:pPr>
-            <w:r>
-              <w:t>1,2,3,4,7,8-hexachlorodibenzo-p-dioxine</w:t>
-            </w:r>
-          </w:p>
-        </w:tc>
-        <w:tc>
-          <w:tcPr>
-            <w:tcW w:w="960" w:type="dxa"/>
-            <w:tcBorders>
-              <w:top w:val="single" w:sz="4" w:space="0" w:color="auto"/>
-              <w:left w:val="nil"/>
-              <w:bottom w:val="single" w:sz="4" w:space="0" w:color="auto"/>
-              <w:right w:val="nil"/>
-            </w:tcBorders>
-            <w:shd w:val="clear" w:color="auto" w:fill="auto"/>
-            <w:noWrap/>
-            <w:vAlign w:val="bottom"/>
-            <w:hideMark/>
-          </w:tcPr>
-          <w:p>
-            <w:pPr>
-              <w:pStyle w:val="Sansinterligne"/>
-            </w:pPr>
-            <w:r>
-              <w:t>PCDD</w:t>
-            </w:r>
-          </w:p>
-        </w:tc>
-        <w:tc>
-          <w:tcPr>
-            <w:tcW w:w="1081" w:type="dxa"/>
-            <w:tcBorders>
-              <w:top w:val="single" w:sz="4" w:space="0" w:color="auto"/>
-              <w:left w:val="nil"/>
-              <w:bottom w:val="single" w:sz="4" w:space="0" w:color="auto"/>
-              <w:right w:val="nil"/>
-            </w:tcBorders>
-            <w:shd w:val="clear" w:color="auto" w:fill="auto"/>
-            <w:noWrap/>
-            <w:vAlign w:val="bottom"/>
-            <w:hideMark/>
-          </w:tcPr>
-          <w:p>
-            <w:pPr>
-              <w:pStyle w:val="Sansinterligne"/>
-            </w:pPr>
-            <w:r>
-              <w:t>0,1</w:t>
-            </w:r>
-          </w:p>
-        </w:tc>
-      </w:tr>
-      <w:tr>
-        <w:trPr>
-          <w:trHeight w:val="227"/>
-        </w:trPr>
-        <w:tc>
-          <w:tcPr>
-            <w:tcW w:w="3908" w:type="dxa"/>
-            <w:tcBorders>
-              <w:top w:val="single" w:sz="4" w:space="0" w:color="auto"/>
-              <w:left w:val="nil"/>
-              <w:bottom w:val="single" w:sz="4" w:space="0" w:color="auto"/>
-              <w:right w:val="nil"/>
-            </w:tcBorders>
-            <w:shd w:val="clear" w:color="auto" w:fill="auto"/>
-            <w:noWrap/>
-            <w:vAlign w:val="bottom"/>
-            <w:hideMark/>
-          </w:tcPr>
-          <w:p>
-            <w:pPr>
-              <w:pStyle w:val="Sansinterligne"/>
-            </w:pPr>
-            <w:r>
-              <w:t>1,2,3,6,7,8-hexachlorodibenzo-p-dioxine</w:t>
-            </w:r>
-          </w:p>
-        </w:tc>
-        <w:tc>
-          <w:tcPr>
-            <w:tcW w:w="960" w:type="dxa"/>
-            <w:tcBorders>
-              <w:top w:val="single" w:sz="4" w:space="0" w:color="auto"/>
-              <w:left w:val="nil"/>
-              <w:bottom w:val="single" w:sz="4" w:space="0" w:color="auto"/>
-              <w:right w:val="nil"/>
-            </w:tcBorders>
-            <w:shd w:val="clear" w:color="auto" w:fill="auto"/>
-            <w:noWrap/>
-            <w:vAlign w:val="bottom"/>
-            <w:hideMark/>
-          </w:tcPr>
-          <w:p>
-            <w:pPr>
-              <w:pStyle w:val="Sansinterligne"/>
-            </w:pPr>
-            <w:r>
-              <w:t>PCDD</w:t>
-            </w:r>
-          </w:p>
-        </w:tc>
-        <w:tc>
-          <w:tcPr>
-            <w:tcW w:w="1081" w:type="dxa"/>
-            <w:tcBorders>
-              <w:top w:val="single" w:sz="4" w:space="0" w:color="auto"/>
-              <w:left w:val="nil"/>
-              <w:bottom w:val="single" w:sz="4" w:space="0" w:color="auto"/>
-              <w:right w:val="nil"/>
-            </w:tcBorders>
-            <w:shd w:val="clear" w:color="auto" w:fill="auto"/>
-            <w:noWrap/>
-            <w:vAlign w:val="bottom"/>
-            <w:hideMark/>
-          </w:tcPr>
-          <w:p>
-            <w:pPr>
-              <w:pStyle w:val="Sansinterligne"/>
-            </w:pPr>
-            <w:r>
-              <w:t>0,1</w:t>
-            </w:r>
-          </w:p>
-        </w:tc>
-      </w:tr>
-      <w:tr>
-        <w:trPr>
-          <w:trHeight w:val="227"/>
-        </w:trPr>
-        <w:tc>
-          <w:tcPr>
-            <w:tcW w:w="3908" w:type="dxa"/>
-            <w:tcBorders>
-              <w:top w:val="single" w:sz="4" w:space="0" w:color="auto"/>
-              <w:left w:val="nil"/>
-              <w:bottom w:val="single" w:sz="4" w:space="0" w:color="auto"/>
-              <w:right w:val="nil"/>
-            </w:tcBorders>
-            <w:shd w:val="clear" w:color="auto" w:fill="auto"/>
-            <w:noWrap/>
-            <w:vAlign w:val="bottom"/>
-            <w:hideMark/>
-          </w:tcPr>
-          <w:p>
-            <w:pPr>
-              <w:pStyle w:val="Sansinterligne"/>
-            </w:pPr>
-            <w:r>
-              <w:t>1,2,3,7,8,9-hexachlorodibenzo-p-dioxine</w:t>
-            </w:r>
-          </w:p>
-        </w:tc>
-        <w:tc>
-          <w:tcPr>
-            <w:tcW w:w="960" w:type="dxa"/>
-            <w:tcBorders>
-              <w:top w:val="single" w:sz="4" w:space="0" w:color="auto"/>
-              <w:left w:val="nil"/>
-              <w:bottom w:val="single" w:sz="4" w:space="0" w:color="auto"/>
-              <w:right w:val="nil"/>
-            </w:tcBorders>
-            <w:shd w:val="clear" w:color="auto" w:fill="auto"/>
-            <w:noWrap/>
-            <w:vAlign w:val="bottom"/>
-            <w:hideMark/>
-          </w:tcPr>
-          <w:p>
-            <w:pPr>
-              <w:pStyle w:val="Sansinterligne"/>
-            </w:pPr>
-            <w:r>
-              <w:t>PCDD</w:t>
-            </w:r>
-          </w:p>
-        </w:tc>
-        <w:tc>
-          <w:tcPr>
-            <w:tcW w:w="1081" w:type="dxa"/>
-            <w:tcBorders>
-              <w:top w:val="single" w:sz="4" w:space="0" w:color="auto"/>
-              <w:left w:val="nil"/>
-              <w:bottom w:val="single" w:sz="4" w:space="0" w:color="auto"/>
-              <w:right w:val="nil"/>
-            </w:tcBorders>
-            <w:shd w:val="clear" w:color="auto" w:fill="auto"/>
-            <w:noWrap/>
-            <w:vAlign w:val="bottom"/>
-            <w:hideMark/>
-          </w:tcPr>
-          <w:p>
-            <w:pPr>
-              <w:pStyle w:val="Sansinterligne"/>
-            </w:pPr>
-            <w:r>
-              <w:t>0,1</w:t>
-            </w:r>
-          </w:p>
-        </w:tc>
-      </w:tr>
-      <w:tr>
-        <w:trPr>
-          <w:trHeight w:val="227"/>
-        </w:trPr>
-        <w:tc>
-          <w:tcPr>
-            <w:tcW w:w="3908" w:type="dxa"/>
-            <w:tcBorders>
-              <w:top w:val="single" w:sz="4" w:space="0" w:color="auto"/>
-              <w:left w:val="nil"/>
-              <w:bottom w:val="single" w:sz="4" w:space="0" w:color="auto"/>
-              <w:right w:val="nil"/>
-            </w:tcBorders>
-            <w:shd w:val="clear" w:color="auto" w:fill="auto"/>
-            <w:noWrap/>
-            <w:vAlign w:val="bottom"/>
-            <w:hideMark/>
-          </w:tcPr>
-          <w:p>
-            <w:pPr>
-              <w:pStyle w:val="Sansinterligne"/>
-            </w:pPr>
-            <w:r>
-              <w:t>1,2,3,4,6,7,8-heptachlorodibenzo-p-dioxine</w:t>
-            </w:r>
-          </w:p>
-        </w:tc>
-        <w:tc>
-          <w:tcPr>
-            <w:tcW w:w="960" w:type="dxa"/>
-            <w:tcBorders>
-              <w:top w:val="single" w:sz="4" w:space="0" w:color="auto"/>
-              <w:left w:val="nil"/>
-              <w:bottom w:val="single" w:sz="4" w:space="0" w:color="auto"/>
-              <w:right w:val="nil"/>
-            </w:tcBorders>
-            <w:shd w:val="clear" w:color="auto" w:fill="auto"/>
-            <w:noWrap/>
-            <w:vAlign w:val="bottom"/>
-            <w:hideMark/>
-          </w:tcPr>
-          <w:p>
-            <w:pPr>
-              <w:pStyle w:val="Sansinterligne"/>
-            </w:pPr>
-            <w:r>
-              <w:t>PCDD</w:t>
-            </w:r>
-          </w:p>
-        </w:tc>
-        <w:tc>
-          <w:tcPr>
-            <w:tcW w:w="1081" w:type="dxa"/>
-            <w:tcBorders>
-              <w:top w:val="single" w:sz="4" w:space="0" w:color="auto"/>
-              <w:left w:val="nil"/>
-              <w:bottom w:val="single" w:sz="4" w:space="0" w:color="auto"/>
-              <w:right w:val="nil"/>
-            </w:tcBorders>
-            <w:shd w:val="clear" w:color="auto" w:fill="auto"/>
-            <w:noWrap/>
-            <w:vAlign w:val="bottom"/>
-            <w:hideMark/>
-          </w:tcPr>
-          <w:p>
-            <w:pPr>
-              <w:pStyle w:val="Sansinterligne"/>
-            </w:pPr>
-            <w:r>
-              <w:t>0,01</w:t>
-            </w:r>
-          </w:p>
-        </w:tc>
-      </w:tr>
-      <w:tr>
-        <w:trPr>
-          <w:trHeight w:val="227"/>
-        </w:trPr>
-        <w:tc>
-          <w:tcPr>
-            <w:tcW w:w="3908" w:type="dxa"/>
-            <w:tcBorders>
-              <w:top w:val="single" w:sz="4" w:space="0" w:color="auto"/>
-              <w:left w:val="nil"/>
-              <w:bottom w:val="single" w:sz="4" w:space="0" w:color="auto"/>
-              <w:right w:val="nil"/>
-            </w:tcBorders>
-            <w:shd w:val="clear" w:color="auto" w:fill="auto"/>
-            <w:noWrap/>
-            <w:vAlign w:val="bottom"/>
-            <w:hideMark/>
-          </w:tcPr>
-          <w:p>
-            <w:pPr>
-              <w:pStyle w:val="Sansinterligne"/>
-            </w:pPr>
-            <w:r>
-              <w:t>octachlorodibenzo-p-dioxine</w:t>
-            </w:r>
-          </w:p>
-        </w:tc>
-        <w:tc>
-          <w:tcPr>
-            <w:tcW w:w="960" w:type="dxa"/>
-            <w:tcBorders>
-              <w:top w:val="single" w:sz="4" w:space="0" w:color="auto"/>
-              <w:left w:val="nil"/>
-              <w:bottom w:val="single" w:sz="4" w:space="0" w:color="auto"/>
-              <w:right w:val="nil"/>
-            </w:tcBorders>
-            <w:shd w:val="clear" w:color="auto" w:fill="auto"/>
-            <w:noWrap/>
-            <w:vAlign w:val="bottom"/>
-            <w:hideMark/>
-          </w:tcPr>
-          <w:p>
-            <w:pPr>
-              <w:pStyle w:val="Sansinterligne"/>
-            </w:pPr>
-            <w:r>
-              <w:t>PCDD</w:t>
-            </w:r>
-          </w:p>
-        </w:tc>
-        <w:tc>
-          <w:tcPr>
-            <w:tcW w:w="1081" w:type="dxa"/>
-            <w:tcBorders>
-              <w:top w:val="single" w:sz="4" w:space="0" w:color="auto"/>
-              <w:left w:val="nil"/>
-              <w:bottom w:val="single" w:sz="4" w:space="0" w:color="auto"/>
-              <w:right w:val="nil"/>
-            </w:tcBorders>
-            <w:shd w:val="clear" w:color="auto" w:fill="auto"/>
-            <w:noWrap/>
-            <w:vAlign w:val="bottom"/>
-            <w:hideMark/>
-          </w:tcPr>
-          <w:p>
-            <w:pPr>
-              <w:pStyle w:val="Sansinterligne"/>
-            </w:pPr>
-            <w:r>
-              <w:t>0,0003</w:t>
-            </w:r>
-          </w:p>
-        </w:tc>
-      </w:tr>
-      <w:tr>
-        <w:trPr>
-          <w:trHeight w:val="227"/>
-        </w:trPr>
-        <w:tc>
-          <w:tcPr>
-            <w:tcW w:w="3908" w:type="dxa"/>
-            <w:tcBorders>
-              <w:top w:val="single" w:sz="4" w:space="0" w:color="auto"/>
-              <w:left w:val="nil"/>
-              <w:bottom w:val="single" w:sz="4" w:space="0" w:color="auto"/>
-              <w:right w:val="nil"/>
-            </w:tcBorders>
-            <w:shd w:val="clear" w:color="auto" w:fill="auto"/>
-            <w:noWrap/>
-            <w:vAlign w:val="bottom"/>
-            <w:hideMark/>
-          </w:tcPr>
-          <w:p>
-            <w:pPr>
-              <w:pStyle w:val="Sansinterligne"/>
-            </w:pPr>
-            <w:r>
-              <w:t>2,3,7,8-tetrachlorodibenzofuran</w:t>
-            </w:r>
-          </w:p>
-        </w:tc>
-        <w:tc>
-          <w:tcPr>
-            <w:tcW w:w="960" w:type="dxa"/>
-            <w:tcBorders>
-              <w:top w:val="single" w:sz="4" w:space="0" w:color="auto"/>
-              <w:left w:val="nil"/>
-              <w:bottom w:val="single" w:sz="4" w:space="0" w:color="auto"/>
-              <w:right w:val="nil"/>
-            </w:tcBorders>
-            <w:shd w:val="clear" w:color="auto" w:fill="auto"/>
-            <w:noWrap/>
-            <w:vAlign w:val="bottom"/>
-            <w:hideMark/>
-          </w:tcPr>
-          <w:p>
-            <w:pPr>
-              <w:pStyle w:val="Sansinterligne"/>
-            </w:pPr>
-            <w:r>
-              <w:t>PCDF</w:t>
-            </w:r>
-          </w:p>
-        </w:tc>
-        <w:tc>
-          <w:tcPr>
-            <w:tcW w:w="1081" w:type="dxa"/>
-            <w:tcBorders>
-              <w:top w:val="single" w:sz="4" w:space="0" w:color="auto"/>
-              <w:left w:val="nil"/>
-              <w:bottom w:val="single" w:sz="4" w:space="0" w:color="auto"/>
-              <w:right w:val="nil"/>
-            </w:tcBorders>
-            <w:shd w:val="clear" w:color="auto" w:fill="auto"/>
-            <w:noWrap/>
-            <w:vAlign w:val="bottom"/>
-            <w:hideMark/>
-          </w:tcPr>
-          <w:p>
-            <w:pPr>
-              <w:pStyle w:val="Sansinterligne"/>
-            </w:pPr>
-            <w:r>
-              <w:t>0,1</w:t>
-            </w:r>
-          </w:p>
-        </w:tc>
-      </w:tr>
-      <w:tr>
-        <w:trPr>
-          <w:trHeight w:val="227"/>
-        </w:trPr>
-        <w:tc>
-          <w:tcPr>
-            <w:tcW w:w="3908" w:type="dxa"/>
-            <w:tcBorders>
-              <w:top w:val="single" w:sz="4" w:space="0" w:color="auto"/>
-              <w:left w:val="nil"/>
-              <w:bottom w:val="single" w:sz="4" w:space="0" w:color="auto"/>
-              <w:right w:val="nil"/>
-            </w:tcBorders>
-            <w:shd w:val="clear" w:color="auto" w:fill="auto"/>
-            <w:noWrap/>
-            <w:vAlign w:val="bottom"/>
-            <w:hideMark/>
-          </w:tcPr>
-          <w:p>
-            <w:pPr>
-              <w:pStyle w:val="Sansinterligne"/>
-            </w:pPr>
-            <w:r>
-              <w:t>1,2,3,7,8-pentachlorodibenzofuran</w:t>
-            </w:r>
-          </w:p>
-        </w:tc>
-        <w:tc>
-          <w:tcPr>
-            <w:tcW w:w="960" w:type="dxa"/>
-            <w:tcBorders>
-              <w:top w:val="single" w:sz="4" w:space="0" w:color="auto"/>
-              <w:left w:val="nil"/>
-              <w:bottom w:val="single" w:sz="4" w:space="0" w:color="auto"/>
-              <w:right w:val="nil"/>
-            </w:tcBorders>
-            <w:shd w:val="clear" w:color="auto" w:fill="auto"/>
-            <w:noWrap/>
-            <w:vAlign w:val="bottom"/>
-            <w:hideMark/>
-          </w:tcPr>
-          <w:p>
-            <w:pPr>
-              <w:pStyle w:val="Sansinterligne"/>
-            </w:pPr>
-            <w:r>
-              <w:t>PCDF</w:t>
-            </w:r>
-          </w:p>
-        </w:tc>
-        <w:tc>
-          <w:tcPr>
-            <w:tcW w:w="1081" w:type="dxa"/>
-            <w:tcBorders>
-              <w:top w:val="single" w:sz="4" w:space="0" w:color="auto"/>
-              <w:left w:val="nil"/>
-              <w:bottom w:val="single" w:sz="4" w:space="0" w:color="auto"/>
-              <w:right w:val="nil"/>
-            </w:tcBorders>
-            <w:shd w:val="clear" w:color="auto" w:fill="auto"/>
-            <w:noWrap/>
-            <w:vAlign w:val="bottom"/>
-            <w:hideMark/>
-          </w:tcPr>
-          <w:p>
-            <w:pPr>
-              <w:pStyle w:val="Sansinterligne"/>
-            </w:pPr>
-            <w:r>
-              <w:t>0,03</w:t>
-            </w:r>
-          </w:p>
-        </w:tc>
-      </w:tr>
-      <w:tr>
-        <w:trPr>
-          <w:trHeight w:val="227"/>
-        </w:trPr>
-        <w:tc>
-          <w:tcPr>
-            <w:tcW w:w="3908" w:type="dxa"/>
-            <w:tcBorders>
-              <w:top w:val="single" w:sz="4" w:space="0" w:color="auto"/>
-              <w:left w:val="nil"/>
-              <w:bottom w:val="single" w:sz="4" w:space="0" w:color="auto"/>
-              <w:right w:val="nil"/>
-            </w:tcBorders>
-            <w:shd w:val="clear" w:color="auto" w:fill="auto"/>
-            <w:noWrap/>
-            <w:vAlign w:val="bottom"/>
-            <w:hideMark/>
-          </w:tcPr>
-          <w:p>
-            <w:pPr>
-              <w:pStyle w:val="Sansinterligne"/>
-            </w:pPr>
-            <w:r>
-              <w:t>2,3,4,7,8-pentachlorodibenzofuran</w:t>
-            </w:r>
-          </w:p>
-        </w:tc>
-        <w:tc>
-          <w:tcPr>
-            <w:tcW w:w="960" w:type="dxa"/>
-            <w:tcBorders>
-              <w:top w:val="single" w:sz="4" w:space="0" w:color="auto"/>
-              <w:left w:val="nil"/>
-              <w:bottom w:val="single" w:sz="4" w:space="0" w:color="auto"/>
-              <w:right w:val="nil"/>
-            </w:tcBorders>
-            <w:shd w:val="clear" w:color="auto" w:fill="auto"/>
-            <w:noWrap/>
-            <w:vAlign w:val="bottom"/>
-            <w:hideMark/>
-          </w:tcPr>
-          <w:p>
-            <w:pPr>
-              <w:pStyle w:val="Sansinterligne"/>
-            </w:pPr>
-            <w:r>
-              <w:t>PCDF</w:t>
-            </w:r>
-          </w:p>
-        </w:tc>
-        <w:tc>
-          <w:tcPr>
-            <w:tcW w:w="1081" w:type="dxa"/>
-            <w:tcBorders>
-              <w:top w:val="single" w:sz="4" w:space="0" w:color="auto"/>
-              <w:left w:val="nil"/>
-              <w:bottom w:val="single" w:sz="4" w:space="0" w:color="auto"/>
-              <w:right w:val="nil"/>
-            </w:tcBorders>
-            <w:shd w:val="clear" w:color="auto" w:fill="auto"/>
-            <w:noWrap/>
-            <w:vAlign w:val="bottom"/>
-            <w:hideMark/>
-          </w:tcPr>
-          <w:p>
-            <w:pPr>
-              <w:pStyle w:val="Sansinterligne"/>
-            </w:pPr>
-            <w:r>
-              <w:t>0,3</w:t>
-            </w:r>
-          </w:p>
-        </w:tc>
-      </w:tr>
-      <w:tr>
-        <w:trPr>
-          <w:trHeight w:val="227"/>
-        </w:trPr>
-        <w:tc>
-          <w:tcPr>
-            <w:tcW w:w="3908" w:type="dxa"/>
-            <w:tcBorders>
-              <w:top w:val="single" w:sz="4" w:space="0" w:color="auto"/>
-              <w:left w:val="nil"/>
-              <w:bottom w:val="single" w:sz="4" w:space="0" w:color="auto"/>
-              <w:right w:val="nil"/>
-            </w:tcBorders>
-            <w:shd w:val="clear" w:color="auto" w:fill="auto"/>
-            <w:noWrap/>
-            <w:vAlign w:val="bottom"/>
-            <w:hideMark/>
-          </w:tcPr>
-          <w:p>
-            <w:pPr>
-              <w:pStyle w:val="Sansinterligne"/>
-            </w:pPr>
-            <w:r>
-              <w:t>1,2,3,4,7,8-hexachlorodibenzofuran</w:t>
-            </w:r>
-          </w:p>
-        </w:tc>
-        <w:tc>
-          <w:tcPr>
-            <w:tcW w:w="960" w:type="dxa"/>
-            <w:tcBorders>
-              <w:top w:val="single" w:sz="4" w:space="0" w:color="auto"/>
-              <w:left w:val="nil"/>
-              <w:bottom w:val="single" w:sz="4" w:space="0" w:color="auto"/>
-              <w:right w:val="nil"/>
-            </w:tcBorders>
-            <w:shd w:val="clear" w:color="auto" w:fill="auto"/>
-            <w:noWrap/>
-            <w:vAlign w:val="bottom"/>
-            <w:hideMark/>
-          </w:tcPr>
-          <w:p>
-            <w:pPr>
-              <w:pStyle w:val="Sansinterligne"/>
-            </w:pPr>
-            <w:r>
-              <w:t>PCDF</w:t>
-            </w:r>
-          </w:p>
-        </w:tc>
-        <w:tc>
-          <w:tcPr>
-            <w:tcW w:w="1081" w:type="dxa"/>
-            <w:tcBorders>
-              <w:top w:val="single" w:sz="4" w:space="0" w:color="auto"/>
-              <w:left w:val="nil"/>
-              <w:bottom w:val="single" w:sz="4" w:space="0" w:color="auto"/>
-              <w:right w:val="nil"/>
-            </w:tcBorders>
-            <w:shd w:val="clear" w:color="auto" w:fill="auto"/>
-            <w:noWrap/>
-            <w:vAlign w:val="bottom"/>
-            <w:hideMark/>
-          </w:tcPr>
-          <w:p>
-            <w:pPr>
-              <w:pStyle w:val="Sansinterligne"/>
-            </w:pPr>
-            <w:r>
-              <w:t>0,1</w:t>
-            </w:r>
-          </w:p>
-        </w:tc>
-      </w:tr>
-      <w:tr>
-        <w:trPr>
-          <w:trHeight w:val="227"/>
-        </w:trPr>
-        <w:tc>
-          <w:tcPr>
-            <w:tcW w:w="3908" w:type="dxa"/>
-            <w:tcBorders>
-              <w:top w:val="single" w:sz="4" w:space="0" w:color="auto"/>
-              <w:left w:val="nil"/>
-              <w:bottom w:val="single" w:sz="4" w:space="0" w:color="auto"/>
-              <w:right w:val="nil"/>
-            </w:tcBorders>
-            <w:shd w:val="clear" w:color="auto" w:fill="auto"/>
-            <w:noWrap/>
-            <w:vAlign w:val="bottom"/>
-            <w:hideMark/>
-          </w:tcPr>
-          <w:p>
-            <w:pPr>
-              <w:pStyle w:val="Sansinterligne"/>
-            </w:pPr>
-            <w:r>
-              <w:t>1,2,3,6,7,8-hexachlorodibenzofuran</w:t>
-            </w:r>
-          </w:p>
-        </w:tc>
-        <w:tc>
-          <w:tcPr>
-            <w:tcW w:w="960" w:type="dxa"/>
-            <w:tcBorders>
-              <w:top w:val="single" w:sz="4" w:space="0" w:color="auto"/>
-              <w:left w:val="nil"/>
-              <w:bottom w:val="single" w:sz="4" w:space="0" w:color="auto"/>
-              <w:right w:val="nil"/>
-            </w:tcBorders>
-            <w:shd w:val="clear" w:color="auto" w:fill="auto"/>
-            <w:noWrap/>
-            <w:vAlign w:val="bottom"/>
-            <w:hideMark/>
-          </w:tcPr>
-          <w:p>
-            <w:pPr>
-              <w:pStyle w:val="Sansinterligne"/>
-            </w:pPr>
-            <w:r>
-              <w:t>PCDF</w:t>
-            </w:r>
-          </w:p>
-        </w:tc>
-        <w:tc>
-          <w:tcPr>
-            <w:tcW w:w="1081" w:type="dxa"/>
-            <w:tcBorders>
-              <w:top w:val="single" w:sz="4" w:space="0" w:color="auto"/>
-              <w:left w:val="nil"/>
-              <w:bottom w:val="single" w:sz="4" w:space="0" w:color="auto"/>
-              <w:right w:val="nil"/>
-            </w:tcBorders>
-            <w:shd w:val="clear" w:color="auto" w:fill="auto"/>
-            <w:noWrap/>
-            <w:vAlign w:val="bottom"/>
-            <w:hideMark/>
-          </w:tcPr>
-          <w:p>
-            <w:pPr>
-              <w:pStyle w:val="Sansinterligne"/>
-            </w:pPr>
-            <w:r>
-              <w:t>0,1</w:t>
-            </w:r>
-          </w:p>
-        </w:tc>
-      </w:tr>
-      <w:tr>
-        <w:trPr>
-          <w:trHeight w:val="227"/>
-        </w:trPr>
-        <w:tc>
-          <w:tcPr>
-            <w:tcW w:w="3908" w:type="dxa"/>
-            <w:tcBorders>
-              <w:top w:val="single" w:sz="4" w:space="0" w:color="auto"/>
-              <w:left w:val="nil"/>
-              <w:bottom w:val="single" w:sz="4" w:space="0" w:color="auto"/>
-              <w:right w:val="nil"/>
-            </w:tcBorders>
-            <w:shd w:val="clear" w:color="auto" w:fill="auto"/>
-            <w:noWrap/>
-            <w:vAlign w:val="bottom"/>
-            <w:hideMark/>
-          </w:tcPr>
-          <w:p>
-            <w:pPr>
-              <w:pStyle w:val="Sansinterligne"/>
-            </w:pPr>
-            <w:r>
-              <w:t>1,2,3,7,8,9-hexachlorodibenzofuran</w:t>
-            </w:r>
-          </w:p>
-        </w:tc>
-        <w:tc>
-          <w:tcPr>
-            <w:tcW w:w="960" w:type="dxa"/>
-            <w:tcBorders>
-              <w:top w:val="single" w:sz="4" w:space="0" w:color="auto"/>
-              <w:left w:val="nil"/>
-              <w:bottom w:val="single" w:sz="4" w:space="0" w:color="auto"/>
-              <w:right w:val="nil"/>
-            </w:tcBorders>
-            <w:shd w:val="clear" w:color="auto" w:fill="auto"/>
-            <w:noWrap/>
-            <w:vAlign w:val="bottom"/>
-            <w:hideMark/>
-          </w:tcPr>
-          <w:p>
-            <w:pPr>
-              <w:pStyle w:val="Sansinterligne"/>
-            </w:pPr>
-            <w:r>
-              <w:t>PCDF</w:t>
-            </w:r>
-          </w:p>
-        </w:tc>
-        <w:tc>
-          <w:tcPr>
-            <w:tcW w:w="1081" w:type="dxa"/>
-            <w:tcBorders>
-              <w:top w:val="single" w:sz="4" w:space="0" w:color="auto"/>
-              <w:left w:val="nil"/>
-              <w:bottom w:val="single" w:sz="4" w:space="0" w:color="auto"/>
-              <w:right w:val="nil"/>
-            </w:tcBorders>
-            <w:shd w:val="clear" w:color="auto" w:fill="auto"/>
-            <w:noWrap/>
-            <w:vAlign w:val="bottom"/>
-            <w:hideMark/>
-          </w:tcPr>
-          <w:p>
-            <w:pPr>
-              <w:pStyle w:val="Sansinterligne"/>
-            </w:pPr>
-            <w:r>
-              <w:t>0,1</w:t>
-            </w:r>
-          </w:p>
-        </w:tc>
-      </w:tr>
-      <w:tr>
-        <w:trPr>
-          <w:trHeight w:val="227"/>
-        </w:trPr>
-        <w:tc>
-          <w:tcPr>
-            <w:tcW w:w="3908" w:type="dxa"/>
-            <w:tcBorders>
-              <w:top w:val="single" w:sz="4" w:space="0" w:color="auto"/>
-              <w:left w:val="nil"/>
-              <w:bottom w:val="single" w:sz="4" w:space="0" w:color="auto"/>
-              <w:right w:val="nil"/>
-            </w:tcBorders>
-            <w:shd w:val="clear" w:color="auto" w:fill="auto"/>
-            <w:noWrap/>
-            <w:vAlign w:val="bottom"/>
-            <w:hideMark/>
-          </w:tcPr>
-          <w:p>
-            <w:pPr>
-              <w:pStyle w:val="Sansinterligne"/>
-            </w:pPr>
-            <w:r>
-              <w:t>2,3,4,6,7,8-hexachlorodibenzofuran</w:t>
-            </w:r>
-          </w:p>
-        </w:tc>
-        <w:tc>
-          <w:tcPr>
-            <w:tcW w:w="960" w:type="dxa"/>
-            <w:tcBorders>
-              <w:top w:val="single" w:sz="4" w:space="0" w:color="auto"/>
-              <w:left w:val="nil"/>
-              <w:bottom w:val="single" w:sz="4" w:space="0" w:color="auto"/>
-              <w:right w:val="nil"/>
-            </w:tcBorders>
-            <w:shd w:val="clear" w:color="auto" w:fill="auto"/>
-            <w:noWrap/>
-            <w:vAlign w:val="bottom"/>
-            <w:hideMark/>
-          </w:tcPr>
-          <w:p>
-            <w:pPr>
-              <w:pStyle w:val="Sansinterligne"/>
-            </w:pPr>
-            <w:r>
-              <w:t>PCDF</w:t>
-            </w:r>
-          </w:p>
-        </w:tc>
-        <w:tc>
-          <w:tcPr>
-            <w:tcW w:w="1081" w:type="dxa"/>
-            <w:tcBorders>
-              <w:top w:val="single" w:sz="4" w:space="0" w:color="auto"/>
-              <w:left w:val="nil"/>
-              <w:bottom w:val="single" w:sz="4" w:space="0" w:color="auto"/>
-              <w:right w:val="nil"/>
-            </w:tcBorders>
-            <w:shd w:val="clear" w:color="auto" w:fill="auto"/>
-            <w:noWrap/>
-            <w:vAlign w:val="bottom"/>
-            <w:hideMark/>
-          </w:tcPr>
-          <w:p>
-            <w:pPr>
-              <w:pStyle w:val="Sansinterligne"/>
-            </w:pPr>
-            <w:r>
-              <w:t>0,1</w:t>
-            </w:r>
-          </w:p>
-        </w:tc>
-      </w:tr>
-      <w:tr>
-        <w:trPr>
-          <w:trHeight w:val="227"/>
-        </w:trPr>
-        <w:tc>
-          <w:tcPr>
-            <w:tcW w:w="3908" w:type="dxa"/>
-            <w:tcBorders>
-              <w:top w:val="single" w:sz="4" w:space="0" w:color="auto"/>
-              <w:left w:val="nil"/>
-              <w:bottom w:val="single" w:sz="4" w:space="0" w:color="auto"/>
-              <w:right w:val="nil"/>
-            </w:tcBorders>
-            <w:shd w:val="clear" w:color="auto" w:fill="auto"/>
-            <w:noWrap/>
-            <w:vAlign w:val="bottom"/>
-            <w:hideMark/>
-          </w:tcPr>
-          <w:p>
-            <w:pPr>
-              <w:pStyle w:val="Sansinterligne"/>
-            </w:pPr>
-            <w:r>
-              <w:t>1,2,3,4,6,7,8-heptachlorodibenzofuran</w:t>
-            </w:r>
-          </w:p>
-        </w:tc>
-        <w:tc>
-          <w:tcPr>
-            <w:tcW w:w="960" w:type="dxa"/>
-            <w:tcBorders>
-              <w:top w:val="single" w:sz="4" w:space="0" w:color="auto"/>
-              <w:left w:val="nil"/>
-              <w:bottom w:val="single" w:sz="4" w:space="0" w:color="auto"/>
-              <w:right w:val="nil"/>
-            </w:tcBorders>
-            <w:shd w:val="clear" w:color="auto" w:fill="auto"/>
-            <w:noWrap/>
-            <w:vAlign w:val="bottom"/>
-            <w:hideMark/>
-          </w:tcPr>
-          <w:p>
-            <w:pPr>
-              <w:pStyle w:val="Sansinterligne"/>
-            </w:pPr>
-            <w:r>
-              <w:t>PCDF</w:t>
-            </w:r>
-          </w:p>
-        </w:tc>
-        <w:tc>
-          <w:tcPr>
-            <w:tcW w:w="1081" w:type="dxa"/>
-            <w:tcBorders>
-              <w:top w:val="single" w:sz="4" w:space="0" w:color="auto"/>
-              <w:left w:val="nil"/>
-              <w:bottom w:val="single" w:sz="4" w:space="0" w:color="auto"/>
-              <w:right w:val="nil"/>
-            </w:tcBorders>
-            <w:shd w:val="clear" w:color="auto" w:fill="auto"/>
-            <w:noWrap/>
-            <w:vAlign w:val="bottom"/>
-            <w:hideMark/>
-          </w:tcPr>
-          <w:p>
-            <w:pPr>
-              <w:pStyle w:val="Sansinterligne"/>
-            </w:pPr>
-            <w:r>
-              <w:t>0,01</w:t>
-            </w:r>
-          </w:p>
-        </w:tc>
-      </w:tr>
-      <w:tr>
-        <w:trPr>
-          <w:trHeight w:val="227"/>
-        </w:trPr>
-        <w:tc>
-          <w:tcPr>
-            <w:tcW w:w="3908" w:type="dxa"/>
-            <w:tcBorders>
-              <w:top w:val="single" w:sz="4" w:space="0" w:color="auto"/>
-              <w:left w:val="nil"/>
-              <w:bottom w:val="single" w:sz="4" w:space="0" w:color="auto"/>
-              <w:right w:val="nil"/>
-            </w:tcBorders>
-            <w:shd w:val="clear" w:color="auto" w:fill="auto"/>
-            <w:noWrap/>
-            <w:vAlign w:val="bottom"/>
-            <w:hideMark/>
-          </w:tcPr>
-          <w:p>
-            <w:pPr>
-              <w:pStyle w:val="Sansinterligne"/>
-            </w:pPr>
-            <w:r>
-              <w:t>1,2,3,4,7,8,9-heptachlorodibenzofuran</w:t>
-            </w:r>
-          </w:p>
-        </w:tc>
-        <w:tc>
-          <w:tcPr>
-            <w:tcW w:w="960" w:type="dxa"/>
-            <w:tcBorders>
-              <w:top w:val="single" w:sz="4" w:space="0" w:color="auto"/>
-              <w:left w:val="nil"/>
-              <w:bottom w:val="single" w:sz="4" w:space="0" w:color="auto"/>
-              <w:right w:val="nil"/>
-            </w:tcBorders>
-            <w:shd w:val="clear" w:color="auto" w:fill="auto"/>
-            <w:noWrap/>
-            <w:vAlign w:val="bottom"/>
-            <w:hideMark/>
-          </w:tcPr>
-          <w:p>
-            <w:pPr>
-              <w:pStyle w:val="Sansinterligne"/>
-            </w:pPr>
-            <w:r>
-              <w:t>PCDF</w:t>
-            </w:r>
-          </w:p>
-        </w:tc>
-        <w:tc>
-          <w:tcPr>
-            <w:tcW w:w="1081" w:type="dxa"/>
-            <w:tcBorders>
-              <w:top w:val="single" w:sz="4" w:space="0" w:color="auto"/>
-              <w:left w:val="nil"/>
-              <w:bottom w:val="single" w:sz="4" w:space="0" w:color="auto"/>
-              <w:right w:val="nil"/>
-            </w:tcBorders>
-            <w:shd w:val="clear" w:color="auto" w:fill="auto"/>
-            <w:noWrap/>
-            <w:vAlign w:val="bottom"/>
-            <w:hideMark/>
-          </w:tcPr>
-          <w:p>
-            <w:pPr>
-              <w:pStyle w:val="Sansinterligne"/>
-            </w:pPr>
-            <w:r>
-              <w:t>0,01</w:t>
-            </w:r>
-          </w:p>
-        </w:tc>
-      </w:tr>
-      <w:tr>
-        <w:trPr>
-          <w:trHeight w:val="227"/>
-        </w:trPr>
-        <w:tc>
-          <w:tcPr>
-            <w:tcW w:w="3908" w:type="dxa"/>
-            <w:tcBorders>
-              <w:top w:val="single" w:sz="4" w:space="0" w:color="auto"/>
-              <w:left w:val="nil"/>
-              <w:bottom w:val="single" w:sz="4" w:space="0" w:color="auto"/>
-              <w:right w:val="nil"/>
-            </w:tcBorders>
-            <w:shd w:val="clear" w:color="auto" w:fill="auto"/>
-            <w:noWrap/>
-            <w:vAlign w:val="bottom"/>
-            <w:hideMark/>
-          </w:tcPr>
-          <w:p>
-            <w:pPr>
-              <w:pStyle w:val="Sansinterligne"/>
-            </w:pPr>
-            <w:r>
-              <w:t>octachlorodibenzofuranne</w:t>
-            </w:r>
-          </w:p>
-        </w:tc>
-        <w:tc>
-          <w:tcPr>
-            <w:tcW w:w="960" w:type="dxa"/>
-            <w:tcBorders>
-              <w:top w:val="single" w:sz="4" w:space="0" w:color="auto"/>
-              <w:left w:val="nil"/>
-              <w:bottom w:val="single" w:sz="4" w:space="0" w:color="auto"/>
-              <w:right w:val="nil"/>
-            </w:tcBorders>
-            <w:shd w:val="clear" w:color="auto" w:fill="auto"/>
-            <w:noWrap/>
-            <w:vAlign w:val="bottom"/>
-            <w:hideMark/>
-          </w:tcPr>
-          <w:p>
-            <w:pPr>
-              <w:pStyle w:val="Sansinterligne"/>
-            </w:pPr>
-            <w:r>
-              <w:t>PCDF</w:t>
-            </w:r>
-          </w:p>
-        </w:tc>
-        <w:tc>
-          <w:tcPr>
-            <w:tcW w:w="1081" w:type="dxa"/>
-            <w:tcBorders>
-              <w:top w:val="single" w:sz="4" w:space="0" w:color="auto"/>
-              <w:left w:val="nil"/>
-              <w:bottom w:val="single" w:sz="4" w:space="0" w:color="auto"/>
-              <w:right w:val="nil"/>
-            </w:tcBorders>
-            <w:shd w:val="clear" w:color="auto" w:fill="auto"/>
-            <w:noWrap/>
-            <w:vAlign w:val="bottom"/>
-            <w:hideMark/>
-          </w:tcPr>
-          <w:p>
-            <w:pPr>
-              <w:pStyle w:val="Sansinterligne"/>
-            </w:pPr>
-            <w:r>
-              <w:t>0,0003</w:t>
-            </w:r>
-          </w:p>
-        </w:tc>
-      </w:tr>
-      <w:tr>
-        <w:trPr>
-          <w:trHeight w:val="227"/>
-        </w:trPr>
-        <w:tc>
-          <w:tcPr>
-            <w:tcW w:w="3908" w:type="dxa"/>
-            <w:tcBorders>
-              <w:top w:val="single" w:sz="4" w:space="0" w:color="auto"/>
-              <w:left w:val="nil"/>
-              <w:bottom w:val="single" w:sz="4" w:space="0" w:color="auto"/>
-              <w:right w:val="nil"/>
-            </w:tcBorders>
-            <w:shd w:val="clear" w:color="auto" w:fill="auto"/>
-            <w:noWrap/>
-            <w:vAlign w:val="bottom"/>
-            <w:hideMark/>
-          </w:tcPr>
-          <w:p>
-            <w:pPr>
-              <w:pStyle w:val="Sansinterligne"/>
-            </w:pPr>
-            <w:r>
-              <w:t>CB 77</w:t>
-            </w:r>
-          </w:p>
-        </w:tc>
-        <w:tc>
-          <w:tcPr>
-            <w:tcW w:w="960" w:type="dxa"/>
-            <w:tcBorders>
-              <w:top w:val="single" w:sz="4" w:space="0" w:color="auto"/>
-              <w:left w:val="nil"/>
-              <w:bottom w:val="single" w:sz="4" w:space="0" w:color="auto"/>
-              <w:right w:val="nil"/>
-            </w:tcBorders>
-            <w:shd w:val="clear" w:color="auto" w:fill="auto"/>
-            <w:noWrap/>
-            <w:vAlign w:val="bottom"/>
-            <w:hideMark/>
-          </w:tcPr>
-          <w:p>
-            <w:pPr>
-              <w:pStyle w:val="Sansinterligne"/>
-            </w:pPr>
-            <w:r>
-              <w:t>DL-PCB</w:t>
-            </w:r>
-          </w:p>
-        </w:tc>
-        <w:tc>
-          <w:tcPr>
-            <w:tcW w:w="1081" w:type="dxa"/>
-            <w:tcBorders>
-              <w:top w:val="single" w:sz="4" w:space="0" w:color="auto"/>
-              <w:left w:val="nil"/>
-              <w:bottom w:val="single" w:sz="4" w:space="0" w:color="auto"/>
-              <w:right w:val="nil"/>
-            </w:tcBorders>
-            <w:shd w:val="clear" w:color="auto" w:fill="auto"/>
-            <w:noWrap/>
-            <w:vAlign w:val="bottom"/>
-            <w:hideMark/>
-          </w:tcPr>
-          <w:p>
-            <w:pPr>
-              <w:pStyle w:val="Sansinterligne"/>
-            </w:pPr>
-            <w:r>
-              <w:t>0,0001</w:t>
-            </w:r>
-          </w:p>
-        </w:tc>
-      </w:tr>
-      <w:tr>
-        <w:trPr>
-          <w:trHeight w:val="227"/>
-        </w:trPr>
-        <w:tc>
-          <w:tcPr>
-            <w:tcW w:w="3908" w:type="dxa"/>
-            <w:tcBorders>
-              <w:top w:val="single" w:sz="4" w:space="0" w:color="auto"/>
-              <w:left w:val="nil"/>
-              <w:bottom w:val="single" w:sz="4" w:space="0" w:color="auto"/>
-              <w:right w:val="nil"/>
-            </w:tcBorders>
-            <w:shd w:val="clear" w:color="auto" w:fill="auto"/>
-            <w:noWrap/>
-            <w:vAlign w:val="bottom"/>
-            <w:hideMark/>
-          </w:tcPr>
-          <w:p>
-            <w:pPr>
-              <w:pStyle w:val="Sansinterligne"/>
-            </w:pPr>
-            <w:r>
-              <w:t>CB 81</w:t>
-            </w:r>
-          </w:p>
-        </w:tc>
-        <w:tc>
-          <w:tcPr>
-            <w:tcW w:w="960" w:type="dxa"/>
-            <w:tcBorders>
-              <w:top w:val="single" w:sz="4" w:space="0" w:color="auto"/>
-              <w:left w:val="nil"/>
-              <w:bottom w:val="single" w:sz="4" w:space="0" w:color="auto"/>
-              <w:right w:val="nil"/>
-            </w:tcBorders>
-            <w:shd w:val="clear" w:color="auto" w:fill="auto"/>
-            <w:noWrap/>
-            <w:vAlign w:val="bottom"/>
-            <w:hideMark/>
-          </w:tcPr>
-          <w:p>
-            <w:pPr>
-              <w:pStyle w:val="Sansinterligne"/>
-            </w:pPr>
-            <w:r>
-              <w:t>DL-PCB</w:t>
-            </w:r>
-          </w:p>
-        </w:tc>
-        <w:tc>
-          <w:tcPr>
-            <w:tcW w:w="1081" w:type="dxa"/>
-            <w:tcBorders>
-              <w:top w:val="single" w:sz="4" w:space="0" w:color="auto"/>
-              <w:left w:val="nil"/>
-              <w:bottom w:val="single" w:sz="4" w:space="0" w:color="auto"/>
-              <w:right w:val="nil"/>
-            </w:tcBorders>
-            <w:shd w:val="clear" w:color="auto" w:fill="auto"/>
-            <w:noWrap/>
-            <w:vAlign w:val="bottom"/>
-            <w:hideMark/>
-          </w:tcPr>
-          <w:p>
-            <w:pPr>
-              <w:pStyle w:val="Sansinterligne"/>
-            </w:pPr>
-            <w:r>
-              <w:t>0,0003</w:t>
-            </w:r>
-          </w:p>
-        </w:tc>
-      </w:tr>
-      <w:tr>
-        <w:trPr>
-          <w:trHeight w:val="227"/>
-        </w:trPr>
-        <w:tc>
-          <w:tcPr>
-            <w:tcW w:w="3908" w:type="dxa"/>
-            <w:tcBorders>
-              <w:top w:val="single" w:sz="4" w:space="0" w:color="auto"/>
-              <w:left w:val="nil"/>
-              <w:bottom w:val="single" w:sz="4" w:space="0" w:color="auto"/>
-              <w:right w:val="nil"/>
-            </w:tcBorders>
-            <w:shd w:val="clear" w:color="auto" w:fill="auto"/>
-            <w:noWrap/>
-            <w:vAlign w:val="bottom"/>
-            <w:hideMark/>
-          </w:tcPr>
-          <w:p>
-            <w:pPr>
-              <w:pStyle w:val="Sansinterligne"/>
-            </w:pPr>
-            <w:r>
-              <w:t>CB 105</w:t>
-            </w:r>
-          </w:p>
-        </w:tc>
-        <w:tc>
-          <w:tcPr>
-            <w:tcW w:w="960" w:type="dxa"/>
-            <w:tcBorders>
-              <w:top w:val="single" w:sz="4" w:space="0" w:color="auto"/>
-              <w:left w:val="nil"/>
-              <w:bottom w:val="single" w:sz="4" w:space="0" w:color="auto"/>
-              <w:right w:val="nil"/>
-            </w:tcBorders>
-            <w:shd w:val="clear" w:color="auto" w:fill="auto"/>
-            <w:noWrap/>
-            <w:vAlign w:val="bottom"/>
-            <w:hideMark/>
-          </w:tcPr>
-          <w:p>
-            <w:pPr>
-              <w:pStyle w:val="Sansinterligne"/>
-            </w:pPr>
-            <w:r>
-              <w:t>DL-PCB</w:t>
-            </w:r>
-          </w:p>
-        </w:tc>
-        <w:tc>
-          <w:tcPr>
-            <w:tcW w:w="1081" w:type="dxa"/>
-            <w:tcBorders>
-              <w:top w:val="single" w:sz="4" w:space="0" w:color="auto"/>
-              <w:left w:val="nil"/>
-              <w:bottom w:val="single" w:sz="4" w:space="0" w:color="auto"/>
-              <w:right w:val="nil"/>
-            </w:tcBorders>
-            <w:shd w:val="clear" w:color="auto" w:fill="auto"/>
-            <w:noWrap/>
-            <w:vAlign w:val="bottom"/>
-            <w:hideMark/>
-          </w:tcPr>
-          <w:p>
-            <w:pPr>
-              <w:pStyle w:val="Sansinterligne"/>
-            </w:pPr>
-            <w:r>
-              <w:t>0,00003</w:t>
-            </w:r>
-          </w:p>
-        </w:tc>
-      </w:tr>
-      <w:tr>
-        <w:trPr>
-          <w:trHeight w:val="227"/>
-        </w:trPr>
-        <w:tc>
-          <w:tcPr>
-            <w:tcW w:w="3908" w:type="dxa"/>
-            <w:tcBorders>
-              <w:top w:val="single" w:sz="4" w:space="0" w:color="auto"/>
-              <w:left w:val="nil"/>
-              <w:bottom w:val="single" w:sz="4" w:space="0" w:color="auto"/>
-              <w:right w:val="nil"/>
-            </w:tcBorders>
-            <w:shd w:val="clear" w:color="auto" w:fill="auto"/>
-            <w:noWrap/>
-            <w:vAlign w:val="bottom"/>
-            <w:hideMark/>
-          </w:tcPr>
-          <w:p>
-            <w:pPr>
-              <w:pStyle w:val="Sansinterligne"/>
-            </w:pPr>
-            <w:r>
-              <w:t>CB 114</w:t>
-            </w:r>
-          </w:p>
-        </w:tc>
-        <w:tc>
-          <w:tcPr>
-            <w:tcW w:w="960" w:type="dxa"/>
-            <w:tcBorders>
-              <w:top w:val="single" w:sz="4" w:space="0" w:color="auto"/>
-              <w:left w:val="nil"/>
-              <w:bottom w:val="single" w:sz="4" w:space="0" w:color="auto"/>
-              <w:right w:val="nil"/>
-            </w:tcBorders>
-            <w:shd w:val="clear" w:color="auto" w:fill="auto"/>
-            <w:noWrap/>
-            <w:vAlign w:val="bottom"/>
-            <w:hideMark/>
-          </w:tcPr>
-          <w:p>
-            <w:pPr>
-              <w:pStyle w:val="Sansinterligne"/>
-            </w:pPr>
-            <w:r>
-              <w:t>DL-PCB</w:t>
-            </w:r>
-          </w:p>
-        </w:tc>
-        <w:tc>
-          <w:tcPr>
-            <w:tcW w:w="1081" w:type="dxa"/>
-            <w:tcBorders>
-              <w:top w:val="single" w:sz="4" w:space="0" w:color="auto"/>
-              <w:left w:val="nil"/>
-              <w:bottom w:val="single" w:sz="4" w:space="0" w:color="auto"/>
-              <w:right w:val="nil"/>
-            </w:tcBorders>
-            <w:shd w:val="clear" w:color="auto" w:fill="auto"/>
-            <w:noWrap/>
-            <w:vAlign w:val="bottom"/>
-            <w:hideMark/>
-          </w:tcPr>
-          <w:p>
-            <w:pPr>
-              <w:pStyle w:val="Sansinterligne"/>
-            </w:pPr>
-            <w:r>
-              <w:t>0,00003</w:t>
-            </w:r>
-          </w:p>
-        </w:tc>
-      </w:tr>
-      <w:tr>
-        <w:trPr>
-          <w:trHeight w:val="227"/>
-        </w:trPr>
-        <w:tc>
-          <w:tcPr>
-            <w:tcW w:w="3908" w:type="dxa"/>
-            <w:tcBorders>
-              <w:top w:val="single" w:sz="4" w:space="0" w:color="auto"/>
-              <w:left w:val="nil"/>
-              <w:bottom w:val="single" w:sz="4" w:space="0" w:color="auto"/>
-              <w:right w:val="nil"/>
-            </w:tcBorders>
-            <w:shd w:val="clear" w:color="auto" w:fill="auto"/>
-            <w:noWrap/>
-            <w:vAlign w:val="bottom"/>
-            <w:hideMark/>
-          </w:tcPr>
-          <w:p>
-            <w:pPr>
-              <w:pStyle w:val="Sansinterligne"/>
-            </w:pPr>
-            <w:r>
-              <w:t>CB 118</w:t>
-            </w:r>
-          </w:p>
-        </w:tc>
-        <w:tc>
-          <w:tcPr>
-            <w:tcW w:w="960" w:type="dxa"/>
-            <w:tcBorders>
-              <w:top w:val="single" w:sz="4" w:space="0" w:color="auto"/>
-              <w:left w:val="nil"/>
-              <w:bottom w:val="single" w:sz="4" w:space="0" w:color="auto"/>
-              <w:right w:val="nil"/>
-            </w:tcBorders>
-            <w:shd w:val="clear" w:color="auto" w:fill="auto"/>
-            <w:noWrap/>
-            <w:vAlign w:val="bottom"/>
-            <w:hideMark/>
-          </w:tcPr>
-          <w:p>
-            <w:pPr>
-              <w:pStyle w:val="Sansinterligne"/>
-            </w:pPr>
-            <w:r>
-              <w:t>DL-PCB</w:t>
-            </w:r>
-          </w:p>
-        </w:tc>
-        <w:tc>
-          <w:tcPr>
-            <w:tcW w:w="1081" w:type="dxa"/>
-            <w:tcBorders>
-              <w:top w:val="single" w:sz="4" w:space="0" w:color="auto"/>
-              <w:left w:val="nil"/>
-              <w:bottom w:val="single" w:sz="4" w:space="0" w:color="auto"/>
-              <w:right w:val="nil"/>
-            </w:tcBorders>
-            <w:shd w:val="clear" w:color="auto" w:fill="auto"/>
-            <w:noWrap/>
-            <w:vAlign w:val="bottom"/>
-            <w:hideMark/>
-          </w:tcPr>
-          <w:p>
-            <w:pPr>
-              <w:pStyle w:val="Sansinterligne"/>
-            </w:pPr>
-            <w:r>
-              <w:t>0,00003</w:t>
-            </w:r>
-          </w:p>
-        </w:tc>
-      </w:tr>
-      <w:tr>
-        <w:trPr>
-          <w:trHeight w:val="227"/>
-        </w:trPr>
-        <w:tc>
-          <w:tcPr>
-            <w:tcW w:w="3908" w:type="dxa"/>
-            <w:tcBorders>
-              <w:top w:val="single" w:sz="4" w:space="0" w:color="auto"/>
-              <w:left w:val="nil"/>
-              <w:bottom w:val="single" w:sz="4" w:space="0" w:color="auto"/>
-              <w:right w:val="nil"/>
-            </w:tcBorders>
-            <w:shd w:val="clear" w:color="auto" w:fill="auto"/>
-            <w:noWrap/>
-            <w:vAlign w:val="bottom"/>
-            <w:hideMark/>
-          </w:tcPr>
-          <w:p>
-            <w:pPr>
-              <w:pStyle w:val="Sansinterligne"/>
-            </w:pPr>
-            <w:r>
-              <w:t>CB 123</w:t>
-            </w:r>
-          </w:p>
-        </w:tc>
-        <w:tc>
-          <w:tcPr>
-            <w:tcW w:w="960" w:type="dxa"/>
-            <w:tcBorders>
-              <w:top w:val="single" w:sz="4" w:space="0" w:color="auto"/>
-              <w:left w:val="nil"/>
-              <w:bottom w:val="single" w:sz="4" w:space="0" w:color="auto"/>
-              <w:right w:val="nil"/>
-            </w:tcBorders>
-            <w:shd w:val="clear" w:color="auto" w:fill="auto"/>
-            <w:noWrap/>
-            <w:vAlign w:val="bottom"/>
-            <w:hideMark/>
-          </w:tcPr>
-          <w:p>
-            <w:pPr>
-              <w:pStyle w:val="Sansinterligne"/>
-            </w:pPr>
-            <w:r>
-              <w:t>DL-PCB</w:t>
-            </w:r>
-          </w:p>
-        </w:tc>
-        <w:tc>
-          <w:tcPr>
-            <w:tcW w:w="1081" w:type="dxa"/>
-            <w:tcBorders>
-              <w:top w:val="single" w:sz="4" w:space="0" w:color="auto"/>
-              <w:left w:val="nil"/>
-              <w:bottom w:val="single" w:sz="4" w:space="0" w:color="auto"/>
-              <w:right w:val="nil"/>
-            </w:tcBorders>
-            <w:shd w:val="clear" w:color="auto" w:fill="auto"/>
-            <w:noWrap/>
-            <w:vAlign w:val="bottom"/>
-            <w:hideMark/>
-          </w:tcPr>
-          <w:p>
-            <w:pPr>
-              <w:pStyle w:val="Sansinterligne"/>
-            </w:pPr>
-            <w:r>
-              <w:t>0,00003</w:t>
-            </w:r>
-          </w:p>
-        </w:tc>
-      </w:tr>
-      <w:tr>
-        <w:trPr>
-          <w:trHeight w:val="227"/>
-        </w:trPr>
-        <w:tc>
-          <w:tcPr>
-            <w:tcW w:w="3908" w:type="dxa"/>
-            <w:tcBorders>
-              <w:top w:val="single" w:sz="4" w:space="0" w:color="auto"/>
-              <w:left w:val="nil"/>
-              <w:bottom w:val="single" w:sz="4" w:space="0" w:color="auto"/>
-              <w:right w:val="nil"/>
-            </w:tcBorders>
-            <w:shd w:val="clear" w:color="auto" w:fill="auto"/>
-            <w:noWrap/>
-            <w:vAlign w:val="bottom"/>
-            <w:hideMark/>
-          </w:tcPr>
-          <w:p>
-            <w:pPr>
-              <w:pStyle w:val="Sansinterligne"/>
-            </w:pPr>
-            <w:r>
-              <w:t>CB 126</w:t>
-            </w:r>
-          </w:p>
-        </w:tc>
-        <w:tc>
-          <w:tcPr>
-            <w:tcW w:w="960" w:type="dxa"/>
-            <w:tcBorders>
-              <w:top w:val="single" w:sz="4" w:space="0" w:color="auto"/>
-              <w:left w:val="nil"/>
-              <w:bottom w:val="single" w:sz="4" w:space="0" w:color="auto"/>
-              <w:right w:val="nil"/>
-            </w:tcBorders>
-            <w:shd w:val="clear" w:color="auto" w:fill="auto"/>
-            <w:noWrap/>
-            <w:vAlign w:val="bottom"/>
-            <w:hideMark/>
-          </w:tcPr>
-          <w:p>
-            <w:pPr>
-              <w:pStyle w:val="Sansinterligne"/>
-            </w:pPr>
-            <w:r>
-              <w:t>DL-PCB</w:t>
-            </w:r>
-          </w:p>
-        </w:tc>
-        <w:tc>
-          <w:tcPr>
-            <w:tcW w:w="1081" w:type="dxa"/>
-            <w:tcBorders>
-              <w:top w:val="single" w:sz="4" w:space="0" w:color="auto"/>
-              <w:left w:val="nil"/>
-              <w:bottom w:val="single" w:sz="4" w:space="0" w:color="auto"/>
-              <w:right w:val="nil"/>
-            </w:tcBorders>
-            <w:shd w:val="clear" w:color="auto" w:fill="auto"/>
-            <w:noWrap/>
-            <w:vAlign w:val="bottom"/>
-            <w:hideMark/>
-          </w:tcPr>
-          <w:p>
-            <w:pPr>
-              <w:pStyle w:val="Sansinterligne"/>
-            </w:pPr>
-            <w:r>
-              <w:t>0,1</w:t>
-            </w:r>
-          </w:p>
-        </w:tc>
-      </w:tr>
-      <w:tr>
-        <w:trPr>
-          <w:trHeight w:val="227"/>
-        </w:trPr>
-        <w:tc>
-          <w:tcPr>
-            <w:tcW w:w="3908" w:type="dxa"/>
-            <w:tcBorders>
-              <w:top w:val="single" w:sz="4" w:space="0" w:color="auto"/>
-              <w:left w:val="nil"/>
-              <w:bottom w:val="single" w:sz="4" w:space="0" w:color="auto"/>
-              <w:right w:val="nil"/>
-            </w:tcBorders>
-            <w:shd w:val="clear" w:color="auto" w:fill="auto"/>
-            <w:noWrap/>
-            <w:vAlign w:val="bottom"/>
-            <w:hideMark/>
-          </w:tcPr>
-          <w:p>
-            <w:pPr>
-              <w:pStyle w:val="Sansinterligne"/>
-            </w:pPr>
-            <w:r>
-              <w:t>CB 156</w:t>
-            </w:r>
-          </w:p>
-        </w:tc>
-        <w:tc>
-          <w:tcPr>
-            <w:tcW w:w="960" w:type="dxa"/>
-            <w:tcBorders>
-              <w:top w:val="single" w:sz="4" w:space="0" w:color="auto"/>
-              <w:left w:val="nil"/>
-              <w:bottom w:val="single" w:sz="4" w:space="0" w:color="auto"/>
-              <w:right w:val="nil"/>
-            </w:tcBorders>
-            <w:shd w:val="clear" w:color="auto" w:fill="auto"/>
-            <w:noWrap/>
-            <w:vAlign w:val="bottom"/>
-            <w:hideMark/>
-          </w:tcPr>
-          <w:p>
-            <w:pPr>
-              <w:pStyle w:val="Sansinterligne"/>
-            </w:pPr>
-            <w:r>
-              <w:t>DL-PCB</w:t>
-            </w:r>
-          </w:p>
-        </w:tc>
-        <w:tc>
-          <w:tcPr>
-            <w:tcW w:w="1081" w:type="dxa"/>
-            <w:tcBorders>
-              <w:top w:val="single" w:sz="4" w:space="0" w:color="auto"/>
-              <w:left w:val="nil"/>
-              <w:bottom w:val="single" w:sz="4" w:space="0" w:color="auto"/>
-              <w:right w:val="nil"/>
-            </w:tcBorders>
-            <w:shd w:val="clear" w:color="auto" w:fill="auto"/>
-            <w:noWrap/>
-            <w:vAlign w:val="bottom"/>
-            <w:hideMark/>
-          </w:tcPr>
-          <w:p>
-            <w:pPr>
-              <w:pStyle w:val="Sansinterligne"/>
-            </w:pPr>
-            <w:r>
-              <w:t>0,00003</w:t>
-            </w:r>
-          </w:p>
-        </w:tc>
-      </w:tr>
-      <w:tr>
-        <w:trPr>
-          <w:trHeight w:val="227"/>
-        </w:trPr>
-        <w:tc>
-          <w:tcPr>
-            <w:tcW w:w="3908" w:type="dxa"/>
-            <w:tcBorders>
-              <w:top w:val="single" w:sz="4" w:space="0" w:color="auto"/>
-              <w:left w:val="nil"/>
-              <w:bottom w:val="single" w:sz="4" w:space="0" w:color="auto"/>
-              <w:right w:val="nil"/>
-            </w:tcBorders>
-            <w:shd w:val="clear" w:color="auto" w:fill="auto"/>
-            <w:noWrap/>
-            <w:vAlign w:val="bottom"/>
-            <w:hideMark/>
-          </w:tcPr>
-          <w:p>
-            <w:pPr>
-              <w:pStyle w:val="Sansinterligne"/>
-            </w:pPr>
-            <w:r>
-              <w:t>CB 157</w:t>
-            </w:r>
-          </w:p>
-        </w:tc>
-        <w:tc>
-          <w:tcPr>
-            <w:tcW w:w="960" w:type="dxa"/>
-            <w:tcBorders>
-              <w:top w:val="single" w:sz="4" w:space="0" w:color="auto"/>
-              <w:left w:val="nil"/>
-              <w:bottom w:val="single" w:sz="4" w:space="0" w:color="auto"/>
-              <w:right w:val="nil"/>
-            </w:tcBorders>
-            <w:shd w:val="clear" w:color="auto" w:fill="auto"/>
-            <w:noWrap/>
-            <w:vAlign w:val="bottom"/>
-            <w:hideMark/>
-          </w:tcPr>
-          <w:p>
-            <w:pPr>
-              <w:pStyle w:val="Sansinterligne"/>
-            </w:pPr>
-            <w:r>
-              <w:t>DL-PCB</w:t>
-            </w:r>
-          </w:p>
-        </w:tc>
-        <w:tc>
-          <w:tcPr>
-            <w:tcW w:w="1081" w:type="dxa"/>
-            <w:tcBorders>
-              <w:top w:val="single" w:sz="4" w:space="0" w:color="auto"/>
-              <w:left w:val="nil"/>
-              <w:bottom w:val="single" w:sz="4" w:space="0" w:color="auto"/>
-              <w:right w:val="nil"/>
-            </w:tcBorders>
-            <w:shd w:val="clear" w:color="auto" w:fill="auto"/>
-            <w:noWrap/>
-            <w:vAlign w:val="bottom"/>
-            <w:hideMark/>
-          </w:tcPr>
-          <w:p>
-            <w:pPr>
-              <w:pStyle w:val="Sansinterligne"/>
-            </w:pPr>
-            <w:r>
-              <w:t>0,00003</w:t>
-            </w:r>
-          </w:p>
-        </w:tc>
-      </w:tr>
-      <w:tr>
-        <w:trPr>
-          <w:trHeight w:val="227"/>
-        </w:trPr>
-        <w:tc>
-          <w:tcPr>
-            <w:tcW w:w="3908" w:type="dxa"/>
-            <w:tcBorders>
-              <w:top w:val="single" w:sz="4" w:space="0" w:color="auto"/>
-              <w:left w:val="nil"/>
-              <w:bottom w:val="single" w:sz="4" w:space="0" w:color="auto"/>
-              <w:right w:val="nil"/>
-            </w:tcBorders>
-            <w:shd w:val="clear" w:color="auto" w:fill="auto"/>
-            <w:noWrap/>
-            <w:vAlign w:val="bottom"/>
-            <w:hideMark/>
-          </w:tcPr>
-          <w:p>
-            <w:pPr>
-              <w:pStyle w:val="Sansinterligne"/>
-            </w:pPr>
-            <w:r>
-              <w:t>CB 167</w:t>
-            </w:r>
-          </w:p>
-        </w:tc>
-        <w:tc>
-          <w:tcPr>
-            <w:tcW w:w="960" w:type="dxa"/>
-            <w:tcBorders>
-              <w:top w:val="single" w:sz="4" w:space="0" w:color="auto"/>
-              <w:left w:val="nil"/>
-              <w:bottom w:val="single" w:sz="4" w:space="0" w:color="auto"/>
-              <w:right w:val="nil"/>
-            </w:tcBorders>
-            <w:shd w:val="clear" w:color="auto" w:fill="auto"/>
-            <w:noWrap/>
-            <w:vAlign w:val="bottom"/>
-            <w:hideMark/>
-          </w:tcPr>
-          <w:p>
-            <w:pPr>
-              <w:pStyle w:val="Sansinterligne"/>
-            </w:pPr>
-            <w:r>
-              <w:t>DL-PCB</w:t>
-            </w:r>
-          </w:p>
-        </w:tc>
-        <w:tc>
-          <w:tcPr>
-            <w:tcW w:w="1081" w:type="dxa"/>
-            <w:tcBorders>
-              <w:top w:val="single" w:sz="4" w:space="0" w:color="auto"/>
-              <w:left w:val="nil"/>
-              <w:bottom w:val="single" w:sz="4" w:space="0" w:color="auto"/>
-              <w:right w:val="nil"/>
-            </w:tcBorders>
-            <w:shd w:val="clear" w:color="auto" w:fill="auto"/>
-            <w:noWrap/>
-            <w:vAlign w:val="bottom"/>
-            <w:hideMark/>
-          </w:tcPr>
-          <w:p>
-            <w:pPr>
-              <w:pStyle w:val="Sansinterligne"/>
-            </w:pPr>
-            <w:r>
-              <w:t>0,00003</w:t>
-            </w:r>
-          </w:p>
-        </w:tc>
-      </w:tr>
-      <w:tr>
-        <w:trPr>
-          <w:trHeight w:val="227"/>
-        </w:trPr>
-        <w:tc>
-          <w:tcPr>
-            <w:tcW w:w="3908" w:type="dxa"/>
-            <w:tcBorders>
-              <w:top w:val="single" w:sz="4" w:space="0" w:color="auto"/>
-              <w:left w:val="nil"/>
-              <w:bottom w:val="single" w:sz="4" w:space="0" w:color="auto"/>
-              <w:right w:val="nil"/>
-            </w:tcBorders>
-            <w:shd w:val="clear" w:color="auto" w:fill="auto"/>
-            <w:noWrap/>
-            <w:vAlign w:val="bottom"/>
-            <w:hideMark/>
-          </w:tcPr>
-          <w:p>
-            <w:pPr>
-              <w:pStyle w:val="Sansinterligne"/>
-            </w:pPr>
-            <w:r>
-              <w:t>CB 169</w:t>
-            </w:r>
-          </w:p>
-        </w:tc>
-        <w:tc>
-          <w:tcPr>
-            <w:tcW w:w="960" w:type="dxa"/>
-            <w:tcBorders>
-              <w:top w:val="single" w:sz="4" w:space="0" w:color="auto"/>
-              <w:left w:val="nil"/>
-              <w:bottom w:val="single" w:sz="4" w:space="0" w:color="auto"/>
-              <w:right w:val="nil"/>
-            </w:tcBorders>
-            <w:shd w:val="clear" w:color="auto" w:fill="auto"/>
-            <w:noWrap/>
-            <w:vAlign w:val="bottom"/>
-            <w:hideMark/>
-          </w:tcPr>
-          <w:p>
-            <w:pPr>
-              <w:pStyle w:val="Sansinterligne"/>
-            </w:pPr>
-            <w:r>
-              <w:t>DL-PCB</w:t>
-            </w:r>
-          </w:p>
-        </w:tc>
-        <w:tc>
-          <w:tcPr>
-            <w:tcW w:w="1081" w:type="dxa"/>
-            <w:tcBorders>
-              <w:top w:val="single" w:sz="4" w:space="0" w:color="auto"/>
-              <w:left w:val="nil"/>
-              <w:bottom w:val="single" w:sz="4" w:space="0" w:color="auto"/>
-              <w:right w:val="nil"/>
-            </w:tcBorders>
-            <w:shd w:val="clear" w:color="auto" w:fill="auto"/>
-            <w:noWrap/>
-            <w:vAlign w:val="bottom"/>
-            <w:hideMark/>
-          </w:tcPr>
-          <w:p>
-            <w:pPr>
-              <w:pStyle w:val="Sansinterligne"/>
-            </w:pPr>
-            <w:r>
-              <w:t>0,03</w:t>
-            </w:r>
-          </w:p>
-        </w:tc>
-      </w:tr>
-      <w:tr>
-        <w:trPr>
-          <w:trHeight w:val="227"/>
-        </w:trPr>
-        <w:tc>
-          <w:tcPr>
-            <w:tcW w:w="3908" w:type="dxa"/>
-            <w:tcBorders>
-              <w:top w:val="single" w:sz="4" w:space="0" w:color="auto"/>
-              <w:left w:val="nil"/>
-              <w:bottom w:val="nil"/>
-              <w:right w:val="nil"/>
-            </w:tcBorders>
-            <w:shd w:val="clear" w:color="auto" w:fill="auto"/>
-            <w:noWrap/>
-            <w:vAlign w:val="bottom"/>
-            <w:hideMark/>
-          </w:tcPr>
-          <w:p>
-            <w:pPr>
-              <w:pStyle w:val="Sansinterligne"/>
-            </w:pPr>
-            <w:r>
-              <w:t>CB 189</w:t>
-            </w:r>
-          </w:p>
-        </w:tc>
-        <w:tc>
-          <w:tcPr>
-            <w:tcW w:w="960" w:type="dxa"/>
-            <w:tcBorders>
-              <w:top w:val="single" w:sz="4" w:space="0" w:color="auto"/>
-              <w:left w:val="nil"/>
-              <w:bottom w:val="nil"/>
-              <w:right w:val="nil"/>
-            </w:tcBorders>
-            <w:shd w:val="clear" w:color="auto" w:fill="auto"/>
-            <w:noWrap/>
-            <w:vAlign w:val="bottom"/>
-            <w:hideMark/>
-          </w:tcPr>
-          <w:p>
-            <w:pPr>
-              <w:pStyle w:val="Sansinterligne"/>
-            </w:pPr>
-            <w:r>
-              <w:t>DL-PCB</w:t>
-            </w:r>
-          </w:p>
-        </w:tc>
-        <w:tc>
-          <w:tcPr>
-            <w:tcW w:w="1081" w:type="dxa"/>
-            <w:tcBorders>
-              <w:top w:val="single" w:sz="4" w:space="0" w:color="auto"/>
-              <w:left w:val="nil"/>
-              <w:bottom w:val="nil"/>
-              <w:right w:val="nil"/>
-            </w:tcBorders>
-            <w:shd w:val="clear" w:color="auto" w:fill="auto"/>
-            <w:noWrap/>
-            <w:vAlign w:val="bottom"/>
-            <w:hideMark/>
-          </w:tcPr>
-          <w:p>
-            <w:pPr>
-              <w:pStyle w:val="Sansinterligne"/>
-            </w:pPr>
-            <w:r>
-              <w:t>0,00003</w:t>
-            </w:r>
-          </w:p>
-        </w:tc>
-      </w:tr>
-    </w:tbl>
-    <w:p>
-      <w:pPr>
-        <w:rPr>
-          <w:lang w:val="en-US"/>
-        </w:rPr>
-      </w:pPr>
-    </w:p>
-    <w:p>
-      <w:pPr>
-        <w:pStyle w:val="Titre2"/>
-        <w:numPr>
-          <w:ilvl w:val="1"/>
-          <w:numId w:val="5"/>
-        </w:numPr>
-        <w:rPr>
-          <w:lang w:val="en-US"/>
-        </w:rPr>
-      </w:pPr>
-      <w:r>
-        <w:rPr>
-          <w:lang w:val="en-US"/>
-        </w:rPr>
-        <w:lastRenderedPageBreak/>
         <w:t>Historical contamination trends</w:t>
       </w:r>
     </w:p>
@@ -3100,8 +537,16 @@
         <w:rPr>
           <w:lang w:val="en-US"/>
         </w:rPr>
-        <w:t>0.025 µg/gww</w:t>
-      </w:r>
+        <w:t>0.025 µg/</w:t>
+      </w:r>
+      <w:proofErr w:type="spellStart"/>
+      <w:r>
+        <w:rPr>
+          <w:lang w:val="en-US"/>
+        </w:rPr>
+        <w:t>gww</w:t>
+      </w:r>
+      <w:proofErr w:type="spellEnd"/>
       <w:r>
         <w:rPr>
           <w:lang w:val="en-US"/>
@@ -3112,7 +557,49 @@
         <w:rPr>
           <w:lang w:val="en-US"/>
         </w:rPr>
-        <w:t xml:space="preserve"> followed by cadmium (0.230 µg/gww), lead (0.249 µg/gww), and copper (2.069 µg/gww). </w:t>
+        <w:t xml:space="preserve"> followed by cadmium (0.230 µg/</w:t>
+      </w:r>
+      <w:proofErr w:type="spellStart"/>
+      <w:r>
+        <w:rPr>
+          <w:lang w:val="en-US"/>
+        </w:rPr>
+        <w:t>gww</w:t>
+      </w:r>
+      <w:proofErr w:type="spellEnd"/>
+      <w:r>
+        <w:rPr>
+          <w:lang w:val="en-US"/>
+        </w:rPr>
+        <w:t>), lead (0.249 µg/</w:t>
+      </w:r>
+      <w:proofErr w:type="spellStart"/>
+      <w:r>
+        <w:rPr>
+          <w:lang w:val="en-US"/>
+        </w:rPr>
+        <w:t>gww</w:t>
+      </w:r>
+      <w:proofErr w:type="spellEnd"/>
+      <w:r>
+        <w:rPr>
+          <w:lang w:val="en-US"/>
+        </w:rPr>
+        <w:t>), and copper (2.069 µg/</w:t>
+      </w:r>
+      <w:proofErr w:type="spellStart"/>
+      <w:r>
+        <w:rPr>
+          <w:lang w:val="en-US"/>
+        </w:rPr>
+        <w:t>gww</w:t>
+      </w:r>
+      <w:proofErr w:type="spellEnd"/>
+      <w:r>
+        <w:rPr>
+          <w:lang w:val="en-US"/>
+        </w:rPr>
+        <w:t xml:space="preserve">). </w:t>
       </w:r>
     </w:p>
     <w:p>
@@ -3304,13 +791,27 @@
         <w:rPr>
           <w:lang w:val="en-US"/>
         </w:rPr>
-        <w:t xml:space="preserve"> from 7.7 to 2.4 µg/gw</w:t>
-      </w:r>
-      <w:r>
-        <w:rPr>
-          <w:lang w:val="en-US"/>
-        </w:rPr>
-        <w:t>w. However,</w:t>
+        <w:t xml:space="preserve"> from 7.7 to 2.4 µg/</w:t>
+      </w:r>
+      <w:proofErr w:type="spellStart"/>
+      <w:r>
+        <w:rPr>
+          <w:lang w:val="en-US"/>
+        </w:rPr>
+        <w:t>gw</w:t>
+      </w:r>
+      <w:r>
+        <w:rPr>
+          <w:lang w:val="en-US"/>
+        </w:rPr>
+        <w:t>w</w:t>
+      </w:r>
+      <w:proofErr w:type="spellEnd"/>
+      <w:r>
+        <w:rPr>
+          <w:lang w:val="en-US"/>
+        </w:rPr>
+        <w:t>. However,</w:t>
       </w:r>
       <w:r>
         <w:rPr>
@@ -3340,7 +841,56 @@
         <w:rPr>
           <w:lang w:val="en-US"/>
         </w:rPr>
-        <w:t xml:space="preserve"> (1 µg/gww) and those observed in the Loire (0.2 µg/gww) and Seine (0.3 µg/gww) estuaries. </w:t>
+        <w:t xml:space="preserve"> (1 µg/</w:t>
+      </w:r>
+      <w:proofErr w:type="spellStart"/>
+      <w:r>
+        <w:rPr>
+          <w:lang w:val="en-US"/>
+        </w:rPr>
+        <w:t>gww</w:t>
+      </w:r>
+      <w:proofErr w:type="spellEnd"/>
+      <w:r>
+        <w:rPr>
+          <w:lang w:val="en-US"/>
+        </w:rPr>
+        <w:t>) and those observed in the Loire (0.2 µg/</w:t>
+      </w:r>
+      <w:proofErr w:type="spellStart"/>
+      <w:r>
+        <w:rPr>
+          <w:lang w:val="en-US"/>
+        </w:rPr>
+        <w:t>gww</w:t>
+      </w:r>
+      <w:proofErr w:type="spellEnd"/>
+      <w:r>
+        <w:rPr>
+          <w:lang w:val="en-US"/>
+        </w:rPr>
+        <w:t>) and Seine (0.3 µg/</w:t>
+      </w:r>
+      <w:proofErr w:type="spellStart"/>
+      <w:r>
+        <w:rPr>
+          <w:lang w:val="en-US"/>
+        </w:rPr>
+        <w:t>gww</w:t>
+      </w:r>
+      <w:proofErr w:type="spellEnd"/>
+      <w:r>
+        <w:rPr>
+          <w:lang w:val="en-US"/>
+        </w:rPr>
+        <w:t xml:space="preserve">) </w:t>
+      </w:r>
+      <w:r>
+        <w:rPr>
+          <w:lang w:val="en-US"/>
+        </w:rPr>
+        <w:lastRenderedPageBreak/>
+        <w:t xml:space="preserve">estuaries. </w:t>
       </w:r>
       <w:r>
         <w:rPr>
@@ -3425,7 +975,6 @@
         <w:rPr>
           <w:lang w:val="en-US"/>
         </w:rPr>
-        <w:lastRenderedPageBreak/>
         <w:t>For</w:t>
       </w:r>
       <w:r>
@@ -3638,7 +1187,21 @@
         <w:rPr>
           <w:lang w:val="en-US"/>
         </w:rPr>
-        <w:t>Lead concentrations show a significant long-term and recent decline in the Loire estuary. No significant trends were identified in the other estuaries, however, results indicate a decreasing trend in the Seine estuary and an increasing trend in the Gironde estuary.</w:t>
+        <w:t xml:space="preserve">Lead concentrations show a significant long-term and recent decline in the Loire estuary. No significant trends were identified in the other </w:t>
+      </w:r>
+      <w:proofErr w:type="gramStart"/>
+      <w:r>
+        <w:rPr>
+          <w:lang w:val="en-US"/>
+        </w:rPr>
+        <w:t>estuaries,</w:t>
+      </w:r>
+      <w:proofErr w:type="gramEnd"/>
+      <w:r>
+        <w:rPr>
+          <w:lang w:val="en-US"/>
+        </w:rPr>
+        <w:t xml:space="preserve"> however, results indicate a decreasing trend in the Seine estuary and an increasing trend in the Gironde estuary.</w:t>
       </w:r>
     </w:p>
     <w:p>
@@ -4025,12 +1588,14 @@
         </w:rPr>
         <w:t>(</w:t>
       </w:r>
+      <w:proofErr w:type="spellStart"/>
       <w:r>
         <w:rPr>
           <w:lang w:val="en-US"/>
         </w:rPr>
         <w:t>ghi</w:t>
       </w:r>
+      <w:proofErr w:type="spellEnd"/>
       <w:r>
         <w:rPr>
           <w:lang w:val="en-US"/>
@@ -4047,7 +1612,21 @@
         <w:rPr>
           <w:lang w:val="en-US"/>
         </w:rPr>
-        <w:t xml:space="preserve"> in the Gironde estuary, where a slight increase is recorded. The long term increase corresponds to a +2% deviation from the threshold and is statistically significant in the recent trend (Spearman’s </w:t>
+        <w:t xml:space="preserve"> in the Gironde estuary, where a slight increase is recorded. The </w:t>
+      </w:r>
+      <w:proofErr w:type="gramStart"/>
+      <w:r>
+        <w:rPr>
+          <w:lang w:val="en-US"/>
+        </w:rPr>
+        <w:t>long term</w:t>
+      </w:r>
+      <w:proofErr w:type="gramEnd"/>
+      <w:r>
+        <w:rPr>
+          <w:lang w:val="en-US"/>
+        </w:rPr>
+        <w:t xml:space="preserve"> increase corresponds to a +2% deviation from the threshold and is statistically significant in the recent trend (Spearman’s </w:t>
       </w:r>
       <w:r>
         <w:t>ρ</w:t>
@@ -4056,7 +1635,21 @@
         <w:rPr>
           <w:lang w:val="en-US"/>
         </w:rPr>
-        <w:t xml:space="preserve"> = 0.76, p.value = 0.002). </w:t>
+        <w:t xml:space="preserve"> = 0.76, </w:t>
+      </w:r>
+      <w:proofErr w:type="spellStart"/>
+      <w:r>
+        <w:rPr>
+          <w:lang w:val="en-US"/>
+        </w:rPr>
+        <w:t>p.value</w:t>
+      </w:r>
+      <w:proofErr w:type="spellEnd"/>
+      <w:r>
+        <w:rPr>
+          <w:lang w:val="en-US"/>
+        </w:rPr>
+        <w:t xml:space="preserve"> = 0.002). </w:t>
       </w:r>
       <w:r>
         <w:rPr>
@@ -4321,7 +1914,21 @@
               <w:rPr>
                 <w:lang w:val="en-US"/>
               </w:rPr>
-              <w:t xml:space="preserve"> Long term evolution of PCBi contamination in the Gironde, Loire and Seine estuaries, expressed as percentage deviation from current ecotoxicological thresholds. </w:t>
+              <w:t xml:space="preserve"> Long term evolution of </w:t>
+            </w:r>
+            <w:proofErr w:type="spellStart"/>
+            <w:r>
+              <w:rPr>
+                <w:lang w:val="en-US"/>
+              </w:rPr>
+              <w:t>PCBi</w:t>
+            </w:r>
+            <w:proofErr w:type="spellEnd"/>
+            <w:r>
+              <w:rPr>
+                <w:lang w:val="en-US"/>
+              </w:rPr>
+              <w:t xml:space="preserve"> contamination in the Gironde, Loire and Seine estuaries, expressed as percentage deviation from current ecotoxicological thresholds. </w:t>
             </w:r>
             <w:r>
               <w:rPr>
@@ -4594,11 +2201,19 @@
               </w:rPr>
               <w:t xml:space="preserve">– Time series of </w:t>
             </w:r>
-            <w:r>
-              <w:rPr>
-                <w:lang w:val="en-US"/>
-              </w:rPr>
-              <w:t>PCBi contamination in the Gironde, Loire and Seine estuaries from 1988 to 2024. Arrows indicate trends over the most recent 15-year period (Spearman’s rank correlation test). Dashed horizontal lines represent current ecotoxicological thresholds.</w:t>
+            <w:proofErr w:type="spellStart"/>
+            <w:r>
+              <w:rPr>
+                <w:lang w:val="en-US"/>
+              </w:rPr>
+              <w:t>PCBi</w:t>
+            </w:r>
+            <w:proofErr w:type="spellEnd"/>
+            <w:r>
+              <w:rPr>
+                <w:lang w:val="en-US"/>
+              </w:rPr>
+              <w:t xml:space="preserve"> contamination in the Gironde, Loire and Seine estuaries from 1988 to 2024. Arrows indicate trends over the most recent 15-year period (Spearman’s rank correlation test). Dashed horizontal lines represent current ecotoxicological thresholds.</w:t>
             </w:r>
           </w:p>
         </w:tc>
@@ -4709,7 +2324,21 @@
               <w:rPr>
                 <w:lang w:val="en-US"/>
               </w:rPr>
-              <w:t xml:space="preserve"> Long term evolution of PCBi contamination in the Gironde, Loire and Seine estuaries, expressed as percentage deviation from current ecotoxicological thresholds. </w:t>
+              <w:t xml:space="preserve"> Long term evolution of </w:t>
+            </w:r>
+            <w:proofErr w:type="spellStart"/>
+            <w:r>
+              <w:rPr>
+                <w:lang w:val="en-US"/>
+              </w:rPr>
+              <w:t>PCBi</w:t>
+            </w:r>
+            <w:proofErr w:type="spellEnd"/>
+            <w:r>
+              <w:rPr>
+                <w:lang w:val="en-US"/>
+              </w:rPr>
+              <w:t xml:space="preserve"> contamination in the Gironde, Loire and Seine estuaries, expressed as percentage deviation from current ecotoxicological thresholds. </w:t>
             </w:r>
             <w:r>
               <w:rPr>
@@ -4803,7 +2432,21 @@
         <w:rPr>
           <w:lang w:val="en-US"/>
         </w:rPr>
-        <w:t>PCB indicators (PCBi)</w:t>
+        <w:t>PCB indicators (</w:t>
+      </w:r>
+      <w:proofErr w:type="spellStart"/>
+      <w:r>
+        <w:rPr>
+          <w:lang w:val="en-US"/>
+        </w:rPr>
+        <w:t>PCBi</w:t>
+      </w:r>
+      <w:proofErr w:type="spellEnd"/>
+      <w:r>
+        <w:rPr>
+          <w:lang w:val="en-US"/>
+        </w:rPr>
+        <w:t>)</w:t>
       </w:r>
       <w:r>
         <w:rPr>
@@ -4851,7 +2494,21 @@
         <w:rPr>
           <w:lang w:val="en-US"/>
         </w:rPr>
-        <w:t>a generally significant lon-term decline in concentrations for all congeners across the three estuaries. In contrast, recent trends over the past 15 years show mostly non-significant changes in contamination levels, with the exception of CB 52 and CB 118 in the Seine estuary, for which slightly significant decreasing trends were observed (p-value = 0.044 and 0.048, for CB 52 and CB 118, respectively).</w:t>
+        <w:t xml:space="preserve">a generally significant </w:t>
+      </w:r>
+      <w:proofErr w:type="spellStart"/>
+      <w:r>
+        <w:rPr>
+          <w:lang w:val="en-US"/>
+        </w:rPr>
+        <w:t>lon</w:t>
+      </w:r>
+      <w:proofErr w:type="spellEnd"/>
+      <w:r>
+        <w:rPr>
+          <w:lang w:val="en-US"/>
+        </w:rPr>
+        <w:t>-term decline in concentrations for all congeners across the three estuaries. In contrast, recent trends over the past 15 years show mostly non-significant changes in contamination levels, with the exception of CB 52 and CB 118 in the Seine estuary, for which slightly significant decreasing trends were observed (p-value = 0.044 and 0.048, for CB 52 and CB 118, respectively).</w:t>
       </w:r>
       <w:r>
         <w:rPr>
@@ -4942,7 +2599,21 @@
         <w:rPr>
           <w:lang w:val="en-US"/>
         </w:rPr>
-        <w:t>The Seine estuary consistently exhibits higher levels of contamination compared to the other estuaries, with congener-specific differences ranging from a 2.5-fold increase for CB153 to a 9-fold increase for CB118. The Gironde and the Loire estuaries display comparable PCBi contamination levels, except for CB 153 and CB180, for which concentrations in the Gironde approach those observed in the Seine.</w:t>
+        <w:t xml:space="preserve">The Seine estuary consistently exhibits higher levels of contamination compared to the other estuaries, with congener-specific differences ranging from a 2.5-fold increase for CB153 to a 9-fold increase for CB118. The Gironde and the Loire estuaries display comparable </w:t>
+      </w:r>
+      <w:proofErr w:type="spellStart"/>
+      <w:r>
+        <w:rPr>
+          <w:lang w:val="en-US"/>
+        </w:rPr>
+        <w:t>PCBi</w:t>
+      </w:r>
+      <w:proofErr w:type="spellEnd"/>
+      <w:r>
+        <w:rPr>
+          <w:lang w:val="en-US"/>
+        </w:rPr>
+        <w:t xml:space="preserve"> contamination levels, except for CB 153 and CB180, for which concentrations in the Gironde approach those observed in the Seine.</w:t>
       </w:r>
     </w:p>
     <w:p>
@@ -4993,7 +2664,21 @@
         <w:rPr>
           <w:lang w:val="en-US"/>
         </w:rPr>
-        <w:t>. In contrast, congeners with intermediate hydrophobicity, associated with the highest bioaccumulation potential, exceed threshold in the Seine estuary (CB 101 and CB138), and in the case of CB 118 (a dioxine-like congeners with higher toxicity), in all estuaries.</w:t>
+        <w:t xml:space="preserve">. In contrast, congeners with intermediate hydrophobicity, associated with the highest bioaccumulation potential, exceed threshold in the Seine estuary (CB 101 and CB138), and in the case of CB 118 (a </w:t>
+      </w:r>
+      <w:proofErr w:type="spellStart"/>
+      <w:r>
+        <w:rPr>
+          <w:lang w:val="en-US"/>
+        </w:rPr>
+        <w:t>dioxine</w:t>
+      </w:r>
+      <w:proofErr w:type="spellEnd"/>
+      <w:r>
+        <w:rPr>
+          <w:lang w:val="en-US"/>
+        </w:rPr>
+        <w:t>-like congeners with higher toxicity), in all estuaries.</w:t>
       </w:r>
     </w:p>
     <w:p>
@@ -5313,24 +2998,13 @@
           <w:lang w:val="en-US"/>
         </w:rPr>
         <w:lastRenderedPageBreak/>
-        <w:t xml:space="preserve">Brominated flame </w:t>
-      </w:r>
-      <w:r>
-        <w:rPr>
-          <w:lang w:val="en-US"/>
-        </w:rPr>
-        <w:t>retardant</w:t>
+        <w:t>Brominated flame retardant</w:t>
       </w:r>
       <w:r>
         <w:rPr>
           <w:lang w:val="en-US"/>
         </w:rPr>
         <w:tab/>
-      </w:r>
-      <w:r>
-        <w:rPr>
-          <w:lang w:val="en-US"/>
-        </w:rPr>
         <w:t>t</w:t>
       </w:r>
     </w:p>
@@ -5622,7 +3296,21 @@
         <w:rPr>
           <w:lang w:val="en-US"/>
         </w:rPr>
-        <w:t xml:space="preserve"> = 0.90, p.value = 0.006).</w:t>
+        <w:t xml:space="preserve"> = 0.90, </w:t>
+      </w:r>
+      <w:proofErr w:type="spellStart"/>
+      <w:r>
+        <w:rPr>
+          <w:lang w:val="en-US"/>
+        </w:rPr>
+        <w:t>p.value</w:t>
+      </w:r>
+      <w:proofErr w:type="spellEnd"/>
+      <w:r>
+        <w:rPr>
+          <w:lang w:val="en-US"/>
+        </w:rPr>
+        <w:t xml:space="preserve"> = 0.006).</w:t>
       </w:r>
     </w:p>
     <w:p>
@@ -5709,12 +3397,20 @@
           <w:lang w:val="en-US"/>
         </w:rPr>
       </w:pPr>
+      <w:proofErr w:type="spellStart"/>
       <w:r>
         <w:rPr>
           <w:lang w:val="en-US"/>
         </w:rPr>
         <w:lastRenderedPageBreak/>
-        <w:t>Perfluorinated compound: PFOS</w:t>
+        <w:t>Perfluorinated</w:t>
+      </w:r>
+      <w:proofErr w:type="spellEnd"/>
+      <w:r>
+        <w:rPr>
+          <w:lang w:val="en-US"/>
+        </w:rPr>
+        <w:t xml:space="preserve"> compound: PFOS</w:t>
       </w:r>
     </w:p>
     <w:tbl>
@@ -6043,7 +3739,21 @@
         <w:rPr>
           <w:lang w:val="en-US"/>
         </w:rPr>
-        <w:t xml:space="preserve">= -0.56, p.value </w:t>
+        <w:t xml:space="preserve">= -0.56, </w:t>
+      </w:r>
+      <w:proofErr w:type="spellStart"/>
+      <w:r>
+        <w:rPr>
+          <w:lang w:val="en-US"/>
+        </w:rPr>
+        <w:t>p.value</w:t>
+      </w:r>
+      <w:proofErr w:type="spellEnd"/>
+      <w:r>
+        <w:rPr>
+          <w:lang w:val="en-US"/>
+        </w:rPr>
+        <w:t xml:space="preserve"> </w:t>
       </w:r>
       <w:r>
         <w:rPr>
